--- a/downloads/workbook/ai-7-week-31.docx
+++ b/downloads/workbook/ai-7-week-31.docx
@@ -997,6 +997,178 @@
         <w:t>Project connection: For the Reproducible AI Research Study, retain an annotated worked trace and the changed-case reasoning. Connect the claim to its records, units and assumptions so another investigator can challenge or reproduce it.</w:t>
       </w:r>
     </w:p>
+    <w:p>
+      <w:pPr>
+        <w:pStyle w:val="Heading1"/>
+      </w:pPr>
+      <w:r>
+        <w:t>13. Project portfolio milestone</w:t>
+      </w:r>
+    </w:p>
+    <w:p>
+      <w:r>
+        <w:t>Project: Reproducible AI Research Study</w:t>
+      </w:r>
+    </w:p>
+    <w:p>
+      <w:r>
+        <w:t>Current milestone: Present and defend. Demonstrate the system, explain one failure and justify the next improvement with evidence.</w:t>
+      </w:r>
+    </w:p>
+    <w:p>
+      <w:r>
+        <w:t>For the Reproducible AI Research Study, retain an annotated worked trace and the changed-case reasoning. Connect the claim to its records, units and assumptions so another investigator can challenge or reproduce it.</w:t>
+      </w:r>
+    </w:p>
+    <w:tbl>
+      <w:tblPr>
+        <w:tblStyle w:val="LightShading-Accent1"/>
+        <w:tblW w:type="auto" w:w="0"/>
+        <w:tblLook w:firstColumn="1" w:firstRow="1" w:lastColumn="0" w:lastRow="0" w:noHBand="0" w:noVBand="1" w:val="04A0"/>
+      </w:tblPr>
+      <w:tblGrid>
+        <w:gridCol w:w="5112"/>
+        <w:gridCol w:w="5112"/>
+      </w:tblGrid>
+      <w:tr>
+        <w:trPr>
+          <w:tblHeader/>
+        </w:trPr>
+        <w:tc>
+          <w:tcPr>
+            <w:tcW w:type="dxa" w:w="5112"/>
+          </w:tcPr>
+          <w:p>
+            <w:r>
+              <w:t>Evidence to keep</w:t>
+            </w:r>
+          </w:p>
+        </w:tc>
+        <w:tc>
+          <w:tcPr>
+            <w:tcW w:type="dxa" w:w="5112"/>
+          </w:tcPr>
+          <w:p>
+            <w:r>
+              <w:t>My record</w:t>
+            </w:r>
+          </w:p>
+        </w:tc>
+      </w:tr>
+      <w:tr>
+        <w:tc>
+          <w:tcPr>
+            <w:tcW w:type="dxa" w:w="5112"/>
+          </w:tcPr>
+          <w:p>
+            <w:r>
+              <w:t>This week’s input and deciding step</w:t>
+            </w:r>
+          </w:p>
+        </w:tc>
+        <w:tc>
+          <w:tcPr>
+            <w:tcW w:type="dxa" w:w="5112"/>
+          </w:tcPr>
+          <w:p>
+            <w:r/>
+          </w:p>
+        </w:tc>
+      </w:tr>
+      <w:tr>
+        <w:tc>
+          <w:tcPr>
+            <w:tcW w:type="dxa" w:w="5112"/>
+          </w:tcPr>
+          <w:p>
+            <w:r>
+              <w:t>Prediction and actual result (or labelled paper trace)</w:t>
+            </w:r>
+          </w:p>
+        </w:tc>
+        <w:tc>
+          <w:tcPr>
+            <w:tcW w:type="dxa" w:w="5112"/>
+          </w:tcPr>
+          <w:p>
+            <w:r/>
+          </w:p>
+        </w:tc>
+      </w:tr>
+      <w:tr>
+        <w:tc>
+          <w:tcPr>
+            <w:tcW w:type="dxa" w:w="5112"/>
+          </w:tcPr>
+          <w:p>
+            <w:r>
+              <w:t>One change since the previous checkpoint and why</w:t>
+            </w:r>
+          </w:p>
+        </w:tc>
+        <w:tc>
+          <w:tcPr>
+            <w:tcW w:type="dxa" w:w="5112"/>
+          </w:tcPr>
+          <w:p>
+            <w:r/>
+          </w:p>
+        </w:tc>
+      </w:tr>
+      <w:tr>
+        <w:tc>
+          <w:tcPr>
+            <w:tcW w:type="dxa" w:w="5112"/>
+          </w:tcPr>
+          <w:p>
+            <w:r>
+              <w:t>One error or limit and the next test</w:t>
+            </w:r>
+          </w:p>
+        </w:tc>
+        <w:tc>
+          <w:tcPr>
+            <w:tcW w:type="dxa" w:w="5112"/>
+          </w:tcPr>
+          <w:p>
+            <w:r/>
+          </w:p>
+        </w:tc>
+      </w:tr>
+    </w:tbl>
+    <w:p>
+      <w:pPr>
+        <w:pStyle w:val="Heading3"/>
+      </w:pPr>
+      <w:r>
+        <w:t>Explain what this week adds to your project. Reuse last week’s record rather than starting again.</w:t>
+      </w:r>
+    </w:p>
+    <w:p>
+      <w:r>
+        <w:t>________________________________________________________________</w:t>
+      </w:r>
+    </w:p>
+    <w:p>
+      <w:r>
+        <w:t>________________________________________________________________</w:t>
+      </w:r>
+    </w:p>
+    <w:p>
+      <w:r>
+        <w:t>________________________________________________________________</w:t>
+      </w:r>
+    </w:p>
+    <w:p>
+      <w:r>
+        <w:t>________________________________________________________________</w:t>
+      </w:r>
+    </w:p>
+    <w:p>
+      <w:r>
+        <w:t>________________________________________________________________</w:t>
+      </w:r>
+    </w:p>
     <w:sectPr>
       <w:pgSz w:w="12240" w:h="15840"/>
       <w:pgMar w:top="936" w:right="1008" w:bottom="936" w:left="1008" w:header="720" w:footer="720" w:gutter="0"/>

--- a/downloads/workbook/ai-7-week-31.docx
+++ b/downloads/workbook/ai-7-week-31.docx
@@ -1169,6 +1169,235 @@
         <w:t>________________________________________________________________</w:t>
       </w:r>
     </w:p>
+    <w:p>
+      <w:pPr>
+        <w:pStyle w:val="Heading1"/>
+      </w:pPr>
+      <w:r>
+        <w:t>14. Supported practice and learning evidence</w:t>
+      </w:r>
+    </w:p>
+    <w:p>
+      <w:r>
+        <w:t>Use this supported practice once, in the browser or on paper. Keep the reserved independent assessment for a separate first attempt before teacher feedback.</w:t>
+      </w:r>
+    </w:p>
+    <w:p>
+      <w:r>
+        <w:t>Write results without enlarging them. A fictional study evaluates answer support on twelve fixed questions from one approved collection.</w:t>
+      </w:r>
+    </w:p>
+    <w:p>
+      <w:pPr>
+        <w:pStyle w:val="Heading3"/>
+      </w:pPr>
+      <w:r>
+        <w:t>Practice 1: explain the deciding evidence</w:t>
+      </w:r>
+    </w:p>
+    <w:p>
+      <w:r>
+        <w:t>Which labelled step matches this detail? Do not infer that children learn more from this answer-support measure.</w:t>
+      </w:r>
+    </w:p>
+    <w:p>
+      <w:r>
+        <w:t>1. Report the observation</w:t>
+      </w:r>
+    </w:p>
+    <w:p>
+      <w:r>
+        <w:t>2. Link to the method</w:t>
+      </w:r>
+    </w:p>
+    <w:p>
+      <w:r>
+        <w:t>3. State limits</w:t>
+      </w:r>
+    </w:p>
+    <w:p>
+      <w:pPr>
+        <w:pStyle w:val="Heading3"/>
+      </w:pPr>
+      <w:r>
+        <w:t>My selected conclusion, deciding fact and explanation</w:t>
+      </w:r>
+    </w:p>
+    <w:p>
+      <w:r>
+        <w:t>________________________________________________________________</w:t>
+      </w:r>
+    </w:p>
+    <w:p>
+      <w:r>
+        <w:t>________________________________________________________________</w:t>
+      </w:r>
+    </w:p>
+    <w:p>
+      <w:r>
+        <w:t>________________________________________________________________</w:t>
+      </w:r>
+    </w:p>
+    <w:p>
+      <w:r>
+        <w:t>________________________________________________________________</w:t>
+      </w:r>
+    </w:p>
+    <w:p>
+      <w:r>
+        <w:t>________________________________________________________________</w:t>
+      </w:r>
+    </w:p>
+    <w:p>
+      <w:r>
+        <w:t>Hint if needed: Read the steps in the pictorial case. Match the supplied detail to the stage that performs or records it.</w:t>
+      </w:r>
+    </w:p>
+    <w:p>
+      <w:r>
+        <w:t>After your attempt, compare with the supported explanation: State limits Do not infer that children learn more from this answer-support measure. Results describe what was measured; limitations prevent substitution of a different outcome or population. A small descriptive improvement needs its scope attached.</w:t>
+      </w:r>
+    </w:p>
+    <w:p>
+      <w:pPr>
+        <w:pStyle w:val="Heading3"/>
+      </w:pPr>
+      <w:r>
+        <w:t>Practice 2: explain the deciding evidence</w:t>
+      </w:r>
+    </w:p>
+    <w:p>
+      <w:r>
+        <w:t>Changed-case practice: Write "B makes every student smarter". Which conclusion is supported by the supplied facts?</w:t>
+      </w:r>
+    </w:p>
+    <w:p>
+      <w:r>
+        <w:t>1. We can decide the result without examining the changed input or the procedure.</w:t>
+      </w:r>
+    </w:p>
+    <w:p>
+      <w:r>
+        <w:t>2. This one example guarantees correct results for every future input.</w:t>
+      </w:r>
+    </w:p>
+    <w:p>
+      <w:r>
+        <w:t>3. Remove that sentence as unsupported by the study.</w:t>
+      </w:r>
+    </w:p>
+    <w:p>
+      <w:pPr>
+        <w:pStyle w:val="Heading3"/>
+      </w:pPr>
+      <w:r>
+        <w:t>My selected conclusion, deciding fact and explanation</w:t>
+      </w:r>
+    </w:p>
+    <w:p>
+      <w:r>
+        <w:t>________________________________________________________________</w:t>
+      </w:r>
+    </w:p>
+    <w:p>
+      <w:r>
+        <w:t>________________________________________________________________</w:t>
+      </w:r>
+    </w:p>
+    <w:p>
+      <w:r>
+        <w:t>________________________________________________________________</w:t>
+      </w:r>
+    </w:p>
+    <w:p>
+      <w:r>
+        <w:t>________________________________________________________________</w:t>
+      </w:r>
+    </w:p>
+    <w:p>
+      <w:r>
+        <w:t>________________________________________________________________</w:t>
+      </w:r>
+    </w:p>
+    <w:p>
+      <w:r>
+        <w:t>Hint if needed: Use the changed condition and the deciding step in the pictorial trace. The answer must say what follows from those facts.</w:t>
+      </w:r>
+    </w:p>
+    <w:p>
+      <w:r>
+        <w:t>After your attempt, compare with the supported explanation: Remove that sentence as unsupported by the study. The measured unit was answers, not student understanding or intelligence.</w:t>
+      </w:r>
+    </w:p>
+    <w:p>
+      <w:pPr>
+        <w:pStyle w:val="Heading3"/>
+      </w:pPr>
+      <w:r>
+        <w:t>Repair a missing building block</w:t>
+      </w:r>
+    </w:p>
+    <w:p>
+      <w:r>
+        <w:t>Review Writing the methods section (ai-7/30). Goal: Explain the mechanism and terminology of writing the methods section. Short practice: Apply the inclusive four-character rule to oak, pine and willow. Which label changes under greater-than-four, and what method detail allows another team to reproduce the distinction?. Return to this week and explain what you changed.</w:t>
+      </w:r>
+    </w:p>
+    <w:p>
+      <w:r>
+        <w:t>Review Negative results and claim revision (ai-7/28). Goal: Explain the mechanism and terminology of negative results and claim revision. Short practice: Does a 6/8 tie support the prediction that B scores higher? Explain why one newly selected favourable demonstration does not replace the original result or prove equivalence.. Return to this week and explain what you changed.</w:t>
+      </w:r>
+    </w:p>
+    <w:p>
+      <w:r>
+        <w:t>Review Running the primary experiment (ai-7/25). Goal: Explain the mechanism and terminology of running the primary experiment. Short practice: Compute A’s and B’s six-case counts and identify the cases that favour each. How must a B revision tuned on case four be labelled when evaluated again on the same set?. Return to this week and explain what you changed.</w:t>
+      </w:r>
+    </w:p>
+    <w:p>
+      <w:pPr>
+        <w:pStyle w:val="Heading3"/>
+      </w:pPr>
+      <w:r>
+        <w:t>Keep your completed work</w:t>
+      </w:r>
+    </w:p>
+    <w:p>
+      <w:r>
+        <w:t>Use Download completed work in the hosted lesson to export your answers, reflections, practice feedback and code-run evidence. Open the HTML copy to read or print it. Drafts stay in this browser when storage is available; clear drafts on a shared device.</w:t>
+      </w:r>
+    </w:p>
+    <w:p>
+      <w:pPr>
+        <w:pStyle w:val="Heading3"/>
+      </w:pPr>
+      <w:r>
+        <w:t>What I repaired, the evidence I kept and the next test</w:t>
+      </w:r>
+    </w:p>
+    <w:p>
+      <w:r>
+        <w:t>________________________________________________________________</w:t>
+      </w:r>
+    </w:p>
+    <w:p>
+      <w:r>
+        <w:t>________________________________________________________________</w:t>
+      </w:r>
+    </w:p>
+    <w:p>
+      <w:r>
+        <w:t>________________________________________________________________</w:t>
+      </w:r>
+    </w:p>
+    <w:p>
+      <w:r>
+        <w:t>________________________________________________________________</w:t>
+      </w:r>
+    </w:p>
+    <w:p>
+      <w:r>
+        <w:t>________________________________________________________________</w:t>
+      </w:r>
+    </w:p>
     <w:sectPr>
       <w:pgSz w:w="12240" w:h="15840"/>
       <w:pgMar w:top="936" w:right="1008" w:bottom="936" w:left="1008" w:header="720" w:footer="720" w:gutter="0"/>

--- a/downloads/workbook/ai-7-week-31.docx
+++ b/downloads/workbook/ai-7-week-31.docx
@@ -30,33 +30,45 @@
     </w:p>
     <w:p>
       <w:r>
-        <w:t>Try the recall before opening notes. Then use a different colour or a labelled second line to correct your explanation.</w:t>
+        <w:t>Record your starting explanation for Writing results and limitations before opening notes. Show any later correction separately.</w:t>
       </w:r>
     </w:p>
     <w:p>
       <w:pPr>
-        <w:pStyle w:val="Heading3"/>
-      </w:pPr>
-      <w:r>
-        <w:t>Writing the methods section</w:t>
+        <w:spacing w:line="336" w:lineRule="auto" w:after="180"/>
+      </w:pPr>
+      <w:r>
+        <w:rPr>
+          <w:b w:val="0"/>
+        </w:rPr>
+        <w:t>Try the recall before opening notes. Then use a different colour or a labelled second line to correct your explanation.</w:t>
       </w:r>
     </w:p>
     <w:p>
-      <w:r>
-        <w:t>Without opening the old lesson, explain one key idea from Writing the methods section. Give an example and a mistake that the idea helps you avoid.</w:t>
+      <w:pPr>
+        <w:pStyle w:val="Heading3"/>
+      </w:pPr>
+      <w:r>
+        <w:t>Writing the methods section</w:t>
       </w:r>
     </w:p>
     <w:p>
       <w:pPr>
-        <w:pStyle w:val="Heading3"/>
-      </w:pPr>
-      <w:r>
-        <w:t>My remembered idea, example and correction</w:t>
+        <w:spacing w:line="336" w:lineRule="auto" w:after="180"/>
+      </w:pPr>
+      <w:r>
+        <w:rPr>
+          <w:b w:val="0"/>
+        </w:rPr>
+        <w:t>Without opening the old lesson, explain one key idea from Writing the methods section. Give an example and a mistake that the idea helps you avoid.</w:t>
       </w:r>
     </w:p>
     <w:p>
-      <w:r>
-        <w:t>________________________________________________________________</w:t>
+      <w:pPr>
+        <w:pStyle w:val="Heading3"/>
+      </w:pPr>
+      <w:r>
+        <w:t>My remembered idea, example and correction</w:t>
       </w:r>
     </w:p>
     <w:p>
@@ -70,29 +82,35 @@
       </w:r>
     </w:p>
     <w:p>
-      <w:pPr>
-        <w:pStyle w:val="Heading3"/>
-      </w:pPr>
-      <w:r>
-        <w:t>Negative results and claim revision</w:t>
+      <w:r>
+        <w:t>________________________________________________________________</w:t>
       </w:r>
     </w:p>
     <w:p>
-      <w:r>
-        <w:t>Without opening the old lesson, explain one key idea from Negative results and claim revision. Give an example and a mistake that the idea helps you avoid.</w:t>
+      <w:pPr>
+        <w:pStyle w:val="Heading3"/>
+      </w:pPr>
+      <w:r>
+        <w:t>Negative results and claim revision</w:t>
       </w:r>
     </w:p>
     <w:p>
       <w:pPr>
-        <w:pStyle w:val="Heading3"/>
-      </w:pPr>
-      <w:r>
-        <w:t>My remembered idea, example and correction</w:t>
+        <w:spacing w:line="336" w:lineRule="auto" w:after="180"/>
+      </w:pPr>
+      <w:r>
+        <w:rPr>
+          <w:b w:val="0"/>
+        </w:rPr>
+        <w:t>Without opening the old lesson, explain one key idea from Negative results and claim revision. Give an example and a mistake that the idea helps you avoid.</w:t>
       </w:r>
     </w:p>
     <w:p>
-      <w:r>
-        <w:t>________________________________________________________________</w:t>
+      <w:pPr>
+        <w:pStyle w:val="Heading3"/>
+      </w:pPr>
+      <w:r>
+        <w:t>My remembered idea, example and correction</w:t>
       </w:r>
     </w:p>
     <w:p>
@@ -106,29 +124,35 @@
       </w:r>
     </w:p>
     <w:p>
-      <w:pPr>
-        <w:pStyle w:val="Heading3"/>
-      </w:pPr>
-      <w:r>
-        <w:t>Running the primary experiment</w:t>
+      <w:r>
+        <w:t>________________________________________________________________</w:t>
       </w:r>
     </w:p>
     <w:p>
-      <w:r>
-        <w:t>Without opening the old lesson, explain one key idea from Running the primary experiment. Give an example and a mistake that the idea helps you avoid.</w:t>
+      <w:pPr>
+        <w:pStyle w:val="Heading3"/>
+      </w:pPr>
+      <w:r>
+        <w:t>Running the primary experiment</w:t>
       </w:r>
     </w:p>
     <w:p>
       <w:pPr>
-        <w:pStyle w:val="Heading3"/>
-      </w:pPr>
-      <w:r>
-        <w:t>My remembered idea, example and correction</w:t>
+        <w:spacing w:line="336" w:lineRule="auto" w:after="180"/>
+      </w:pPr>
+      <w:r>
+        <w:rPr>
+          <w:b w:val="0"/>
+        </w:rPr>
+        <w:t>Without opening the old lesson, explain one key idea from Running the primary experiment. Give an example and a mistake that the idea helps you avoid.</w:t>
       </w:r>
     </w:p>
     <w:p>
-      <w:r>
-        <w:t>________________________________________________________________</w:t>
+      <w:pPr>
+        <w:pStyle w:val="Heading3"/>
+      </w:pPr>
+      <w:r>
+        <w:t>My remembered idea, example and correction</w:t>
       </w:r>
     </w:p>
     <w:p>
@@ -142,15 +166,31 @@
       </w:r>
     </w:p>
     <w:p>
-      <w:pPr>
-        <w:pStyle w:val="Heading1"/>
-      </w:pPr>
-      <w:r>
-        <w:t>02. Practise with fading help</w:t>
+      <w:r>
+        <w:t>________________________________________________________________</w:t>
       </w:r>
     </w:p>
     <w:p>
-      <w:r>
+      <w:pPr>
+        <w:pStyle w:val="Heading1"/>
+      </w:pPr>
+      <w:r>
+        <w:t>02. Practise with fading help</w:t>
+      </w:r>
+    </w:p>
+    <w:p>
+      <w:r>
+        <w:t>Complete the supported Writing results and limitations trace and record the first step you can explain without help.</w:t>
+      </w:r>
+    </w:p>
+    <w:p>
+      <w:pPr>
+        <w:spacing w:line="336" w:lineRule="auto" w:after="180"/>
+      </w:pPr>
+      <w:r>
+        <w:rPr>
+          <w:b w:val="0"/>
+        </w:rPr>
         <w:t>Use W2: Trace the worked case for Writing results and limitations. Record the answer once; the lesson and workbook refer to the same attempt.</w:t>
       </w:r>
     </w:p>
@@ -279,25 +319,37 @@
     </w:p>
     <w:p>
       <w:r>
-        <w:t>Use the worked case for Writing results and limitations. Proposed explanation: “The worked result establishes every future case”. Decide whether this explanation is supported. Point to the step or supplied fact that decides; explain your repair if needed.</w:t>
+        <w:t>Check the proposed Writing results and limitations explanation against the supplied facts before discussing it.</w:t>
       </w:r>
     </w:p>
     <w:p>
       <w:pPr>
-        <w:pStyle w:val="Heading3"/>
-      </w:pPr>
-      <w:r>
-        <w:t>My explanation before partner discussion</w:t>
+        <w:spacing w:line="336" w:lineRule="auto" w:after="180"/>
+      </w:pPr>
+      <w:r>
+        <w:rPr>
+          <w:b w:val="0"/>
+        </w:rPr>
+        <w:t>Use the worked case for Writing results and limitations. Proposed explanation: “The worked result establishes every future case”. Decide whether this explanation is supported.</w:t>
       </w:r>
     </w:p>
     <w:p>
-      <w:r>
-        <w:t>________________________________________________________________</w:t>
+      <w:pPr>
+        <w:spacing w:line="336" w:lineRule="auto" w:after="180"/>
+      </w:pPr>
+      <w:r>
+        <w:rPr>
+          <w:b w:val="0"/>
+        </w:rPr>
+        <w:t>Point to the step or supplied fact that decides; explain your repair if needed.</w:t>
       </w:r>
     </w:p>
     <w:p>
-      <w:r>
-        <w:t>________________________________________________________________</w:t>
+      <w:pPr>
+        <w:pStyle w:val="Heading3"/>
+      </w:pPr>
+      <w:r>
+        <w:t>My explanation before partner discussion</w:t>
       </w:r>
     </w:p>
     <w:p>
@@ -311,47 +363,53 @@
       </w:r>
     </w:p>
     <w:p>
-      <w:pPr>
-        <w:pStyle w:val="Heading1"/>
-      </w:pPr>
-      <w:r>
-        <w:t>04. Independent transfer case</w:t>
+      <w:r>
+        <w:t>________________________________________________________________</w:t>
       </w:r>
     </w:p>
     <w:p>
-      <w:pPr>
-        <w:pStyle w:val="Heading3"/>
-      </w:pPr>
-      <w:r>
-        <w:t>Independent case: Apply a new case independently</w:t>
+      <w:r>
+        <w:t>________________________________________________________________</w:t>
       </w:r>
     </w:p>
     <w:p>
-      <w:r>
-        <w:t>Candidate10/15, baseline9/15; no timings measured. Write result and two limits.</w:t>
+      <w:pPr>
+        <w:pStyle w:val="Heading1"/>
+      </w:pPr>
+      <w:r>
+        <w:t>04. Independent transfer case</w:t>
       </w:r>
     </w:p>
     <w:p>
-      <w:pPr>
-        <w:pStyle w:val="Heading3"/>
-      </w:pPr>
-      <w:r>
-        <w:t>My independent explanation, trace and limits</w:t>
+      <w:r>
+        <w:t>Write one first attempt at the reserved independent case before feedback. Repeated copies of that case refer to the same recorded attempt.</w:t>
       </w:r>
     </w:p>
     <w:p>
-      <w:r>
-        <w:t>________________________________________________________________</w:t>
+      <w:pPr>
+        <w:pStyle w:val="Heading3"/>
+      </w:pPr>
+      <w:r>
+        <w:t>Independent case: Apply a new case independently</w:t>
       </w:r>
     </w:p>
     <w:p>
-      <w:r>
-        <w:t>________________________________________________________________</w:t>
+      <w:pPr>
+        <w:spacing w:line="336" w:lineRule="auto" w:after="180"/>
+      </w:pPr>
+      <w:r>
+        <w:rPr>
+          <w:b w:val="0"/>
+        </w:rPr>
+        <w:t>Candidate10/15, baseline9/15; no timings measured. Write result and two limits.</w:t>
       </w:r>
     </w:p>
     <w:p>
-      <w:r>
-        <w:t>________________________________________________________________</w:t>
+      <w:pPr>
+        <w:pStyle w:val="Heading3"/>
+      </w:pPr>
+      <w:r>
+        <w:t>My independent explanation, trace and limits</w:t>
       </w:r>
     </w:p>
     <w:p>
@@ -376,48 +434,96 @@
     </w:p>
     <w:p>
       <w:r>
-        <w:t>Attempt this case before feedback. Record any help. Earlier examples below are further practice; a case already practised with feedback cannot establish fresh transfer.</w:t>
+        <w:t>________________________________________________________________</w:t>
       </w:r>
     </w:p>
     <w:p>
-      <w:pPr>
-        <w:pStyle w:val="Heading1"/>
-      </w:pPr>
-      <w:r>
-        <w:t>05. W1 Explain the mechanism</w:t>
+      <w:r>
+        <w:t>________________________________________________________________</w:t>
       </w:r>
     </w:p>
     <w:p>
       <w:r>
-        <w:t>Explain the weekly mechanism in your own words. Use the worked scenario to name its input, decision rule and output.</w:t>
+        <w:t>________________________________________________________________</w:t>
       </w:r>
     </w:p>
     <w:p>
       <w:pPr>
-        <w:pStyle w:val="Heading3"/>
-      </w:pPr>
-      <w:r>
-        <w:t>My reasoning and evidence</w:t>
+        <w:spacing w:line="336" w:lineRule="auto" w:after="180"/>
+      </w:pPr>
+      <w:r>
+        <w:rPr>
+          <w:b w:val="0"/>
+        </w:rPr>
+        <w:t>Attempt this case before feedback. Record any help. Earlier examples below are further practice; a case already practised with feedback cannot establish fresh transfer.</w:t>
       </w:r>
     </w:p>
     <w:p>
-      <w:r>
-        <w:t>________________________________________________________________</w:t>
+      <w:pPr>
+        <w:pStyle w:val="Heading1"/>
+      </w:pPr>
+      <w:r>
+        <w:t>05. W1 Explain the mechanism</w:t>
       </w:r>
     </w:p>
     <w:p>
       <w:r>
-        <w:t>________________________________________________________________</w:t>
+        <w:t>Explain the mechanism. Apply the supplied Writing results and limitations facts and keep your reasoning.</w:t>
       </w:r>
     </w:p>
     <w:p>
-      <w:r>
-        <w:t>________________________________________________________________</w:t>
+      <w:pPr>
+        <w:spacing w:line="336" w:lineRule="auto" w:after="180"/>
+      </w:pPr>
+      <w:r>
+        <w:rPr>
+          <w:b w:val="0"/>
+        </w:rPr>
+        <w:t xml:space="preserve">Explain the weekly </w:t>
+      </w:r>
+      <w:r>
+        <w:rPr>
+          <w:b/>
+        </w:rPr>
+        <w:t>mechanism</w:t>
+      </w:r>
+      <w:r>
+        <w:rPr>
+          <w:b w:val="0"/>
+        </w:rPr>
+        <w:t xml:space="preserve"> in your own words. Use the worked scenario to name its </w:t>
+      </w:r>
+      <w:r>
+        <w:rPr>
+          <w:b/>
+        </w:rPr>
+        <w:t>input</w:t>
+      </w:r>
+      <w:r>
+        <w:rPr>
+          <w:b w:val="0"/>
+        </w:rPr>
+        <w:t xml:space="preserve">, decision rule and </w:t>
+      </w:r>
+      <w:r>
+        <w:rPr>
+          <w:b/>
+        </w:rPr>
+        <w:t>output</w:t>
+      </w:r>
+      <w:r>
+        <w:rPr>
+          <w:b w:val="0"/>
+        </w:rPr>
+        <w:t>.</w:t>
       </w:r>
     </w:p>
     <w:p>
-      <w:r>
-        <w:t>________________________________________________________________</w:t>
+      <w:pPr>
+        <w:pStyle w:val="Heading3"/>
+      </w:pPr>
+      <w:r>
+        <w:t>My reasoning and evidence</w:t>
       </w:r>
     </w:p>
     <w:p>
@@ -431,24 +537,18 @@
       </w:r>
     </w:p>
     <w:p>
-      <w:pPr>
-        <w:pStyle w:val="Heading1"/>
-      </w:pPr>
-      <w:r>
-        <w:t>06. W2 Trace the worked case</w:t>
+      <w:r>
+        <w:t>________________________________________________________________</w:t>
       </w:r>
     </w:p>
     <w:p>
       <w:r>
-        <w:t>B passes9/12, A8/12; three B failures all concern conflicting sources. No user study occurred. Show the intermediate steps and give the conclusion with its scope.</w:t>
+        <w:t>________________________________________________________________</w:t>
       </w:r>
     </w:p>
     <w:p>
-      <w:pPr>
-        <w:pStyle w:val="Heading3"/>
-      </w:pPr>
-      <w:r>
-        <w:t>My reasoning and evidence</w:t>
+      <w:r>
+        <w:t>________________________________________________________________</w:t>
       </w:r>
     </w:p>
     <w:p>
@@ -457,23 +557,35 @@
       </w:r>
     </w:p>
     <w:p>
-      <w:r>
-        <w:t>________________________________________________________________</w:t>
+      <w:pPr>
+        <w:pStyle w:val="Heading1"/>
+      </w:pPr>
+      <w:r>
+        <w:t>06. W2 Trace the worked case</w:t>
       </w:r>
     </w:p>
     <w:p>
       <w:r>
-        <w:t>________________________________________________________________</w:t>
+        <w:t>Trace the worked case. Apply the supplied Writing results and limitations facts and keep your reasoning.</w:t>
       </w:r>
     </w:p>
     <w:p>
-      <w:r>
-        <w:t>________________________________________________________________</w:t>
+      <w:pPr>
+        <w:spacing w:line="336" w:lineRule="auto" w:after="180"/>
+      </w:pPr>
+      <w:r>
+        <w:rPr>
+          <w:b w:val="0"/>
+        </w:rPr>
+        <w:t>B passes9/12, A8/12; three B failures all concern conflicting sources. No user study occurred. Show the intermediate steps and give the conclusion with its scope.</w:t>
       </w:r>
     </w:p>
     <w:p>
-      <w:r>
-        <w:t>________________________________________________________________</w:t>
+      <w:pPr>
+        <w:pStyle w:val="Heading3"/>
+      </w:pPr>
+      <w:r>
+        <w:t>My reasoning and evidence</w:t>
       </w:r>
     </w:p>
     <w:p>
@@ -487,24 +599,18 @@
       </w:r>
     </w:p>
     <w:p>
-      <w:pPr>
-        <w:pStyle w:val="Heading1"/>
-      </w:pPr>
-      <w:r>
-        <w:t>07. W3 Audit the limit</w:t>
+      <w:r>
+        <w:t>________________________________________________________________</w:t>
       </w:r>
     </w:p>
     <w:p>
       <w:r>
-        <w:t>A report omits this qualification: A limitation should directly bound the corresponding claim rather than contradict an oversized headline. Explain how omitting it could change a reader's interpretation, and write an accurate replacement.</w:t>
+        <w:t>________________________________________________________________</w:t>
       </w:r>
     </w:p>
     <w:p>
-      <w:pPr>
-        <w:pStyle w:val="Heading3"/>
-      </w:pPr>
-      <w:r>
-        <w:t>My reasoning and evidence</w:t>
+      <w:r>
+        <w:t>________________________________________________________________</w:t>
       </w:r>
     </w:p>
     <w:p>
@@ -518,44 +624,68 @@
       </w:r>
     </w:p>
     <w:p>
-      <w:r>
-        <w:t>________________________________________________________________</w:t>
+      <w:pPr>
+        <w:pStyle w:val="Heading1"/>
+      </w:pPr>
+      <w:r>
+        <w:t>07. W3 Audit the limit</w:t>
       </w:r>
     </w:p>
     <w:p>
       <w:r>
-        <w:t>________________________________________________________________</w:t>
+        <w:t>Audit the limit. Apply the supplied Writing results and limitations facts and keep your reasoning.</w:t>
       </w:r>
     </w:p>
     <w:p>
-      <w:r>
-        <w:t>________________________________________________________________</w:t>
+      <w:pPr>
+        <w:spacing w:line="336" w:lineRule="auto" w:after="180"/>
+      </w:pPr>
+      <w:r>
+        <w:rPr>
+          <w:b w:val="0"/>
+        </w:rPr>
+        <w:t>A report omits this qualification: A limitation should directly bound the corresponding claim rather than contradict an oversized headline.</w:t>
       </w:r>
     </w:p>
     <w:p>
-      <w:r>
-        <w:t>________________________________________________________________</w:t>
+      <w:pPr>
+        <w:spacing w:line="336" w:lineRule="auto" w:after="180"/>
+      </w:pPr>
+      <w:r>
+        <w:rPr>
+          <w:b w:val="0"/>
+        </w:rPr>
+        <w:t xml:space="preserve">Explain how omitting it could change a reader's </w:t>
+      </w:r>
+      <w:r>
+        <w:rPr>
+          <w:b/>
+        </w:rPr>
+        <w:t>interpretation</w:t>
+      </w:r>
+      <w:r>
+        <w:rPr>
+          <w:b w:val="0"/>
+        </w:rPr>
+        <w:t>, and write an accurate replacement.</w:t>
       </w:r>
     </w:p>
     <w:p>
       <w:pPr>
-        <w:pStyle w:val="Heading1"/>
-      </w:pPr>
-      <w:r>
-        <w:t>08. W4 Apply a new case independently</w:t>
+        <w:pStyle w:val="Heading3"/>
+      </w:pPr>
+      <w:r>
+        <w:t>My reasoning and evidence</w:t>
       </w:r>
     </w:p>
     <w:p>
       <w:r>
-        <w:t>Candidate10/15, baseline9/15; no timings measured. Write result and two limits.</w:t>
+        <w:t>________________________________________________________________</w:t>
       </w:r>
     </w:p>
     <w:p>
-      <w:pPr>
-        <w:pStyle w:val="Heading3"/>
-      </w:pPr>
-      <w:r>
-        <w:t>My reasoning and evidence</w:t>
+      <w:r>
+        <w:t>________________________________________________________________</w:t>
       </w:r>
     </w:p>
     <w:p>
@@ -579,44 +709,50 @@
       </w:r>
     </w:p>
     <w:p>
-      <w:r>
-        <w:t>________________________________________________________________</w:t>
+      <w:pPr>
+        <w:pStyle w:val="Heading1"/>
+      </w:pPr>
+      <w:r>
+        <w:t>08. W4 Apply a new case independently</w:t>
       </w:r>
     </w:p>
     <w:p>
       <w:r>
-        <w:t>________________________________________________________________</w:t>
+        <w:t>Attempt before feedback. If this repeats the selected independent case, reuse that first attempt; otherwise keep a separate record. Apply a new case independently. Apply the supplied Writing results and limitations facts and keep your reasoning.</w:t>
       </w:r>
     </w:p>
     <w:p>
-      <w:r>
-        <w:t>________________________________________________________________</w:t>
+      <w:pPr>
+        <w:spacing w:line="336" w:lineRule="auto" w:after="180"/>
+      </w:pPr>
+      <w:r>
+        <w:rPr>
+          <w:b w:val="0"/>
+        </w:rPr>
+        <w:t>Candidate10/15, baseline9/15; no timings measured. Write result and two limits.</w:t>
       </w:r>
     </w:p>
     <w:p>
-      <w:r>
-        <w:t>________________________________________________________________</w:t>
+      <w:pPr>
+        <w:pStyle w:val="Heading3"/>
+      </w:pPr>
+      <w:r>
+        <w:t>My reasoning and evidence</w:t>
       </w:r>
     </w:p>
     <w:p>
-      <w:pPr>
-        <w:pStyle w:val="Heading1"/>
-      </w:pPr>
-      <w:r>
-        <w:t>09. W5 Design a revealing follow-up</w:t>
+      <w:r>
+        <w:t>________________________________________________________________</w:t>
       </w:r>
     </w:p>
     <w:p>
       <w:r>
-        <w:t>For the worked scenario, propose one additional case that could reveal a failure, describe its expected outcome before running it, and explain what would need to remain fixed for a fair comparison. Do not reuse W4 as a new final test after receiving feedback.</w:t>
+        <w:t>________________________________________________________________</w:t>
       </w:r>
     </w:p>
     <w:p>
-      <w:pPr>
-        <w:pStyle w:val="Heading3"/>
-      </w:pPr>
-      <w:r>
-        <w:t>My reasoning and evidence</w:t>
+      <w:r>
+        <w:t>________________________________________________________________</w:t>
       </w:r>
     </w:p>
     <w:p>
@@ -645,26 +781,38 @@
       </w:r>
     </w:p>
     <w:p>
-      <w:r>
-        <w:t>________________________________________________________________</w:t>
+      <w:pPr>
+        <w:pStyle w:val="Heading1"/>
+      </w:pPr>
+      <w:r>
+        <w:t>09. W5 Design a revealing follow-up</w:t>
       </w:r>
     </w:p>
     <w:p>
       <w:r>
-        <w:t>________________________________________________________________</w:t>
+        <w:t>Design a revealing follow-up. Apply the supplied Writing results and limitations facts and keep your reasoning.</w:t>
       </w:r>
     </w:p>
     <w:p>
       <w:pPr>
-        <w:pStyle w:val="Heading1"/>
-      </w:pPr>
-      <w:r>
-        <w:t>10. Project checkpoint and reflection</w:t>
+        <w:spacing w:line="336" w:lineRule="auto" w:after="180"/>
+      </w:pPr>
+      <w:r>
+        <w:rPr>
+          <w:b w:val="0"/>
+        </w:rPr>
+        <w:t>For the worked scenario, propose one additional case that could reveal a failure, describe its expected outcome before running it, and explain what would need to remain fixed for a fair comparison.</w:t>
       </w:r>
     </w:p>
     <w:p>
-      <w:r>
-        <w:t>Add a labelled writing results and limitations evidence sheet to Reproducible AI Research Study. Show how you can explain the mechanism and terminology of writing results and limitations. Use the supplied fictional case and keep its inputs, intermediate steps, calculation or prediction, and limitation. Connect this record to last week’s record; a matching answer without a trace is insufficient.</w:t>
+      <w:pPr>
+        <w:spacing w:line="336" w:lineRule="auto" w:after="180"/>
+      </w:pPr>
+      <w:r>
+        <w:rPr>
+          <w:b w:val="0"/>
+        </w:rPr>
+        <w:t>Do not reuse W4 as a new final test after receiving feedback.</w:t>
       </w:r>
     </w:p>
     <w:p>
@@ -672,7 +820,7 @@
         <w:pStyle w:val="Heading3"/>
       </w:pPr>
       <w:r>
-        <w:t>My project change, supporting evidence and remaining limit</w:t>
+        <w:t>My reasoning and evidence</w:t>
       </w:r>
     </w:p>
     <w:p>
@@ -706,11 +854,142 @@
       </w:r>
     </w:p>
     <w:p>
+      <w:r>
+        <w:t>________________________________________________________________</w:t>
+      </w:r>
+    </w:p>
+    <w:p>
       <w:pPr>
         <w:pStyle w:val="Heading1"/>
       </w:pPr>
       <w:r>
+        <w:t>10. Project checkpoint and reflection</w:t>
+      </w:r>
+    </w:p>
+    <w:p>
+      <w:r>
+        <w:t>Connect Writing results and limitations to Reproducible AI Research Study, identify a limit and choose the next useful test.</w:t>
+      </w:r>
+    </w:p>
+    <w:p>
+      <w:pPr>
+        <w:spacing w:line="336" w:lineRule="auto" w:after="180"/>
+      </w:pPr>
+      <w:r>
+        <w:rPr>
+          <w:b w:val="0"/>
+        </w:rPr>
+        <w:t xml:space="preserve">Add a labelled writing results and limitations </w:t>
+      </w:r>
+      <w:r>
+        <w:rPr>
+          <w:b/>
+        </w:rPr>
+        <w:t>evidence</w:t>
+      </w:r>
+      <w:r>
+        <w:rPr>
+          <w:b w:val="0"/>
+        </w:rPr>
+        <w:t xml:space="preserve"> sheet to Reproducible AI Research Study. Show how you can explain the </w:t>
+      </w:r>
+      <w:r>
+        <w:rPr>
+          <w:b/>
+        </w:rPr>
+        <w:t>mechanism</w:t>
+      </w:r>
+      <w:r>
+        <w:rPr>
+          <w:b w:val="0"/>
+        </w:rPr>
+        <w:t xml:space="preserve"> and terminology of writing results and limitations.</w:t>
+      </w:r>
+    </w:p>
+    <w:p>
+      <w:pPr>
+        <w:spacing w:line="336" w:lineRule="auto" w:after="180"/>
+      </w:pPr>
+      <w:r>
+        <w:rPr>
+          <w:b w:val="0"/>
+        </w:rPr>
+        <w:t xml:space="preserve">Use the supplied fictional case and keep its </w:t>
+      </w:r>
+      <w:r>
+        <w:rPr>
+          <w:b/>
+        </w:rPr>
+        <w:t>input</w:t>
+      </w:r>
+      <w:r>
+        <w:rPr>
+          <w:b w:val="0"/>
+        </w:rPr>
+        <w:t xml:space="preserve">s, intermediate steps, calculation or </w:t>
+      </w:r>
+      <w:r>
+        <w:rPr>
+          <w:b/>
+        </w:rPr>
+        <w:t>prediction</w:t>
+      </w:r>
+      <w:r>
+        <w:rPr>
+          <w:b w:val="0"/>
+        </w:rPr>
+        <w:t>, and limitation. Connect this record to last week’s record; a matching answer without a trace is insufficient.</w:t>
+      </w:r>
+    </w:p>
+    <w:p>
+      <w:pPr>
+        <w:pStyle w:val="Heading3"/>
+      </w:pPr>
+      <w:r>
+        <w:t>My project change, supporting evidence and remaining limit</w:t>
+      </w:r>
+    </w:p>
+    <w:p>
+      <w:r>
+        <w:t>________________________________________________________________</w:t>
+      </w:r>
+    </w:p>
+    <w:p>
+      <w:r>
+        <w:t>________________________________________________________________</w:t>
+      </w:r>
+    </w:p>
+    <w:p>
+      <w:r>
+        <w:t>________________________________________________________________</w:t>
+      </w:r>
+    </w:p>
+    <w:p>
+      <w:r>
+        <w:t>________________________________________________________________</w:t>
+      </w:r>
+    </w:p>
+    <w:p>
+      <w:r>
+        <w:t>________________________________________________________________</w:t>
+      </w:r>
+    </w:p>
+    <w:p>
+      <w:r>
+        <w:t>________________________________________________________________</w:t>
+      </w:r>
+    </w:p>
+    <w:p>
+      <w:pPr>
+        <w:pStyle w:val="Heading1"/>
+      </w:pPr>
+      <w:r>
         <w:t>11. Feedback, return check and learning record</w:t>
+      </w:r>
+    </w:p>
+    <w:p>
+      <w:r>
+        <w:t>Record the first repaired step and a different case to revisit after a delay.</w:t>
       </w:r>
     </w:p>
     <w:tbl>
@@ -850,7 +1129,13 @@
       </w:tr>
     </w:tbl>
     <w:p>
-      <w:r>
+      <w:pPr>
+        <w:spacing w:line="336" w:lineRule="auto" w:after="180"/>
+      </w:pPr>
+      <w:r>
+        <w:rPr>
+          <w:b w:val="0"/>
+        </w:rPr>
         <w:t>Revisit this idea with your teacher after a delay. Familiarity is different from explaining and using it on a changed case.</w:t>
       </w:r>
     </w:p>
@@ -864,11 +1149,28 @@
     </w:p>
     <w:p>
       <w:r>
-        <w:t>Write results without enlarging them. A fictional study evaluates answer support on twelve fixed questions from one approved collection.</w:t>
+        <w:t>Write results without enlarging them. A fictional study evaluates answer support on twelve fixed questions from one approved collection. Explain the labelled step before checking the changed condition.</w:t>
       </w:r>
     </w:p>
     <w:p>
-      <w:r>
+      <w:pPr>
+        <w:spacing w:line="336" w:lineRule="auto" w:after="180"/>
+      </w:pPr>
+      <w:r>
+        <w:rPr>
+          <w:b w:val="0"/>
+        </w:rPr>
+        <w:t>Write results without enlarging them. A fictional study evaluates answer support on twelve fixed questions from one approved collection.</w:t>
+      </w:r>
+    </w:p>
+    <w:p>
+      <w:pPr>
+        <w:spacing w:line="336" w:lineRule="auto" w:after="180"/>
+      </w:pPr>
+      <w:r>
+        <w:rPr>
+          <w:b w:val="0"/>
+        </w:rPr>
         <w:t>A supports 9/12 answers; B supports 10/12. No user learning outcomes are recorded.</w:t>
       </w:r>
     </w:p>
@@ -945,8 +1247,27 @@
       </w:r>
     </w:p>
     <w:p>
-      <w:r>
-        <w:t>Compute the supported-answer rates for 9/12 and 10/12. What actual outcome was measured, and why is a claim that every student becomes smarter outside this evidence?</w:t>
+      <w:pPr>
+        <w:spacing w:line="336" w:lineRule="auto" w:after="180"/>
+        <w:shd w:fill="F5F1FB"/>
+      </w:pPr>
+      <w:r>
+        <w:rPr>
+          <w:b w:val="0"/>
+        </w:rPr>
+        <w:t xml:space="preserve">Compute the supported-answer rates for 9/12 and 10/12. What actual outcome was measured, and why is a claim that every student becomes smarter outside this </w:t>
+      </w:r>
+      <w:r>
+        <w:rPr>
+          <w:b/>
+        </w:rPr>
+        <w:t>evidence</w:t>
+      </w:r>
+      <w:r>
+        <w:rPr>
+          <w:b w:val="0"/>
+        </w:rPr>
+        <w:t>?</w:t>
       </w:r>
     </w:p>
     <w:p>
@@ -988,35 +1309,114 @@
       </w:r>
     </w:p>
     <w:p>
-      <w:r>
-        <w:t>Support used: alone / hint / worked example. This record is practice evidence.</w:t>
+      <w:pPr>
+        <w:pStyle w:val="Heading3"/>
+      </w:pPr>
+      <w:r>
+        <w:t>Record the help used</w:t>
       </w:r>
     </w:p>
     <w:p>
-      <w:r>
-        <w:t>Project connection: For the Reproducible AI Research Study, retain an annotated worked trace and the changed-case reasoning. Connect the claim to its records, units and assumptions so another investigator can challenge or reproduce it.</w:t>
+      <w:pPr>
+        <w:spacing w:line="336" w:lineRule="auto" w:after="180"/>
+        <w:shd w:fill="F1F6F8"/>
+      </w:pPr>
+      <w:r>
+        <w:rPr>
+          <w:b w:val="0"/>
+        </w:rPr>
+        <w:t xml:space="preserve">Support used: alone / hint / worked example. This record is practice </w:t>
+      </w:r>
+      <w:r>
+        <w:rPr>
+          <w:b/>
+        </w:rPr>
+        <w:t>evidence</w:t>
+      </w:r>
+      <w:r>
+        <w:rPr>
+          <w:b w:val="0"/>
+        </w:rPr>
+        <w:t>.</w:t>
       </w:r>
     </w:p>
     <w:p>
       <w:pPr>
-        <w:pStyle w:val="Heading1"/>
-      </w:pPr>
-      <w:r>
-        <w:t>13. Project portfolio milestone</w:t>
+        <w:spacing w:line="336" w:lineRule="auto" w:after="180"/>
+      </w:pPr>
+      <w:r>
+        <w:rPr>
+          <w:b w:val="0"/>
+        </w:rPr>
+        <w:t>Project connection: For the Reproducible AI Research Study, retain an annotated worked trace and the changed-case reasoning.</w:t>
       </w:r>
     </w:p>
     <w:p>
-      <w:r>
-        <w:t>Project: Reproducible AI Research Study</w:t>
+      <w:pPr>
+        <w:spacing w:line="336" w:lineRule="auto" w:after="180"/>
+      </w:pPr>
+      <w:r>
+        <w:rPr>
+          <w:b w:val="0"/>
+        </w:rPr>
+        <w:t>Connect the claim to its records, units and assumptions so another investigator can challenge or reproduce it.</w:t>
       </w:r>
     </w:p>
     <w:p>
-      <w:r>
-        <w:t>Current milestone: Present and defend. Demonstrate the system, explain one failure and justify the next improvement with evidence.</w:t>
+      <w:pPr>
+        <w:pStyle w:val="Heading1"/>
+      </w:pPr>
+      <w:r>
+        <w:t>13. Project portfolio milestone</w:t>
       </w:r>
     </w:p>
     <w:p>
       <w:r>
+        <w:t>Keep this week’s input, deciding step, result and limit together in the Reproducible AI Research Study record.</w:t>
+      </w:r>
+    </w:p>
+    <w:p>
+      <w:pPr>
+        <w:spacing w:line="336" w:lineRule="auto" w:after="180"/>
+      </w:pPr>
+      <w:r>
+        <w:rPr>
+          <w:b w:val="0"/>
+        </w:rPr>
+        <w:t>Project: Reproducible AI Research Study</w:t>
+      </w:r>
+    </w:p>
+    <w:p>
+      <w:pPr>
+        <w:spacing w:line="336" w:lineRule="auto" w:after="180"/>
+      </w:pPr>
+      <w:r>
+        <w:rPr>
+          <w:b w:val="0"/>
+        </w:rPr>
+        <w:t xml:space="preserve">Current milestone: Present and defend. Demonstrate the system, explain one failure and justify the next improvement with </w:t>
+      </w:r>
+      <w:r>
+        <w:rPr>
+          <w:b/>
+        </w:rPr>
+        <w:t>evidence</w:t>
+      </w:r>
+      <w:r>
+        <w:rPr>
+          <w:b w:val="0"/>
+        </w:rPr>
+        <w:t>.</w:t>
+      </w:r>
+    </w:p>
+    <w:p>
+      <w:pPr>
+        <w:spacing w:line="336" w:lineRule="auto" w:after="180"/>
+      </w:pPr>
+      <w:r>
+        <w:rPr>
+          <w:b w:val="0"/>
+        </w:rPr>
         <w:t>For the Reproducible AI Research Study, retain an annotated worked trace and the changed-case reasoning. Connect the claim to its records, units and assumptions so another investigator can challenge or reproduce it.</w:t>
       </w:r>
     </w:p>
@@ -1179,53 +1579,98 @@
     </w:p>
     <w:p>
       <w:r>
-        <w:t>Use this supported practice once, in the browser or on paper. Keep the reserved independent assessment for a separate first attempt before teacher feedback.</w:t>
+        <w:t>Try the supported questions before comparing with hints and feedback. Record what you repaired and the evidence you retained.</w:t>
       </w:r>
     </w:p>
     <w:p>
-      <w:r>
-        <w:t>Write results without enlarging them. A fictional study evaluates answer support on twelve fixed questions from one approved collection.</w:t>
+      <w:pPr>
+        <w:spacing w:line="336" w:lineRule="auto" w:after="180"/>
+      </w:pPr>
+      <w:r>
+        <w:rPr>
+          <w:b w:val="0"/>
+        </w:rPr>
+        <w:t>Use this supported practice once, in the browser or on paper. Keep the reserved independent assessment for a separate first attempt before teacher feedback.</w:t>
       </w:r>
     </w:p>
     <w:p>
       <w:pPr>
-        <w:pStyle w:val="Heading3"/>
-      </w:pPr>
-      <w:r>
-        <w:t>Practice 1: explain the deciding evidence</w:t>
+        <w:spacing w:line="336" w:lineRule="auto" w:after="180"/>
+      </w:pPr>
+      <w:r>
+        <w:rPr>
+          <w:b w:val="0"/>
+        </w:rPr>
+        <w:t>Write results without enlarging them. A fictional study evaluates answer support on twelve fixed questions from one approved collection.</w:t>
       </w:r>
     </w:p>
     <w:p>
-      <w:r>
-        <w:t>Which labelled step matches this detail? Do not infer that children learn more from this answer-support measure.</w:t>
+      <w:pPr>
+        <w:pStyle w:val="Heading3"/>
+      </w:pPr>
+      <w:r>
+        <w:t>Practice 1: explain the deciding evidence</w:t>
       </w:r>
     </w:p>
     <w:p>
-      <w:r>
-        <w:t>1. Report the observation</w:t>
+      <w:pPr>
+        <w:spacing w:line="336" w:lineRule="auto" w:after="180"/>
+      </w:pPr>
+      <w:r>
+        <w:rPr>
+          <w:b w:val="0"/>
+        </w:rPr>
+        <w:t>Which labelled step matches this detail? Do not infer that children learn more from this answer-support measure.</w:t>
       </w:r>
     </w:p>
     <w:p>
-      <w:r>
-        <w:t>2. Link to the method</w:t>
+      <w:pPr>
+        <w:spacing w:line="336" w:lineRule="auto" w:after="180"/>
+        <w:shd w:fill="F4F9FC"/>
+      </w:pPr>
+      <w:r>
+        <w:rPr>
+          <w:b w:val="0"/>
+        </w:rPr>
+        <w:t xml:space="preserve">1. Report the </w:t>
+      </w:r>
+      <w:r>
+        <w:rPr>
+          <w:b/>
+        </w:rPr>
+        <w:t>observation</w:t>
       </w:r>
     </w:p>
     <w:p>
-      <w:r>
-        <w:t>3. State limits</w:t>
+      <w:pPr>
+        <w:spacing w:line="336" w:lineRule="auto" w:after="180"/>
+        <w:shd w:fill="F4F9FC"/>
+      </w:pPr>
+      <w:r>
+        <w:rPr>
+          <w:b w:val="0"/>
+        </w:rPr>
+        <w:t>2. Link to the method</w:t>
       </w:r>
     </w:p>
     <w:p>
       <w:pPr>
-        <w:pStyle w:val="Heading3"/>
-      </w:pPr>
-      <w:r>
-        <w:t>My selected conclusion, deciding fact and explanation</w:t>
+        <w:spacing w:line="336" w:lineRule="auto" w:after="180"/>
+        <w:shd w:fill="F4F9FC"/>
+      </w:pPr>
+      <w:r>
+        <w:rPr>
+          <w:b w:val="0"/>
+        </w:rPr>
+        <w:t>3. State limits</w:t>
       </w:r>
     </w:p>
     <w:p>
-      <w:r>
-        <w:t>________________________________________________________________</w:t>
+      <w:pPr>
+        <w:pStyle w:val="Heading3"/>
+      </w:pPr>
+      <w:r>
+        <w:t>My selected conclusion, deciding fact and explanation</w:t>
       </w:r>
     </w:p>
     <w:p>
@@ -1250,40 +1695,67 @@
     </w:p>
     <w:p>
       <w:r>
-        <w:t>Hint if needed: Read the steps in the pictorial case. Match the supplied detail to the stage that performs or records it.</w:t>
+        <w:t>________________________________________________________________</w:t>
       </w:r>
     </w:p>
     <w:p>
-      <w:r>
-        <w:t>After your attempt, compare with the supported explanation: State limits Do not infer that children learn more from this answer-support measure. Results describe what was measured; limitations prevent substitution of a different outcome or population. A small descriptive improvement needs its scope attached.</w:t>
+      <w:pPr>
+        <w:pStyle w:val="Heading3"/>
+      </w:pPr>
+      <w:r>
+        <w:t>Hint · try first</w:t>
       </w:r>
     </w:p>
     <w:p>
       <w:pPr>
-        <w:pStyle w:val="Heading3"/>
-      </w:pPr>
-      <w:r>
-        <w:t>Practice 2: explain the deciding evidence</w:t>
+        <w:spacing w:line="336" w:lineRule="auto" w:after="180"/>
+        <w:shd w:fill="F1F6F8"/>
+      </w:pPr>
+      <w:r>
+        <w:rPr>
+          <w:b w:val="0"/>
+        </w:rPr>
+        <w:t>Hint if needed: Read the steps in the pictorial case. Match the supplied detail to the stage that performs or records it.</w:t>
       </w:r>
     </w:p>
     <w:p>
-      <w:r>
-        <w:t>Changed-case practice: Write "B makes every student smarter". Which conclusion is supported by the supplied facts?</w:t>
+      <w:pPr>
+        <w:pStyle w:val="Heading3"/>
+      </w:pPr>
+      <w:r>
+        <w:t>Feedback · compare after trying</w:t>
       </w:r>
     </w:p>
     <w:p>
-      <w:r>
-        <w:t>1. We can decide the result without examining the changed input or the procedure.</w:t>
+      <w:pPr>
+        <w:spacing w:line="336" w:lineRule="auto" w:after="180"/>
+        <w:shd w:fill="F1F6FC"/>
+      </w:pPr>
+      <w:r>
+        <w:rPr>
+          <w:b w:val="0"/>
+        </w:rPr>
+        <w:t>After your attempt, compare with the supported explanation: State limits Do not infer that children learn more from this answer-support measure.</w:t>
       </w:r>
     </w:p>
     <w:p>
-      <w:r>
-        <w:t>2. This one example guarantees correct results for every future input.</w:t>
+      <w:pPr>
+        <w:spacing w:line="336" w:lineRule="auto" w:after="180"/>
+        <w:shd w:fill="F1F6FC"/>
+      </w:pPr>
+      <w:r>
+        <w:rPr>
+          <w:b w:val="0"/>
+        </w:rPr>
+        <w:t>Results describe what was measured; limitations prevent substitution of a different outcome or population. A small descriptive improvement needs its scope attached.</w:t>
       </w:r>
     </w:p>
     <w:p>
-      <w:r>
-        <w:t>3. Remove that sentence as unsupported by the study.</w:t>
+      <w:pPr>
+        <w:pStyle w:val="Heading3"/>
+      </w:pPr>
+      <w:r>
+        <w:t>Practice 2: explain the deciding evidence</w:t>
       </w:r>
     </w:p>
     <w:p>
@@ -1291,91 +1763,1039 @@
         <w:pStyle w:val="Heading3"/>
       </w:pPr>
       <w:r>
-        <w:t>My selected conclusion, deciding fact and explanation</w:t>
+        <w:t>Changed case · predict first</w:t>
       </w:r>
     </w:p>
     <w:p>
-      <w:r>
-        <w:t>________________________________________________________________</w:t>
+      <w:pPr>
+        <w:spacing w:line="336" w:lineRule="auto" w:after="180"/>
+        <w:shd w:fill="F5F1FB"/>
+      </w:pPr>
+      <w:r>
+        <w:rPr>
+          <w:b w:val="0"/>
+        </w:rPr>
+        <w:t>Changed-case practice: Write "B makes every student smarter". Which conclusion is supported by the supplied facts?</w:t>
       </w:r>
     </w:p>
     <w:p>
-      <w:r>
-        <w:t>________________________________________________________________</w:t>
+      <w:pPr>
+        <w:spacing w:line="336" w:lineRule="auto" w:after="180"/>
+        <w:shd w:fill="F4F9FC"/>
+      </w:pPr>
+      <w:r>
+        <w:rPr>
+          <w:b w:val="0"/>
+        </w:rPr>
+        <w:t xml:space="preserve">1. We can decide the result without examining the changed </w:t>
+      </w:r>
+      <w:r>
+        <w:rPr>
+          <w:b/>
+        </w:rPr>
+        <w:t>input</w:t>
+      </w:r>
+      <w:r>
+        <w:rPr>
+          <w:b w:val="0"/>
+        </w:rPr>
+        <w:t xml:space="preserve"> or the procedure.</w:t>
       </w:r>
     </w:p>
     <w:p>
-      <w:r>
-        <w:t>________________________________________________________________</w:t>
+      <w:pPr>
+        <w:spacing w:line="336" w:lineRule="auto" w:after="180"/>
+        <w:shd w:fill="F4F9FC"/>
+      </w:pPr>
+      <w:r>
+        <w:rPr>
+          <w:b w:val="0"/>
+        </w:rPr>
+        <w:t xml:space="preserve">2. This one example guarantees correct results for every future </w:t>
+      </w:r>
+      <w:r>
+        <w:rPr>
+          <w:b/>
+        </w:rPr>
+        <w:t>input</w:t>
+      </w:r>
+      <w:r>
+        <w:rPr>
+          <w:b w:val="0"/>
+        </w:rPr>
+        <w:t>.</w:t>
       </w:r>
     </w:p>
     <w:p>
-      <w:r>
-        <w:t>________________________________________________________________</w:t>
+      <w:pPr>
+        <w:spacing w:line="336" w:lineRule="auto" w:after="180"/>
+        <w:shd w:fill="F4F9FC"/>
+      </w:pPr>
+      <w:r>
+        <w:rPr>
+          <w:b w:val="0"/>
+        </w:rPr>
+        <w:t>3. Remove that sentence as unsupported by the study.</w:t>
       </w:r>
     </w:p>
     <w:p>
-      <w:r>
-        <w:t>________________________________________________________________</w:t>
+      <w:pPr>
+        <w:pStyle w:val="Heading3"/>
+      </w:pPr>
+      <w:r>
+        <w:t>My selected conclusion, deciding fact and explanation</w:t>
       </w:r>
     </w:p>
     <w:p>
       <w:r>
-        <w:t>Hint if needed: Use the changed condition and the deciding step in the pictorial trace. The answer must say what follows from those facts.</w:t>
+        <w:t>________________________________________________________________</w:t>
       </w:r>
     </w:p>
     <w:p>
       <w:r>
-        <w:t>After your attempt, compare with the supported explanation: Remove that sentence as unsupported by the study. The measured unit was answers, not student understanding or intelligence.</w:t>
+        <w:t>________________________________________________________________</w:t>
       </w:r>
     </w:p>
     <w:p>
-      <w:pPr>
-        <w:pStyle w:val="Heading3"/>
-      </w:pPr>
-      <w:r>
-        <w:t>Repair a missing building block</w:t>
+      <w:r>
+        <w:t>________________________________________________________________</w:t>
       </w:r>
     </w:p>
     <w:p>
       <w:r>
-        <w:t>Review Writing the methods section (ai-7/30). Goal: Explain the mechanism and terminology of writing the methods section. Short practice: Apply the inclusive four-character rule to oak, pine and willow. Which label changes under greater-than-four, and what method detail allows another team to reproduce the distinction?. Return to this week and explain what you changed.</w:t>
+        <w:t>________________________________________________________________</w:t>
       </w:r>
     </w:p>
     <w:p>
       <w:r>
-        <w:t>Review Negative results and claim revision (ai-7/28). Goal: Explain the mechanism and terminology of negative results and claim revision. Short practice: Does a 6/8 tie support the prediction that B scores higher? Explain why one newly selected favourable demonstration does not replace the original result or prove equivalence.. Return to this week and explain what you changed.</w:t>
+        <w:t>________________________________________________________________</w:t>
       </w:r>
     </w:p>
     <w:p>
-      <w:r>
-        <w:t>Review Running the primary experiment (ai-7/25). Goal: Explain the mechanism and terminology of running the primary experiment. Short practice: Compute A’s and B’s six-case counts and identify the cases that favour each. How must a B revision tuned on case four be labelled when evaluated again on the same set?. Return to this week and explain what you changed.</w:t>
+      <w:pPr>
+        <w:pStyle w:val="Heading3"/>
+      </w:pPr>
+      <w:r>
+        <w:t>Hint · try first</w:t>
       </w:r>
     </w:p>
     <w:p>
       <w:pPr>
-        <w:pStyle w:val="Heading3"/>
-      </w:pPr>
-      <w:r>
-        <w:t>Keep your completed work</w:t>
+        <w:spacing w:line="336" w:lineRule="auto" w:after="180"/>
+        <w:shd w:fill="F1F6F8"/>
+      </w:pPr>
+      <w:r>
+        <w:rPr>
+          <w:b w:val="0"/>
+        </w:rPr>
+        <w:t>Hint if needed: Use the changed condition and the deciding step in the pictorial trace. The answer must say what follows from those facts.</w:t>
       </w:r>
     </w:p>
     <w:p>
-      <w:r>
-        <w:t>Use Download completed work in the hosted lesson to export your answers, reflections, practice feedback and code-run evidence. Open the HTML copy to read or print it. Drafts stay in this browser when storage is available; clear drafts on a shared device.</w:t>
+      <w:pPr>
+        <w:pStyle w:val="Heading3"/>
+      </w:pPr>
+      <w:r>
+        <w:t>Feedback · compare after trying</w:t>
       </w:r>
     </w:p>
     <w:p>
       <w:pPr>
-        <w:pStyle w:val="Heading3"/>
-      </w:pPr>
-      <w:r>
-        <w:t>What I repaired, the evidence I kept and the next test</w:t>
+        <w:spacing w:line="336" w:lineRule="auto" w:after="180"/>
+        <w:shd w:fill="F1F6FC"/>
+      </w:pPr>
+      <w:r>
+        <w:rPr>
+          <w:b w:val="0"/>
+        </w:rPr>
+        <w:t>After your attempt, compare with the supported explanation: Remove that sentence as unsupported by the study. The measured unit was answers, not student understanding or intelligence.</w:t>
       </w:r>
     </w:p>
     <w:p>
+      <w:pPr>
+        <w:pStyle w:val="Heading3"/>
+      </w:pPr>
+      <w:r>
+        <w:t>Repair a missing building block</w:t>
+      </w:r>
+    </w:p>
+    <w:p>
+      <w:pPr>
+        <w:spacing w:line="336" w:lineRule="auto" w:after="180"/>
+      </w:pPr>
+      <w:r>
+        <w:rPr>
+          <w:b w:val="0"/>
+        </w:rPr>
+        <w:t xml:space="preserve">Review Writing the methods section (ai-7/30). Goal: Explain the </w:t>
+      </w:r>
+      <w:r>
+        <w:rPr>
+          <w:b/>
+        </w:rPr>
+        <w:t>mechanism</w:t>
+      </w:r>
+      <w:r>
+        <w:rPr>
+          <w:b w:val="0"/>
+        </w:rPr>
+        <w:t xml:space="preserve"> and terminology of writing the methods section. Short practice: Apply the inclusive four-character rule to oak, pine and willow.</w:t>
+      </w:r>
+    </w:p>
+    <w:p>
+      <w:pPr>
+        <w:spacing w:line="336" w:lineRule="auto" w:after="180"/>
+      </w:pPr>
+      <w:r>
+        <w:rPr>
+          <w:b w:val="0"/>
+        </w:rPr>
+        <w:t>Which label changes under greater-than-four, and what method detail allows another team to reproduce the distinction?. Return to this week and explain what you changed.</w:t>
+      </w:r>
+    </w:p>
+    <w:p>
+      <w:pPr>
+        <w:spacing w:line="336" w:lineRule="auto" w:after="180"/>
+      </w:pPr>
+      <w:r>
+        <w:rPr>
+          <w:b w:val="0"/>
+        </w:rPr>
+        <w:t xml:space="preserve">Review Negative results and claim revision (ai-7/28). Goal: Explain the </w:t>
+      </w:r>
+      <w:r>
+        <w:rPr>
+          <w:b/>
+        </w:rPr>
+        <w:t>mechanism</w:t>
+      </w:r>
+      <w:r>
+        <w:rPr>
+          <w:b w:val="0"/>
+        </w:rPr>
+        <w:t xml:space="preserve"> and terminology of negative results and claim revision. Short practice: Does a 6/8 tie support the </w:t>
+      </w:r>
+      <w:r>
+        <w:rPr>
+          <w:b/>
+        </w:rPr>
+        <w:t>prediction</w:t>
+      </w:r>
+      <w:r>
+        <w:rPr>
+          <w:b w:val="0"/>
+        </w:rPr>
+        <w:t xml:space="preserve"> that B scores higher?</w:t>
+      </w:r>
+    </w:p>
+    <w:p>
+      <w:pPr>
+        <w:spacing w:line="336" w:lineRule="auto" w:after="180"/>
+      </w:pPr>
+      <w:r>
+        <w:rPr>
+          <w:b w:val="0"/>
+        </w:rPr>
+        <w:t>Explain why one newly selected favourable demonstration does not replace the original result or prove equivalence.. Return to this week and explain what you changed.</w:t>
+      </w:r>
+    </w:p>
+    <w:p>
+      <w:pPr>
+        <w:spacing w:line="336" w:lineRule="auto" w:after="180"/>
+      </w:pPr>
+      <w:r>
+        <w:rPr>
+          <w:b w:val="0"/>
+        </w:rPr>
+        <w:t xml:space="preserve">Review Running the primary experiment (ai-7/25). Goal: Explain the </w:t>
+      </w:r>
+      <w:r>
+        <w:rPr>
+          <w:b/>
+        </w:rPr>
+        <w:t>mechanism</w:t>
+      </w:r>
+      <w:r>
+        <w:rPr>
+          <w:b w:val="0"/>
+        </w:rPr>
+        <w:t xml:space="preserve"> and terminology of running the primary experiment. Short practice: Compute A’s and B’s six-case counts and identify the cases that favour each.</w:t>
+      </w:r>
+    </w:p>
+    <w:p>
+      <w:pPr>
+        <w:spacing w:line="336" w:lineRule="auto" w:after="180"/>
+      </w:pPr>
+      <w:r>
+        <w:rPr>
+          <w:b w:val="0"/>
+        </w:rPr>
+        <w:t>How must a B revision tuned on case four be labelled when evaluated again on the same set?. Return to this week and explain what you changed.</w:t>
+      </w:r>
+    </w:p>
+    <w:p>
+      <w:pPr>
+        <w:pStyle w:val="Heading3"/>
+      </w:pPr>
+      <w:r>
+        <w:t>Keep your completed work</w:t>
+      </w:r>
+    </w:p>
+    <w:p>
+      <w:pPr>
+        <w:spacing w:line="336" w:lineRule="auto" w:after="180"/>
+      </w:pPr>
+      <w:r>
+        <w:rPr>
+          <w:b w:val="0"/>
+        </w:rPr>
+        <w:t xml:space="preserve">Use Download completed work in the hosted lesson to export your answers, reflections, practice feedback and code-run </w:t>
+      </w:r>
+      <w:r>
+        <w:rPr>
+          <w:b/>
+        </w:rPr>
+        <w:t>evidence</w:t>
+      </w:r>
+      <w:r>
+        <w:rPr>
+          <w:b w:val="0"/>
+        </w:rPr>
+        <w:t>. Open the HTML copy to read or print it.</w:t>
+      </w:r>
+    </w:p>
+    <w:p>
+      <w:pPr>
+        <w:spacing w:line="336" w:lineRule="auto" w:after="180"/>
+      </w:pPr>
+      <w:r>
+        <w:rPr>
+          <w:b w:val="0"/>
+        </w:rPr>
+        <w:t>Drafts stay in this browser when storage is available; clear drafts on a shared device.</w:t>
+      </w:r>
+    </w:p>
+    <w:p>
+      <w:pPr>
+        <w:pStyle w:val="Heading3"/>
+      </w:pPr>
+      <w:r>
+        <w:t>What I repaired, the evidence I kept and the next test</w:t>
+      </w:r>
+    </w:p>
+    <w:p>
       <w:r>
         <w:t>________________________________________________________________</w:t>
+      </w:r>
+    </w:p>
+    <w:p>
+      <w:r>
+        <w:t>________________________________________________________________</w:t>
+      </w:r>
+    </w:p>
+    <w:p>
+      <w:r>
+        <w:t>________________________________________________________________</w:t>
+      </w:r>
+    </w:p>
+    <w:p>
+      <w:r>
+        <w:t>________________________________________________________________</w:t>
+      </w:r>
+    </w:p>
+    <w:p>
+      <w:r>
+        <w:t>________________________________________________________________</w:t>
+      </w:r>
+    </w:p>
+    <w:p>
+      <w:pPr>
+        <w:pStyle w:val="Heading1"/>
+      </w:pPr>
+      <w:r>
+        <w:t>15. Visual concept journey</w:t>
+      </w:r>
+    </w:p>
+    <w:p>
+      <w:r>
+        <w:t>Explain each Writing results and limitations picture from its labels, then record a relevant limit.</w:t>
+      </w:r>
+    </w:p>
+    <w:p>
+      <w:pPr>
+        <w:pStyle w:val="Heading3"/>
+      </w:pPr>
+      <w:r>
+        <w:t>01. Writing results and limitations: the case</w:t>
+      </w:r>
+    </w:p>
+    <w:p>
+      <w:r>
+        <w:drawing>
+          <wp:inline xmlns:a="http://schemas.openxmlformats.org/drawingml/2006/main" xmlns:pic="http://schemas.openxmlformats.org/drawingml/2006/picture">
+            <wp:extent cx="5486400" cy="2834640"/>
+            <wp:docPr id="3" name="Picture 3" descr="Write results without enlarging them. A fictional study evaluates answer support on twelve fixed questions from one approved collection. Supplied facts: A supports 9/12 answers; B supports 10/12. No user learning outcomes are recorded."/>
+            <wp:cNvGraphicFramePr>
+              <a:graphicFrameLocks noChangeAspect="1"/>
+            </wp:cNvGraphicFramePr>
+            <a:graphic>
+              <a:graphicData uri="http://schemas.openxmlformats.org/drawingml/2006/picture">
+                <pic:pic>
+                  <pic:nvPicPr>
+                    <pic:cNvPr id="0" name="academy-story-ai-7-31-01.png"/>
+                    <pic:cNvPicPr/>
+                  </pic:nvPicPr>
+                  <pic:blipFill>
+                    <a:blip r:embed="rId11"/>
+                    <a:stretch>
+                      <a:fillRect/>
+                    </a:stretch>
+                  </pic:blipFill>
+                  <pic:spPr>
+                    <a:xfrm>
+                      <a:off x="0" y="0"/>
+                      <a:ext cx="5486400" cy="2834640"/>
+                    </a:xfrm>
+                    <a:prstGeom prst="rect"/>
+                  </pic:spPr>
+                </pic:pic>
+              </a:graphicData>
+            </a:graphic>
+          </wp:inline>
+        </w:drawing>
+      </w:r>
+    </w:p>
+    <w:p>
+      <w:pPr>
+        <w:spacing w:line="336" w:lineRule="auto" w:after="180"/>
+      </w:pPr>
+      <w:r>
+        <w:rPr>
+          <w:b w:val="0"/>
+        </w:rPr>
+        <w:t>Write results without enlarging them. A fictional study evaluates answer support on twelve fixed questions from one approved collection. Supplied facts: A supports 9/12 answers; B supports 10/12.</w:t>
+      </w:r>
+    </w:p>
+    <w:p>
+      <w:pPr>
+        <w:spacing w:line="336" w:lineRule="auto" w:after="180"/>
+      </w:pPr>
+      <w:r>
+        <w:rPr>
+          <w:b w:val="0"/>
+        </w:rPr>
+        <w:t>No user learning outcomes are recorded.</w:t>
+      </w:r>
+    </w:p>
+    <w:p>
+      <w:pPr>
+        <w:spacing w:line="336" w:lineRule="auto" w:after="180"/>
+        <w:shd w:fill="F5F1FB"/>
+      </w:pPr>
+      <w:r>
+        <w:rPr>
+          <w:b w:val="0"/>
+        </w:rPr>
+        <w:t>Point to the given fact that matters most. Explain why it matters.</w:t>
+      </w:r>
+    </w:p>
+    <w:p>
+      <w:pPr>
+        <w:pStyle w:val="Heading3"/>
+      </w:pPr>
+      <w:r>
+        <w:t>My picture explanation, deciding evidence and one limit</w:t>
+      </w:r>
+    </w:p>
+    <w:p>
+      <w:r>
+        <w:t>________________________________________________________________</w:t>
+      </w:r>
+    </w:p>
+    <w:p>
+      <w:r>
+        <w:t>________________________________________________________________</w:t>
+      </w:r>
+    </w:p>
+    <w:p>
+      <w:r>
+        <w:t>________________________________________________________________</w:t>
+      </w:r>
+    </w:p>
+    <w:p>
+      <w:r>
+        <w:t>________________________________________________________________</w:t>
+      </w:r>
+    </w:p>
+    <w:p>
+      <w:pPr>
+        <w:pStyle w:val="Heading3"/>
+      </w:pPr>
+      <w:r>
+        <w:t>02. Follow the deciding steps</w:t>
+      </w:r>
+    </w:p>
+    <w:p>
+      <w:r>
+        <w:drawing>
+          <wp:inline xmlns:a="http://schemas.openxmlformats.org/drawingml/2006/main" xmlns:pic="http://schemas.openxmlformats.org/drawingml/2006/picture">
+            <wp:extent cx="5486400" cy="3182112"/>
+            <wp:docPr id="4" name="Picture 4" descr="Report the observation: A is 75%; B is about 83.3%, a one-case improvement. → Link to the method: Name the collection, rubric and twelve-case denominator. → State limits: Do not infer that children learn more from this answer-support measure."/>
+            <wp:cNvGraphicFramePr>
+              <a:graphicFrameLocks noChangeAspect="1"/>
+            </wp:cNvGraphicFramePr>
+            <a:graphic>
+              <a:graphicData uri="http://schemas.openxmlformats.org/drawingml/2006/picture">
+                <pic:pic>
+                  <pic:nvPicPr>
+                    <pic:cNvPr id="0" name="academy-story-ai-7-31-02.png"/>
+                    <pic:cNvPicPr/>
+                  </pic:nvPicPr>
+                  <pic:blipFill>
+                    <a:blip r:embed="rId12"/>
+                    <a:stretch>
+                      <a:fillRect/>
+                    </a:stretch>
+                  </pic:blipFill>
+                  <pic:spPr>
+                    <a:xfrm>
+                      <a:off x="0" y="0"/>
+                      <a:ext cx="5486400" cy="3182112"/>
+                    </a:xfrm>
+                    <a:prstGeom prst="rect"/>
+                  </pic:spPr>
+                </pic:pic>
+              </a:graphicData>
+            </a:graphic>
+          </wp:inline>
+        </w:drawing>
+      </w:r>
+    </w:p>
+    <w:p>
+      <w:pPr>
+        <w:spacing w:line="336" w:lineRule="auto" w:after="180"/>
+      </w:pPr>
+      <w:r>
+        <w:rPr>
+          <w:b w:val="0"/>
+        </w:rPr>
+        <w:t xml:space="preserve">Report the </w:t>
+      </w:r>
+      <w:r>
+        <w:rPr>
+          <w:b/>
+        </w:rPr>
+        <w:t>observation</w:t>
+      </w:r>
+      <w:r>
+        <w:rPr>
+          <w:b w:val="0"/>
+        </w:rPr>
+        <w:t>: A is 75%; B is about 83.3%, a one-case improvement. → Link to the method: Name the collection, rubric and twelve-case denominator. → State limits: Do not infer that children learn more from this answer-support measure.</w:t>
+      </w:r>
+    </w:p>
+    <w:p>
+      <w:pPr>
+        <w:spacing w:line="336" w:lineRule="auto" w:after="180"/>
+        <w:shd w:fill="F5F1FB"/>
+      </w:pPr>
+      <w:r>
+        <w:rPr>
+          <w:b w:val="0"/>
+        </w:rPr>
+        <w:t xml:space="preserve">Point to each numbered stage and explain which recorded </w:t>
+      </w:r>
+      <w:r>
+        <w:rPr>
+          <w:b/>
+        </w:rPr>
+        <w:t>input</w:t>
+      </w:r>
+      <w:r>
+        <w:rPr>
+          <w:b w:val="0"/>
+        </w:rPr>
+        <w:t xml:space="preserve"> it uses.</w:t>
+      </w:r>
+    </w:p>
+    <w:p>
+      <w:pPr>
+        <w:pStyle w:val="Heading3"/>
+      </w:pPr>
+      <w:r>
+        <w:t>My picture explanation, deciding evidence and one limit</w:t>
+      </w:r>
+    </w:p>
+    <w:p>
+      <w:r>
+        <w:t>________________________________________________________________</w:t>
+      </w:r>
+    </w:p>
+    <w:p>
+      <w:r>
+        <w:t>________________________________________________________________</w:t>
+      </w:r>
+    </w:p>
+    <w:p>
+      <w:r>
+        <w:t>________________________________________________________________</w:t>
+      </w:r>
+    </w:p>
+    <w:p>
+      <w:r>
+        <w:t>________________________________________________________________</w:t>
+      </w:r>
+    </w:p>
+    <w:p>
+      <w:pPr>
+        <w:pStyle w:val="Heading3"/>
+      </w:pPr>
+      <w:r>
+        <w:t>03. Supported answers in one collection</w:t>
+      </w:r>
+    </w:p>
+    <w:p>
+      <w:r>
+        <w:drawing>
+          <wp:inline xmlns:a="http://schemas.openxmlformats.org/drawingml/2006/main" xmlns:pic="http://schemas.openxmlformats.org/drawingml/2006/picture">
+            <wp:extent cx="5486400" cy="2834640"/>
+            <wp:docPr id="5" name="Picture 5" descr="Supported answers in one collection. Units: supported answers out of 12. A: 9. B: 10."/>
+            <wp:cNvGraphicFramePr>
+              <a:graphicFrameLocks noChangeAspect="1"/>
+            </wp:cNvGraphicFramePr>
+            <a:graphic>
+              <a:graphicData uri="http://schemas.openxmlformats.org/drawingml/2006/picture">
+                <pic:pic>
+                  <pic:nvPicPr>
+                    <pic:cNvPr id="0" name="academy-story-ai-7-31-03.png"/>
+                    <pic:cNvPicPr/>
+                  </pic:nvPicPr>
+                  <pic:blipFill>
+                    <a:blip r:embed="rId13"/>
+                    <a:stretch>
+                      <a:fillRect/>
+                    </a:stretch>
+                  </pic:blipFill>
+                  <pic:spPr>
+                    <a:xfrm>
+                      <a:off x="0" y="0"/>
+                      <a:ext cx="5486400" cy="2834640"/>
+                    </a:xfrm>
+                    <a:prstGeom prst="rect"/>
+                  </pic:spPr>
+                </pic:pic>
+              </a:graphicData>
+            </a:graphic>
+          </wp:inline>
+        </w:drawing>
+      </w:r>
+    </w:p>
+    <w:p>
+      <w:pPr>
+        <w:spacing w:line="336" w:lineRule="auto" w:after="180"/>
+      </w:pPr>
+      <w:r>
+        <w:rPr>
+          <w:b w:val="0"/>
+        </w:rPr>
+        <w:t>Supported answers in one collection. Units: supported answers out of 12. A: 9. B: 10.</w:t>
+      </w:r>
+    </w:p>
+    <w:p>
+      <w:pPr>
+        <w:spacing w:line="336" w:lineRule="auto" w:after="180"/>
+        <w:shd w:fill="F5F1FB"/>
+      </w:pPr>
+      <w:r>
+        <w:rPr>
+          <w:b w:val="0"/>
+        </w:rPr>
+        <w:t>Read the labels and values. Explain the relationship the model shows.</w:t>
+      </w:r>
+    </w:p>
+    <w:p>
+      <w:pPr>
+        <w:pStyle w:val="Heading3"/>
+      </w:pPr>
+      <w:r>
+        <w:t>My picture explanation, deciding evidence and one limit</w:t>
+      </w:r>
+    </w:p>
+    <w:p>
+      <w:r>
+        <w:t>________________________________________________________________</w:t>
+      </w:r>
+    </w:p>
+    <w:p>
+      <w:r>
+        <w:t>________________________________________________________________</w:t>
+      </w:r>
+    </w:p>
+    <w:p>
+      <w:r>
+        <w:t>________________________________________________________________</w:t>
+      </w:r>
+    </w:p>
+    <w:p>
+      <w:r>
+        <w:t>________________________________________________________________</w:t>
+      </w:r>
+    </w:p>
+    <w:p>
+      <w:pPr>
+        <w:pStyle w:val="Heading3"/>
+      </w:pPr>
+      <w:r>
+        <w:t>04. Change one thing. Trace what follows.</w:t>
+      </w:r>
+    </w:p>
+    <w:p>
+      <w:r>
+        <w:drawing>
+          <wp:inline xmlns:a="http://schemas.openxmlformats.org/drawingml/2006/main" xmlns:pic="http://schemas.openxmlformats.org/drawingml/2006/picture">
+            <wp:extent cx="5486400" cy="3026664"/>
+            <wp:docPr id="6" name="Picture 6" descr="Original case: Do not infer that children learn more from this answer-support measure. Changed condition: Write &quot;B makes every student smarter&quot;. Expected result: Remove that sentence as unsupported by the study. Reason: The measured unit was answers, not student understanding or intelligence."/>
+            <wp:cNvGraphicFramePr>
+              <a:graphicFrameLocks noChangeAspect="1"/>
+            </wp:cNvGraphicFramePr>
+            <a:graphic>
+              <a:graphicData uri="http://schemas.openxmlformats.org/drawingml/2006/picture">
+                <pic:pic>
+                  <pic:nvPicPr>
+                    <pic:cNvPr id="0" name="academy-story-ai-7-31-04.png"/>
+                    <pic:cNvPicPr/>
+                  </pic:nvPicPr>
+                  <pic:blipFill>
+                    <a:blip r:embed="rId14"/>
+                    <a:stretch>
+                      <a:fillRect/>
+                    </a:stretch>
+                  </pic:blipFill>
+                  <pic:spPr>
+                    <a:xfrm>
+                      <a:off x="0" y="0"/>
+                      <a:ext cx="5486400" cy="3026664"/>
+                    </a:xfrm>
+                    <a:prstGeom prst="rect"/>
+                  </pic:spPr>
+                </pic:pic>
+              </a:graphicData>
+            </a:graphic>
+          </wp:inline>
+        </w:drawing>
+      </w:r>
+    </w:p>
+    <w:p>
+      <w:pPr>
+        <w:spacing w:line="336" w:lineRule="auto" w:after="180"/>
+      </w:pPr>
+      <w:r>
+        <w:rPr>
+          <w:b w:val="0"/>
+        </w:rPr>
+        <w:t>Original case: Do not infer that children learn more from this answer-support measure. Changed condition: Write "B makes every student smarter". Expected result: Remove that sentence as unsupported by the study.</w:t>
+      </w:r>
+    </w:p>
+    <w:p>
+      <w:pPr>
+        <w:spacing w:line="336" w:lineRule="auto" w:after="180"/>
+      </w:pPr>
+      <w:r>
+        <w:rPr>
+          <w:b w:val="0"/>
+        </w:rPr>
+        <w:t>Reason: The measured unit was answers, not student understanding or intelligence.</w:t>
+      </w:r>
+    </w:p>
+    <w:p>
+      <w:pPr>
+        <w:spacing w:line="336" w:lineRule="auto" w:after="180"/>
+        <w:shd w:fill="F5F1FB"/>
+      </w:pPr>
+      <w:r>
+        <w:rPr>
+          <w:b w:val="0"/>
+        </w:rPr>
+        <w:t>Predict before checking the worked changed-case result. Name what changed and what the supplied facts allow you to conclude.</w:t>
+      </w:r>
+    </w:p>
+    <w:p>
+      <w:pPr>
+        <w:pStyle w:val="Heading3"/>
+      </w:pPr>
+      <w:r>
+        <w:t>My picture explanation, deciding evidence and one limit</w:t>
+      </w:r>
+    </w:p>
+    <w:p>
+      <w:r>
+        <w:t>________________________________________________________________</w:t>
+      </w:r>
+    </w:p>
+    <w:p>
+      <w:r>
+        <w:t>________________________________________________________________</w:t>
+      </w:r>
+    </w:p>
+    <w:p>
+      <w:r>
+        <w:t>________________________________________________________________</w:t>
+      </w:r>
+    </w:p>
+    <w:p>
+      <w:r>
+        <w:t>________________________________________________________________</w:t>
+      </w:r>
+    </w:p>
+    <w:p>
+      <w:pPr>
+        <w:pStyle w:val="Heading3"/>
+      </w:pPr>
+      <w:r>
+        <w:t>05. Connect the explanation to its limit</w:t>
+      </w:r>
+    </w:p>
+    <w:p>
+      <w:r>
+        <w:drawing>
+          <wp:inline xmlns:a="http://schemas.openxmlformats.org/drawingml/2006/main" xmlns:pic="http://schemas.openxmlformats.org/drawingml/2006/picture">
+            <wp:extent cx="5486400" cy="2834640"/>
+            <wp:docPr id="7" name="Picture 7" descr="Results describe what was measured; limitations prevent substitution of a different outcome or population. A small descriptive improvement needs its scope attached. Limit: No significance or stable population effect is established; broader task and learner evidence would require another study."/>
+            <wp:cNvGraphicFramePr>
+              <a:graphicFrameLocks noChangeAspect="1"/>
+            </wp:cNvGraphicFramePr>
+            <a:graphic>
+              <a:graphicData uri="http://schemas.openxmlformats.org/drawingml/2006/picture">
+                <pic:pic>
+                  <pic:nvPicPr>
+                    <pic:cNvPr id="0" name="academy-story-ai-7-31-05.png"/>
+                    <pic:cNvPicPr/>
+                  </pic:nvPicPr>
+                  <pic:blipFill>
+                    <a:blip r:embed="rId15"/>
+                    <a:stretch>
+                      <a:fillRect/>
+                    </a:stretch>
+                  </pic:blipFill>
+                  <pic:spPr>
+                    <a:xfrm>
+                      <a:off x="0" y="0"/>
+                      <a:ext cx="5486400" cy="2834640"/>
+                    </a:xfrm>
+                    <a:prstGeom prst="rect"/>
+                  </pic:spPr>
+                </pic:pic>
+              </a:graphicData>
+            </a:graphic>
+          </wp:inline>
+        </w:drawing>
+      </w:r>
+    </w:p>
+    <w:p>
+      <w:pPr>
+        <w:spacing w:line="336" w:lineRule="auto" w:after="180"/>
+      </w:pPr>
+      <w:r>
+        <w:rPr>
+          <w:b w:val="0"/>
+        </w:rPr>
+        <w:t>Results describe what was measured; limitations prevent substitution of a different outcome or population. A small descriptive improvement needs its scope attached.</w:t>
+      </w:r>
+    </w:p>
+    <w:p>
+      <w:pPr>
+        <w:spacing w:line="336" w:lineRule="auto" w:after="180"/>
+      </w:pPr>
+      <w:r>
+        <w:rPr>
+          <w:b w:val="0"/>
+        </w:rPr>
+        <w:t xml:space="preserve">Limit: No significance or stable population effect is established; broader task and learner </w:t>
+      </w:r>
+      <w:r>
+        <w:rPr>
+          <w:b/>
+        </w:rPr>
+        <w:t>evidence</w:t>
+      </w:r>
+      <w:r>
+        <w:rPr>
+          <w:b w:val="0"/>
+        </w:rPr>
+        <w:t xml:space="preserve"> would require another study.</w:t>
+      </w:r>
+    </w:p>
+    <w:p>
+      <w:pPr>
+        <w:spacing w:line="336" w:lineRule="auto" w:after="180"/>
+        <w:shd w:fill="F5F1FB"/>
+      </w:pPr>
+      <w:r>
+        <w:rPr>
+          <w:b w:val="0"/>
+        </w:rPr>
+        <w:t>Explain the case, then point to a limit on the claim.</w:t>
+      </w:r>
+    </w:p>
+    <w:p>
+      <w:pPr>
+        <w:pStyle w:val="Heading3"/>
+      </w:pPr>
+      <w:r>
+        <w:t>My picture explanation, deciding evidence and one limit</w:t>
+      </w:r>
+    </w:p>
+    <w:p>
+      <w:r>
+        <w:t>________________________________________________________________</w:t>
+      </w:r>
+    </w:p>
+    <w:p>
+      <w:r>
+        <w:t>________________________________________________________________</w:t>
+      </w:r>
+    </w:p>
+    <w:p>
+      <w:r>
+        <w:t>________________________________________________________________</w:t>
+      </w:r>
+    </w:p>
+    <w:p>
+      <w:r>
+        <w:t>________________________________________________________________</w:t>
+      </w:r>
+    </w:p>
+    <w:p>
+      <w:pPr>
+        <w:pStyle w:val="Heading3"/>
+      </w:pPr>
+      <w:r>
+        <w:t>06. Make the idea visible in your project</w:t>
+      </w:r>
+    </w:p>
+    <w:p>
+      <w:r>
+        <w:drawing>
+          <wp:inline xmlns:a="http://schemas.openxmlformats.org/drawingml/2006/main" xmlns:pic="http://schemas.openxmlformats.org/drawingml/2006/picture">
+            <wp:extent cx="5486400" cy="3681984"/>
+            <wp:docPr id="8" name="Picture 8" descr="For the Reproducible AI Research Study, retain an annotated worked trace and the changed-case reasoning. Connect the claim to its records, units and assumptions so another investigator can challenge or reproduce it. Draw your input, deciding step, result and limit. Supported question: Compute the supported-answer rates for 9/12 and 10/12. What actual outcome was measured, and why is a claim that every student becomes smarter outside this evidence?"/>
+            <wp:cNvGraphicFramePr>
+              <a:graphicFrameLocks noChangeAspect="1"/>
+            </wp:cNvGraphicFramePr>
+            <a:graphic>
+              <a:graphicData uri="http://schemas.openxmlformats.org/drawingml/2006/picture">
+                <pic:pic>
+                  <pic:nvPicPr>
+                    <pic:cNvPr id="0" name="academy-story-ai-7-31-06.png"/>
+                    <pic:cNvPicPr/>
+                  </pic:nvPicPr>
+                  <pic:blipFill>
+                    <a:blip r:embed="rId16"/>
+                    <a:stretch>
+                      <a:fillRect/>
+                    </a:stretch>
+                  </pic:blipFill>
+                  <pic:spPr>
+                    <a:xfrm>
+                      <a:off x="0" y="0"/>
+                      <a:ext cx="5486400" cy="3681984"/>
+                    </a:xfrm>
+                    <a:prstGeom prst="rect"/>
+                  </pic:spPr>
+                </pic:pic>
+              </a:graphicData>
+            </a:graphic>
+          </wp:inline>
+        </w:drawing>
+      </w:r>
+    </w:p>
+    <w:p>
+      <w:pPr>
+        <w:spacing w:line="336" w:lineRule="auto" w:after="180"/>
+      </w:pPr>
+      <w:r>
+        <w:rPr>
+          <w:b w:val="0"/>
+        </w:rPr>
+        <w:t>For the Reproducible AI Research Study, retain an annotated worked trace and the changed-case reasoning. Connect the claim to its records, units and assumptions so another investigator can challenge or reproduce it.</w:t>
+      </w:r>
+    </w:p>
+    <w:p>
+      <w:pPr>
+        <w:spacing w:line="336" w:lineRule="auto" w:after="180"/>
+      </w:pPr>
+      <w:r>
+        <w:rPr>
+          <w:b w:val="0"/>
+        </w:rPr>
+        <w:t xml:space="preserve">Draw your </w:t>
+      </w:r>
+      <w:r>
+        <w:rPr>
+          <w:b/>
+        </w:rPr>
+        <w:t>input</w:t>
+      </w:r>
+      <w:r>
+        <w:rPr>
+          <w:b w:val="0"/>
+        </w:rPr>
+        <w:t>, deciding step, result and limit. Supported question: Compute the supported-answer rates for 9/12 and 10/12.</w:t>
+      </w:r>
+    </w:p>
+    <w:p>
+      <w:pPr>
+        <w:spacing w:line="336" w:lineRule="auto" w:after="180"/>
+      </w:pPr>
+      <w:r>
+        <w:rPr>
+          <w:b w:val="0"/>
+        </w:rPr>
+        <w:t xml:space="preserve">What actual outcome was measured, and why is a claim that every student becomes smarter outside this </w:t>
+      </w:r>
+      <w:r>
+        <w:rPr>
+          <w:b/>
+        </w:rPr>
+        <w:t>evidence</w:t>
+      </w:r>
+      <w:r>
+        <w:rPr>
+          <w:b w:val="0"/>
+        </w:rPr>
+        <w:t>?</w:t>
+      </w:r>
+    </w:p>
+    <w:p>
+      <w:pPr>
+        <w:spacing w:line="336" w:lineRule="auto" w:after="180"/>
+        <w:shd w:fill="F5F1FB"/>
+      </w:pPr>
+      <w:r>
+        <w:rPr>
+          <w:b w:val="0"/>
+        </w:rPr>
+        <w:t xml:space="preserve">Draw your project trace and justify the deciding step using </w:t>
+      </w:r>
+      <w:r>
+        <w:rPr>
+          <w:b/>
+        </w:rPr>
+        <w:t>evidence</w:t>
+      </w:r>
+      <w:r>
+        <w:rPr>
+          <w:b w:val="0"/>
+        </w:rPr>
+        <w:t>.</w:t>
+      </w:r>
+    </w:p>
+    <w:p>
+      <w:pPr>
+        <w:pStyle w:val="Heading3"/>
+      </w:pPr>
+      <w:r>
+        <w:t>My picture explanation, deciding evidence and one limit</w:t>
       </w:r>
     </w:p>
     <w:p>

--- a/downloads/workbook/ai-7-week-31.docx
+++ b/downloads/workbook/ai-7-week-31.docx
@@ -25,22 +25,45 @@
         <w:pStyle w:val="Heading1"/>
       </w:pPr>
       <w:r>
-        <w:t>01. Recall and choose your starting point</w:t>
-      </w:r>
-    </w:p>
-    <w:p>
-      <w:r>
-        <w:t>Record your starting explanation for Writing results and limitations before opening notes. Show any later correction separately.</w:t>
-      </w:r>
-    </w:p>
-    <w:p>
-      <w:pPr>
-        <w:spacing w:line="336" w:lineRule="auto" w:after="180"/>
-      </w:pPr>
-      <w:r>
-        <w:rPr>
-          <w:b w:val="0"/>
-        </w:rPr>
+        <w:t>One complete research-case evidence record.</w:t>
+      </w:r>
+    </w:p>
+    <w:p>
+      <w:r>
+        <w:t>Keep counts, outcome definitions and failed conditions visible without substituting unmeasured benefits.</w:t>
+      </w:r>
+    </w:p>
+    <w:p>
+      <w:r>
+        <w:t>Recall → W1–W3/W5 → independent case → project evidence → feedback and delayed return.</w:t>
+      </w:r>
+    </w:p>
+    <w:p>
+      <w:pPr>
+        <w:pStyle w:val="Heading1"/>
+      </w:pPr>
+      <w:r>
+        <w:t>01. Recall · Retrieve before notes</w:t>
+      </w:r>
+    </w:p>
+    <w:p>
+      <w:r>
+        <w:t>Keep this task’s inputs,rule and response together.</w:t>
+      </w:r>
+    </w:p>
+    <w:p>
+      <w:pPr>
+        <w:pStyle w:val="Heading2"/>
+      </w:pPr>
+      <w:r>
+        <w:t>Complete task and evidence</w:t>
+      </w:r>
+    </w:p>
+    <w:p>
+      <w:pPr>
+        <w:pStyle w:val="ListBullet"/>
+      </w:pPr>
+      <w:r>
         <w:t>Try the recall before opening notes. Then use a different colour or a labelled second line to correct your explanation.</w:t>
       </w:r>
     </w:p>
@@ -54,12 +77,9 @@
     </w:p>
     <w:p>
       <w:pPr>
-        <w:spacing w:line="336" w:lineRule="auto" w:after="180"/>
-      </w:pPr>
-      <w:r>
-        <w:rPr>
-          <w:b w:val="0"/>
-        </w:rPr>
+        <w:pStyle w:val="ListBullet"/>
+      </w:pPr>
+      <w:r>
         <w:t>Without opening the old lesson, explain one key idea from Writing the methods section. Give an example and a mistake that the idea helps you avoid.</w:t>
       </w:r>
     </w:p>
@@ -96,12 +116,9 @@
     </w:p>
     <w:p>
       <w:pPr>
-        <w:spacing w:line="336" w:lineRule="auto" w:after="180"/>
-      </w:pPr>
-      <w:r>
-        <w:rPr>
-          <w:b w:val="0"/>
-        </w:rPr>
+        <w:pStyle w:val="ListBullet"/>
+      </w:pPr>
+      <w:r>
         <w:t>Without opening the old lesson, explain one key idea from Negative results and claim revision. Give an example and a mistake that the idea helps you avoid.</w:t>
       </w:r>
     </w:p>
@@ -138,12 +155,9 @@
     </w:p>
     <w:p>
       <w:pPr>
-        <w:spacing w:line="336" w:lineRule="auto" w:after="180"/>
-      </w:pPr>
-      <w:r>
-        <w:rPr>
-          <w:b w:val="0"/>
-        </w:rPr>
+        <w:pStyle w:val="ListBullet"/>
+      </w:pPr>
+      <w:r>
         <w:t>Without opening the old lesson, explain one key idea from Running the primary experiment. Give an example and a mistake that the idea helps you avoid.</w:t>
       </w:r>
     </w:p>
@@ -175,23 +189,95 @@
         <w:pStyle w:val="Heading1"/>
       </w:pPr>
       <w:r>
-        <w:t>02. Practise with fading help</w:t>
-      </w:r>
-    </w:p>
-    <w:p>
-      <w:r>
-        <w:t>Complete the supported Writing results and limitations trace and record the first step you can explain without help.</w:t>
-      </w:r>
-    </w:p>
-    <w:p>
-      <w:pPr>
-        <w:spacing w:line="336" w:lineRule="auto" w:after="180"/>
-      </w:pPr>
-      <w:r>
-        <w:rPr>
-          <w:b w:val="0"/>
-        </w:rPr>
-        <w:t>Use W2: Trace the worked case for Writing results and limitations. Record the answer once; the lesson and workbook refer to the same attempt.</w:t>
+        <w:t>05. W1 · Explain the current example</w:t>
+      </w:r>
+    </w:p>
+    <w:p>
+      <w:r>
+        <w:t>Keep this task’s inputs,rule and response together.</w:t>
+      </w:r>
+    </w:p>
+    <w:p>
+      <w:pPr>
+        <w:pStyle w:val="Heading2"/>
+      </w:pPr>
+      <w:r>
+        <w:t>Complete task and evidence</w:t>
+      </w:r>
+    </w:p>
+    <w:p>
+      <w:pPr>
+        <w:pStyle w:val="ListBullet"/>
+      </w:pPr>
+      <w:r>
+        <w:t>Results report actual counts, denominators, measured outcomes and descriptive magnitude before interpretation. Main A passes 8/12 ≈ 66.667% and B 9/12 = 75%, gain one of twelve or about 8.333 percentage points. Three B failures involve conflicting sources. Their total slice denominator is unknown, so no conflict-slice rate can be inferred. No user study occurred. Separate picture measures answer support on twelve fixed questions from one approved collection: A 9/12 = 75%, B 10/12 ≈ 83.333%, again one supported-answer gain. These are distinct scenarios and outcomes. Support is not learner improvement; a claim every student becomes smarter substitutes an unmeasured outcome and population. No timings, significance or stable population effect are supplied. Preserve failed conditions and the original primary result, and identify precisely what evidence a broader question would need. A limitation does not turn an unsupported claim into a supported one.</w:t>
+      </w:r>
+    </w:p>
+    <w:p>
+      <w:pPr>
+        <w:pStyle w:val="ListBullet"/>
+      </w:pPr>
+      <w:r>
+        <w:t>Explain the weekly mechanism in your own words. Use the worked scenario to name its input, decision rule and output.</w:t>
+      </w:r>
+    </w:p>
+    <w:p>
+      <w:pPr>
+        <w:pStyle w:val="Heading3"/>
+      </w:pPr>
+      <w:r>
+        <w:t>My reasoning and evidence</w:t>
+      </w:r>
+    </w:p>
+    <w:p>
+      <w:r>
+        <w:t>________________________________________________________________</w:t>
+      </w:r>
+    </w:p>
+    <w:p>
+      <w:r>
+        <w:t>________________________________________________________________</w:t>
+      </w:r>
+    </w:p>
+    <w:p>
+      <w:r>
+        <w:t>________________________________________________________________</w:t>
+      </w:r>
+    </w:p>
+    <w:p>
+      <w:r>
+        <w:t>________________________________________________________________</w:t>
+      </w:r>
+    </w:p>
+    <w:p>
+      <w:r>
+        <w:t>________________________________________________________________</w:t>
+      </w:r>
+    </w:p>
+    <w:p>
+      <w:r>
+        <w:t>________________________________________________________________</w:t>
+      </w:r>
+    </w:p>
+    <w:p>
+      <w:pPr>
+        <w:pStyle w:val="Heading1"/>
+      </w:pPr>
+      <w:r>
+        <w:t>06. W2 · Trace the worked case</w:t>
+      </w:r>
+    </w:p>
+    <w:p>
+      <w:r>
+        <w:t>Keep the supplied inputs, comparison rule and evidence together.</w:t>
+      </w:r>
+    </w:p>
+    <w:p>
+      <w:pPr>
+        <w:pStyle w:val="Heading2"/>
+      </w:pPr>
+      <w:r>
+        <w:t>Complete task and evidence</w:t>
       </w:r>
     </w:p>
     <w:tbl>
@@ -201,10 +287,8 @@
         <w:tblLook w:firstColumn="1" w:firstRow="1" w:lastColumn="0" w:lastRow="0" w:noHBand="0" w:noVBand="1" w:val="04A0"/>
       </w:tblPr>
       <w:tblGrid>
-        <w:gridCol w:w="2556"/>
-        <w:gridCol w:w="2556"/>
-        <w:gridCol w:w="2556"/>
-        <w:gridCol w:w="2556"/>
+        <w:gridCol w:w="5112"/>
+        <w:gridCol w:w="5112"/>
       </w:tblGrid>
       <w:tr>
         <w:trPr>
@@ -212,41 +296,21 @@
         </w:trPr>
         <w:tc>
           <w:tcPr>
-            <w:tcW w:type="dxa" w:w="2556"/>
+            <w:tcW w:type="dxa" w:w="5112"/>
           </w:tcPr>
           <w:p>
             <w:r>
-              <w:t>Given inputs</w:t>
+              <w:t>Main results component</w:t>
             </w:r>
           </w:p>
         </w:tc>
         <w:tc>
           <w:tcPr>
-            <w:tcW w:type="dxa" w:w="2556"/>
+            <w:tcW w:type="dxa" w:w="5112"/>
           </w:tcPr>
           <w:p>
             <w:r>
-              <w:t>Procedure I chose</w:t>
-            </w:r>
-          </w:p>
-        </w:tc>
-        <w:tc>
-          <w:tcPr>
-            <w:tcW w:type="dxa" w:w="2556"/>
-          </w:tcPr>
-          <w:p>
-            <w:r>
-              <w:t>Middle steps</w:t>
-            </w:r>
-          </w:p>
-        </w:tc>
-        <w:tc>
-          <w:tcPr>
-            <w:tcW w:type="dxa" w:w="2556"/>
-          </w:tcPr>
-          <w:p>
-            <w:r>
-              <w:t>Result and check</w:t>
+              <w:t>Supported statement</w:t>
             </w:r>
           </w:p>
         </w:tc>
@@ -254,44 +318,180 @@
       <w:tr>
         <w:tc>
           <w:tcPr>
-            <w:tcW w:type="dxa" w:w="2556"/>
+            <w:tcW w:type="dxa" w:w="5112"/>
           </w:tcPr>
           <w:p>
-            <w:r/>
+            <w:r>
+              <w:t>Observed pass rates</w:t>
+            </w:r>
           </w:p>
         </w:tc>
         <w:tc>
           <w:tcPr>
-            <w:tcW w:type="dxa" w:w="2556"/>
+            <w:tcW w:type="dxa" w:w="5112"/>
           </w:tcPr>
           <w:p>
-            <w:r/>
+            <w:r>
+              <w:t>A 8/12 ≈ 66.667%; B 9/12 = 75%</w:t>
+            </w:r>
+          </w:p>
+        </w:tc>
+      </w:tr>
+      <w:tr>
+        <w:tc>
+          <w:tcPr>
+            <w:tcW w:type="dxa" w:w="5112"/>
+          </w:tcPr>
+          <w:p>
+            <w:r>
+              <w:t>Descriptive difference</w:t>
+            </w:r>
           </w:p>
         </w:tc>
         <w:tc>
           <w:tcPr>
-            <w:tcW w:type="dxa" w:w="2556"/>
+            <w:tcW w:type="dxa" w:w="5112"/>
           </w:tcPr>
           <w:p>
-            <w:r/>
+            <w:r>
+              <w:t>1/12 ≈ 8.333 percentage points in B’s favor</w:t>
+            </w:r>
+          </w:p>
+        </w:tc>
+      </w:tr>
+      <w:tr>
+        <w:tc>
+          <w:tcPr>
+            <w:tcW w:type="dxa" w:w="5112"/>
+          </w:tcPr>
+          <w:p>
+            <w:r>
+              <w:t>Failure category</w:t>
+            </w:r>
           </w:p>
         </w:tc>
         <w:tc>
           <w:tcPr>
-            <w:tcW w:type="dxa" w:w="2556"/>
+            <w:tcW w:type="dxa" w:w="5112"/>
           </w:tcPr>
           <w:p>
-            <w:r/>
+            <w:r>
+              <w:t>Three B failures involve conflicting sources</w:t>
+            </w:r>
+          </w:p>
+        </w:tc>
+      </w:tr>
+      <w:tr>
+        <w:tc>
+          <w:tcPr>
+            <w:tcW w:type="dxa" w:w="5112"/>
+          </w:tcPr>
+          <w:p>
+            <w:r>
+              <w:t>What category statement does not imply</w:t>
+            </w:r>
+          </w:p>
+        </w:tc>
+        <w:tc>
+          <w:tcPr>
+            <w:tcW w:type="dxa" w:w="5112"/>
+          </w:tcPr>
+          <w:p>
+            <w:r>
+              <w:t>Not that every conflict case failed; total conflict cases unknown</w:t>
+            </w:r>
+          </w:p>
+        </w:tc>
+      </w:tr>
+      <w:tr>
+        <w:tc>
+          <w:tcPr>
+            <w:tcW w:type="dxa" w:w="5112"/>
+          </w:tcPr>
+          <w:p>
+            <w:r>
+              <w:t>User-study status</w:t>
+            </w:r>
+          </w:p>
+        </w:tc>
+        <w:tc>
+          <w:tcPr>
+            <w:tcW w:type="dxa" w:w="5112"/>
+          </w:tcPr>
+          <w:p>
+            <w:r>
+              <w:t>No study occurred; classroom usefulness not measured</w:t>
+            </w:r>
+          </w:p>
+        </w:tc>
+      </w:tr>
+      <w:tr>
+        <w:tc>
+          <w:tcPr>
+            <w:tcW w:type="dxa" w:w="5112"/>
+          </w:tcPr>
+          <w:p>
+            <w:r>
+              <w:t>Paired identities / statistical effect</w:t>
+            </w:r>
+          </w:p>
+        </w:tc>
+        <w:tc>
+          <w:tcPr>
+            <w:tcW w:type="dxa" w:w="5112"/>
+          </w:tcPr>
+          <w:p>
+            <w:r>
+              <w:t>Not supplied; no reconstructed transitions or significance</w:t>
+            </w:r>
+          </w:p>
+        </w:tc>
+      </w:tr>
+      <w:tr>
+        <w:tc>
+          <w:tcPr>
+            <w:tcW w:type="dxa" w:w="5112"/>
+          </w:tcPr>
+          <w:p>
+            <w:r>
+              <w:t>Scoped report</w:t>
+            </w:r>
+          </w:p>
+        </w:tc>
+        <w:tc>
+          <w:tcPr>
+            <w:tcW w:type="dxa" w:w="5112"/>
+          </w:tcPr>
+          <w:p>
+            <w:r>
+              <w:t>B passed one more of twelve supplied cases, with conflict failures retained</w:t>
+            </w:r>
           </w:p>
         </w:tc>
       </w:tr>
     </w:tbl>
     <w:p>
       <w:pPr>
+        <w:pStyle w:val="ListBullet"/>
+      </w:pPr>
+      <w:r>
+        <w:t>Results report actual counts, denominators, measured outcomes and descriptive magnitude before interpretation. Main A passes 8/12 ≈ 66.667% and B 9/12 = 75%, gain one of twelve or about 8.333 percentage points. Three B failures involve conflicting sources. Their total slice denominator is unknown, so no conflict-slice rate can be inferred. No user study occurred. Separate picture measures answer support on twelve fixed questions from one approved collection: A 9/12 = 75%, B 10/12 ≈ 83.333%, again one supported-answer gain. These are distinct scenarios and outcomes. Support is not learner improvement; a claim every student becomes smarter substitutes an unmeasured outcome and population. No timings, significance or stable population effect are supplied. Preserve failed conditions and the original primary result, and identify precisely what evidence a broader question would need. A limitation does not turn an unsupported claim into a supported one.</w:t>
+      </w:r>
+    </w:p>
+    <w:p>
+      <w:pPr>
+        <w:pStyle w:val="ListBullet"/>
+      </w:pPr>
+      <w:r>
+        <w:t>B passes 9/12, A 8/12; three B failures all concern conflicting sources. No user study occurred. Show the intermediate steps and give the conclusion with its scope.</w:t>
+      </w:r>
+    </w:p>
+    <w:p>
+      <w:pPr>
         <w:pStyle w:val="Heading3"/>
       </w:pPr>
       <w:r>
-        <w:t>The step I completed without help, and the hint I needed</w:t>
+        <w:t>My reasoning and evidence</w:t>
       </w:r>
     </w:p>
     <w:p>
@@ -310,38 +510,60 @@
       </w:r>
     </w:p>
     <w:p>
+      <w:r>
+        <w:t>________________________________________________________________</w:t>
+      </w:r>
+    </w:p>
+    <w:p>
+      <w:r>
+        <w:t>________________________________________________________________</w:t>
+      </w:r>
+    </w:p>
+    <w:p>
+      <w:r>
+        <w:t>________________________________________________________________</w:t>
+      </w:r>
+    </w:p>
+    <w:p>
+      <w:r>
+        <w:t>________________________________________________________________</w:t>
+      </w:r>
+    </w:p>
+    <w:p>
       <w:pPr>
         <w:pStyle w:val="Heading1"/>
       </w:pPr>
       <w:r>
-        <w:t>03. Individual reasoning check</w:t>
-      </w:r>
-    </w:p>
-    <w:p>
-      <w:r>
-        <w:t>Check the proposed Writing results and limitations explanation against the supplied facts before discussing it.</w:t>
-      </w:r>
-    </w:p>
-    <w:p>
-      <w:pPr>
-        <w:spacing w:line="336" w:lineRule="auto" w:after="180"/>
-      </w:pPr>
-      <w:r>
-        <w:rPr>
-          <w:b w:val="0"/>
-        </w:rPr>
-        <w:t>Use the worked case for Writing results and limitations. Proposed explanation: “The worked result establishes every future case”. Decide whether this explanation is supported.</w:t>
-      </w:r>
-    </w:p>
-    <w:p>
-      <w:pPr>
-        <w:spacing w:line="336" w:lineRule="auto" w:after="180"/>
-      </w:pPr>
-      <w:r>
-        <w:rPr>
-          <w:b w:val="0"/>
-        </w:rPr>
-        <w:t>Point to the step or supplied fact that decides; explain your repair if needed.</w:t>
+        <w:t>07. W3 · Repair a misconception</w:t>
+      </w:r>
+    </w:p>
+    <w:p>
+      <w:r>
+        <w:t>Keep this task’s inputs,rule and response together.</w:t>
+      </w:r>
+    </w:p>
+    <w:p>
+      <w:pPr>
+        <w:pStyle w:val="Heading2"/>
+      </w:pPr>
+      <w:r>
+        <w:t>Complete task and evidence</w:t>
+      </w:r>
+    </w:p>
+    <w:p>
+      <w:pPr>
+        <w:pStyle w:val="ListBullet"/>
+      </w:pPr>
+      <w:r>
+        <w:t>Results report actual counts, denominators, measured outcomes and descriptive magnitude before interpretation. Main A passes 8/12 ≈ 66.667% and B 9/12 = 75%, gain one of twelve or about 8.333 percentage points. Three B failures involve conflicting sources. Their total slice denominator is unknown, so no conflict-slice rate can be inferred. No user study occurred. Separate picture measures answer support on twelve fixed questions from one approved collection: A 9/12 = 75%, B 10/12 ≈ 83.333%, again one supported-answer gain. These are distinct scenarios and outcomes. Support is not learner improvement; a claim every student becomes smarter substitutes an unmeasured outcome and population. No timings, significance or stable population effect are supplied. Preserve failed conditions and the original primary result, and identify precisely what evidence a broader question would need. A limitation does not turn an unsupported claim into a supported one.</w:t>
+      </w:r>
+    </w:p>
+    <w:p>
+      <w:pPr>
+        <w:pStyle w:val="ListBullet"/>
+      </w:pPr>
+      <w:r>
+        <w:t>A report omits this qualification: A limitation should directly bound the corresponding claim rather than contradict an oversized headline. Explain how omitting it could change a reader's interpretation, and write an accurate replacement.</w:t>
       </w:r>
     </w:p>
     <w:p>
@@ -349,7 +571,7 @@
         <w:pStyle w:val="Heading3"/>
       </w:pPr>
       <w:r>
-        <w:t>My explanation before partner discussion</w:t>
+        <w:t>My reasoning and evidence</w:t>
       </w:r>
     </w:p>
     <w:p>
@@ -373,16 +595,50 @@
       </w:r>
     </w:p>
     <w:p>
+      <w:r>
+        <w:t>________________________________________________________________</w:t>
+      </w:r>
+    </w:p>
+    <w:p>
+      <w:r>
+        <w:t>________________________________________________________________</w:t>
+      </w:r>
+    </w:p>
+    <w:p>
       <w:pPr>
         <w:pStyle w:val="Heading1"/>
       </w:pPr>
       <w:r>
-        <w:t>04. Independent transfer case</w:t>
-      </w:r>
-    </w:p>
-    <w:p>
-      <w:r>
-        <w:t>Write one first attempt at the reserved independent case before feedback. Repeated copies of that case refer to the same recorded attempt.</w:t>
+        <w:t>09. W5 · Explain the limitation</w:t>
+      </w:r>
+    </w:p>
+    <w:p>
+      <w:r>
+        <w:t>Keep this task’s inputs,rule and response together.</w:t>
+      </w:r>
+    </w:p>
+    <w:p>
+      <w:pPr>
+        <w:pStyle w:val="Heading2"/>
+      </w:pPr>
+      <w:r>
+        <w:t>Complete task and evidence</w:t>
+      </w:r>
+    </w:p>
+    <w:p>
+      <w:pPr>
+        <w:pStyle w:val="ListBullet"/>
+      </w:pPr>
+      <w:r>
+        <w:t>Results report actual counts, denominators, measured outcomes and descriptive magnitude before interpretation. Main A passes 8/12 ≈ 66.667% and B 9/12 = 75%, gain one of twelve or about 8.333 percentage points. Three B failures involve conflicting sources. Their total slice denominator is unknown, so no conflict-slice rate can be inferred. No user study occurred. Separate picture measures answer support on twelve fixed questions from one approved collection: A 9/12 = 75%, B 10/12 ≈ 83.333%, again one supported-answer gain. These are distinct scenarios and outcomes. Support is not learner improvement; a claim every student becomes smarter substitutes an unmeasured outcome and population. No timings, significance or stable population effect are supplied. Preserve failed conditions and the original primary result, and identify precisely what evidence a broader question would need. A limitation does not turn an unsupported claim into a supported one.</w:t>
+      </w:r>
+    </w:p>
+    <w:p>
+      <w:pPr>
+        <w:pStyle w:val="ListBullet"/>
+      </w:pPr>
+      <w:r>
+        <w:t>For the worked scenario, propose one additional case that could reveal a failure, describe its expected outcome before running it, and explain what would need to remain fixed for a fair comparison. Do not reuse W4 as a new final test after receiving feedback.</w:t>
       </w:r>
     </w:p>
     <w:p>
@@ -390,18 +646,79 @@
         <w:pStyle w:val="Heading3"/>
       </w:pPr>
       <w:r>
+        <w:t>My reasoning and evidence</w:t>
+      </w:r>
+    </w:p>
+    <w:p>
+      <w:r>
+        <w:t>________________________________________________________________</w:t>
+      </w:r>
+    </w:p>
+    <w:p>
+      <w:r>
+        <w:t>________________________________________________________________</w:t>
+      </w:r>
+    </w:p>
+    <w:p>
+      <w:r>
+        <w:t>________________________________________________________________</w:t>
+      </w:r>
+    </w:p>
+    <w:p>
+      <w:r>
+        <w:t>________________________________________________________________</w:t>
+      </w:r>
+    </w:p>
+    <w:p>
+      <w:r>
+        <w:t>________________________________________________________________</w:t>
+      </w:r>
+    </w:p>
+    <w:p>
+      <w:r>
+        <w:t>________________________________________________________________</w:t>
+      </w:r>
+    </w:p>
+    <w:p>
+      <w:r>
+        <w:t>________________________________________________________________</w:t>
+      </w:r>
+    </w:p>
+    <w:p>
+      <w:pPr>
+        <w:pStyle w:val="Heading1"/>
+      </w:pPr>
+      <w:r>
+        <w:t>04. Try alone · Selected transfer</w:t>
+      </w:r>
+    </w:p>
+    <w:p>
+      <w:r>
+        <w:t>Keep this task’s inputs,rule and response together.</w:t>
+      </w:r>
+    </w:p>
+    <w:p>
+      <w:pPr>
+        <w:pStyle w:val="Heading2"/>
+      </w:pPr>
+      <w:r>
+        <w:t>Complete task and evidence</w:t>
+      </w:r>
+    </w:p>
+    <w:p>
+      <w:pPr>
+        <w:pStyle w:val="Heading3"/>
+      </w:pPr>
+      <w:r>
         <w:t>Independent case: Apply a new case independently</w:t>
       </w:r>
     </w:p>
     <w:p>
       <w:pPr>
-        <w:spacing w:line="336" w:lineRule="auto" w:after="180"/>
-      </w:pPr>
-      <w:r>
-        <w:rPr>
-          <w:b w:val="0"/>
-        </w:rPr>
-        <w:t>Candidate10/15, baseline9/15; no timings measured. Write result and two limits.</w:t>
+        <w:pStyle w:val="ListBullet"/>
+      </w:pPr>
+      <w:r>
+        <w:t>Candidate 10/15, baseline 9/15; no timings measured. Write result and two limits.</w:t>
       </w:r>
     </w:p>
     <w:p>
@@ -449,12 +766,9 @@
     </w:p>
     <w:p>
       <w:pPr>
-        <w:spacing w:line="336" w:lineRule="auto" w:after="180"/>
-      </w:pPr>
-      <w:r>
-        <w:rPr>
-          <w:b w:val="0"/>
-        </w:rPr>
+        <w:pStyle w:val="ListBullet"/>
+      </w:pPr>
+      <w:r>
         <w:t>Attempt this case before feedback. Record any help. Earlier examples below are further practice; a case already practised with feedback cannot establish fresh transfer.</w:t>
       </w:r>
     </w:p>
@@ -463,59 +777,28 @@
         <w:pStyle w:val="Heading1"/>
       </w:pPr>
       <w:r>
-        <w:t>05. W1 Explain the mechanism</w:t>
-      </w:r>
-    </w:p>
-    <w:p>
-      <w:r>
-        <w:t>Explain the mechanism. Apply the supplied Writing results and limitations facts and keep your reasoning.</w:t>
-      </w:r>
-    </w:p>
-    <w:p>
-      <w:pPr>
-        <w:spacing w:line="336" w:lineRule="auto" w:after="180"/>
-      </w:pPr>
-      <w:r>
-        <w:rPr>
-          <w:b w:val="0"/>
-        </w:rPr>
-        <w:t xml:space="preserve">Explain the weekly </w:t>
-      </w:r>
-      <w:r>
-        <w:rPr>
-          <w:b/>
-        </w:rPr>
-        <w:t>mechanism</w:t>
-      </w:r>
-      <w:r>
-        <w:rPr>
-          <w:b w:val="0"/>
-        </w:rPr>
-        <w:t xml:space="preserve"> in your own words. Use the worked scenario to name its </w:t>
-      </w:r>
-      <w:r>
-        <w:rPr>
-          <w:b/>
-        </w:rPr>
-        <w:t>input</w:t>
-      </w:r>
-      <w:r>
-        <w:rPr>
-          <w:b w:val="0"/>
-        </w:rPr>
-        <w:t xml:space="preserve">, decision rule and </w:t>
-      </w:r>
-      <w:r>
-        <w:rPr>
-          <w:b/>
-        </w:rPr>
-        <w:t>output</w:t>
-      </w:r>
-      <w:r>
-        <w:rPr>
-          <w:b w:val="0"/>
-        </w:rPr>
-        <w:t>.</w:t>
+        <w:t>10. Project · Keep the research evidence</w:t>
+      </w:r>
+    </w:p>
+    <w:p>
+      <w:r>
+        <w:t>Preserve the question, protocol, observations, analysis and limits.</w:t>
+      </w:r>
+    </w:p>
+    <w:p>
+      <w:pPr>
+        <w:pStyle w:val="Heading2"/>
+      </w:pPr>
+      <w:r>
+        <w:t>Complete task and evidence</w:t>
+      </w:r>
+    </w:p>
+    <w:p>
+      <w:pPr>
+        <w:pStyle w:val="ListBullet"/>
+      </w:pPr>
+      <w:r>
+        <w:t>Add a labelled writing results and limitations evidence sheet to Reproducible AI Research Study. Show how you can explain the mechanism and terminology of writing results and limitations. Use the supplied fictional case and keep its inputs, intermediate steps, calculation or prediction, and limitation. Connect this record to last week’s record; a matching answer without a trace is insufficient.</w:t>
       </w:r>
     </w:p>
     <w:p>
@@ -523,7 +806,7 @@
         <w:pStyle w:val="Heading3"/>
       </w:pPr>
       <w:r>
-        <w:t>My reasoning and evidence</w:t>
+        <w:t>My project change, supporting evidence and remaining limit</w:t>
       </w:r>
     </w:p>
     <w:p>
@@ -561,435 +844,20 @@
         <w:pStyle w:val="Heading1"/>
       </w:pPr>
       <w:r>
-        <w:t>06. W2 Trace the worked case</w:t>
-      </w:r>
-    </w:p>
-    <w:p>
-      <w:r>
-        <w:t>Trace the worked case. Apply the supplied Writing results and limitations facts and keep your reasoning.</w:t>
-      </w:r>
-    </w:p>
-    <w:p>
-      <w:pPr>
-        <w:spacing w:line="336" w:lineRule="auto" w:after="180"/>
-      </w:pPr>
-      <w:r>
-        <w:rPr>
-          <w:b w:val="0"/>
-        </w:rPr>
-        <w:t>B passes9/12, A8/12; three B failures all concern conflicting sources. No user study occurred. Show the intermediate steps and give the conclusion with its scope.</w:t>
-      </w:r>
-    </w:p>
-    <w:p>
-      <w:pPr>
-        <w:pStyle w:val="Heading3"/>
-      </w:pPr>
-      <w:r>
-        <w:t>My reasoning and evidence</w:t>
-      </w:r>
-    </w:p>
-    <w:p>
-      <w:r>
-        <w:t>________________________________________________________________</w:t>
-      </w:r>
-    </w:p>
-    <w:p>
-      <w:r>
-        <w:t>________________________________________________________________</w:t>
-      </w:r>
-    </w:p>
-    <w:p>
-      <w:r>
-        <w:t>________________________________________________________________</w:t>
-      </w:r>
-    </w:p>
-    <w:p>
-      <w:r>
-        <w:t>________________________________________________________________</w:t>
-      </w:r>
-    </w:p>
-    <w:p>
-      <w:r>
-        <w:t>________________________________________________________________</w:t>
-      </w:r>
-    </w:p>
-    <w:p>
-      <w:r>
-        <w:t>________________________________________________________________</w:t>
-      </w:r>
-    </w:p>
-    <w:p>
-      <w:r>
-        <w:t>________________________________________________________________</w:t>
-      </w:r>
-    </w:p>
-    <w:p>
-      <w:pPr>
-        <w:pStyle w:val="Heading1"/>
-      </w:pPr>
-      <w:r>
-        <w:t>07. W3 Audit the limit</w:t>
-      </w:r>
-    </w:p>
-    <w:p>
-      <w:r>
-        <w:t>Audit the limit. Apply the supplied Writing results and limitations facts and keep your reasoning.</w:t>
-      </w:r>
-    </w:p>
-    <w:p>
-      <w:pPr>
-        <w:spacing w:line="336" w:lineRule="auto" w:after="180"/>
-      </w:pPr>
-      <w:r>
-        <w:rPr>
-          <w:b w:val="0"/>
-        </w:rPr>
-        <w:t>A report omits this qualification: A limitation should directly bound the corresponding claim rather than contradict an oversized headline.</w:t>
-      </w:r>
-    </w:p>
-    <w:p>
-      <w:pPr>
-        <w:spacing w:line="336" w:lineRule="auto" w:after="180"/>
-      </w:pPr>
-      <w:r>
-        <w:rPr>
-          <w:b w:val="0"/>
-        </w:rPr>
-        <w:t xml:space="preserve">Explain how omitting it could change a reader's </w:t>
-      </w:r>
-      <w:r>
-        <w:rPr>
-          <w:b/>
-        </w:rPr>
-        <w:t>interpretation</w:t>
-      </w:r>
-      <w:r>
-        <w:rPr>
-          <w:b w:val="0"/>
-        </w:rPr>
-        <w:t>, and write an accurate replacement.</w:t>
-      </w:r>
-    </w:p>
-    <w:p>
-      <w:pPr>
-        <w:pStyle w:val="Heading3"/>
-      </w:pPr>
-      <w:r>
-        <w:t>My reasoning and evidence</w:t>
-      </w:r>
-    </w:p>
-    <w:p>
-      <w:r>
-        <w:t>________________________________________________________________</w:t>
-      </w:r>
-    </w:p>
-    <w:p>
-      <w:r>
-        <w:t>________________________________________________________________</w:t>
-      </w:r>
-    </w:p>
-    <w:p>
-      <w:r>
-        <w:t>________________________________________________________________</w:t>
-      </w:r>
-    </w:p>
-    <w:p>
-      <w:r>
-        <w:t>________________________________________________________________</w:t>
-      </w:r>
-    </w:p>
-    <w:p>
-      <w:r>
-        <w:t>________________________________________________________________</w:t>
-      </w:r>
-    </w:p>
-    <w:p>
-      <w:r>
-        <w:t>________________________________________________________________</w:t>
-      </w:r>
-    </w:p>
-    <w:p>
-      <w:pPr>
-        <w:pStyle w:val="Heading1"/>
-      </w:pPr>
-      <w:r>
-        <w:t>08. W4 Apply a new case independently</w:t>
-      </w:r>
-    </w:p>
-    <w:p>
-      <w:r>
-        <w:t>Attempt before feedback. If this repeats the selected independent case, reuse that first attempt; otherwise keep a separate record. Apply a new case independently. Apply the supplied Writing results and limitations facts and keep your reasoning.</w:t>
-      </w:r>
-    </w:p>
-    <w:p>
-      <w:pPr>
-        <w:spacing w:line="336" w:lineRule="auto" w:after="180"/>
-      </w:pPr>
-      <w:r>
-        <w:rPr>
-          <w:b w:val="0"/>
-        </w:rPr>
-        <w:t>Candidate10/15, baseline9/15; no timings measured. Write result and two limits.</w:t>
-      </w:r>
-    </w:p>
-    <w:p>
-      <w:pPr>
-        <w:pStyle w:val="Heading3"/>
-      </w:pPr>
-      <w:r>
-        <w:t>My reasoning and evidence</w:t>
-      </w:r>
-    </w:p>
-    <w:p>
-      <w:r>
-        <w:t>________________________________________________________________</w:t>
-      </w:r>
-    </w:p>
-    <w:p>
-      <w:r>
-        <w:t>________________________________________________________________</w:t>
-      </w:r>
-    </w:p>
-    <w:p>
-      <w:r>
-        <w:t>________________________________________________________________</w:t>
-      </w:r>
-    </w:p>
-    <w:p>
-      <w:r>
-        <w:t>________________________________________________________________</w:t>
-      </w:r>
-    </w:p>
-    <w:p>
-      <w:r>
-        <w:t>________________________________________________________________</w:t>
-      </w:r>
-    </w:p>
-    <w:p>
-      <w:r>
-        <w:t>________________________________________________________________</w:t>
-      </w:r>
-    </w:p>
-    <w:p>
-      <w:r>
-        <w:t>________________________________________________________________</w:t>
-      </w:r>
-    </w:p>
-    <w:p>
-      <w:r>
-        <w:t>________________________________________________________________</w:t>
-      </w:r>
-    </w:p>
-    <w:p>
-      <w:pPr>
-        <w:pStyle w:val="Heading1"/>
-      </w:pPr>
-      <w:r>
-        <w:t>09. W5 Design a revealing follow-up</w:t>
-      </w:r>
-    </w:p>
-    <w:p>
-      <w:r>
-        <w:t>Design a revealing follow-up. Apply the supplied Writing results and limitations facts and keep your reasoning.</w:t>
-      </w:r>
-    </w:p>
-    <w:p>
-      <w:pPr>
-        <w:spacing w:line="336" w:lineRule="auto" w:after="180"/>
-      </w:pPr>
-      <w:r>
-        <w:rPr>
-          <w:b w:val="0"/>
-        </w:rPr>
-        <w:t>For the worked scenario, propose one additional case that could reveal a failure, describe its expected outcome before running it, and explain what would need to remain fixed for a fair comparison.</w:t>
-      </w:r>
-    </w:p>
-    <w:p>
-      <w:pPr>
-        <w:spacing w:line="336" w:lineRule="auto" w:after="180"/>
-      </w:pPr>
-      <w:r>
-        <w:rPr>
-          <w:b w:val="0"/>
-        </w:rPr>
-        <w:t>Do not reuse W4 as a new final test after receiving feedback.</w:t>
-      </w:r>
-    </w:p>
-    <w:p>
-      <w:pPr>
-        <w:pStyle w:val="Heading3"/>
-      </w:pPr>
-      <w:r>
-        <w:t>My reasoning and evidence</w:t>
-      </w:r>
-    </w:p>
-    <w:p>
-      <w:r>
-        <w:t>________________________________________________________________</w:t>
-      </w:r>
-    </w:p>
-    <w:p>
-      <w:r>
-        <w:t>________________________________________________________________</w:t>
-      </w:r>
-    </w:p>
-    <w:p>
-      <w:r>
-        <w:t>________________________________________________________________</w:t>
-      </w:r>
-    </w:p>
-    <w:p>
-      <w:r>
-        <w:t>________________________________________________________________</w:t>
-      </w:r>
-    </w:p>
-    <w:p>
-      <w:r>
-        <w:t>________________________________________________________________</w:t>
-      </w:r>
-    </w:p>
-    <w:p>
-      <w:r>
-        <w:t>________________________________________________________________</w:t>
-      </w:r>
-    </w:p>
-    <w:p>
-      <w:r>
-        <w:t>________________________________________________________________</w:t>
-      </w:r>
-    </w:p>
-    <w:p>
-      <w:pPr>
-        <w:pStyle w:val="Heading1"/>
-      </w:pPr>
-      <w:r>
-        <w:t>10. Project checkpoint and reflection</w:t>
-      </w:r>
-    </w:p>
-    <w:p>
-      <w:r>
-        <w:t>Connect Writing results and limitations to Reproducible AI Research Study, identify a limit and choose the next useful test.</w:t>
-      </w:r>
-    </w:p>
-    <w:p>
-      <w:pPr>
-        <w:spacing w:line="336" w:lineRule="auto" w:after="180"/>
-      </w:pPr>
-      <w:r>
-        <w:rPr>
-          <w:b w:val="0"/>
-        </w:rPr>
-        <w:t xml:space="preserve">Add a labelled writing results and limitations </w:t>
-      </w:r>
-      <w:r>
-        <w:rPr>
-          <w:b/>
-        </w:rPr>
-        <w:t>evidence</w:t>
-      </w:r>
-      <w:r>
-        <w:rPr>
-          <w:b w:val="0"/>
-        </w:rPr>
-        <w:t xml:space="preserve"> sheet to Reproducible AI Research Study. Show how you can explain the </w:t>
-      </w:r>
-      <w:r>
-        <w:rPr>
-          <w:b/>
-        </w:rPr>
-        <w:t>mechanism</w:t>
-      </w:r>
-      <w:r>
-        <w:rPr>
-          <w:b w:val="0"/>
-        </w:rPr>
-        <w:t xml:space="preserve"> and terminology of writing results and limitations.</w:t>
-      </w:r>
-    </w:p>
-    <w:p>
-      <w:pPr>
-        <w:spacing w:line="336" w:lineRule="auto" w:after="180"/>
-      </w:pPr>
-      <w:r>
-        <w:rPr>
-          <w:b w:val="0"/>
-        </w:rPr>
-        <w:t xml:space="preserve">Use the supplied fictional case and keep its </w:t>
-      </w:r>
-      <w:r>
-        <w:rPr>
-          <w:b/>
-        </w:rPr>
-        <w:t>input</w:t>
-      </w:r>
-      <w:r>
-        <w:rPr>
-          <w:b w:val="0"/>
-        </w:rPr>
-        <w:t xml:space="preserve">s, intermediate steps, calculation or </w:t>
-      </w:r>
-      <w:r>
-        <w:rPr>
-          <w:b/>
-        </w:rPr>
-        <w:t>prediction</w:t>
-      </w:r>
-      <w:r>
-        <w:rPr>
-          <w:b w:val="0"/>
-        </w:rPr>
-        <w:t>, and limitation. Connect this record to last week’s record; a matching answer without a trace is insufficient.</w:t>
-      </w:r>
-    </w:p>
-    <w:p>
-      <w:pPr>
-        <w:pStyle w:val="Heading3"/>
-      </w:pPr>
-      <w:r>
-        <w:t>My project change, supporting evidence and remaining limit</w:t>
-      </w:r>
-    </w:p>
-    <w:p>
-      <w:r>
-        <w:t>________________________________________________________________</w:t>
-      </w:r>
-    </w:p>
-    <w:p>
-      <w:r>
-        <w:t>________________________________________________________________</w:t>
-      </w:r>
-    </w:p>
-    <w:p>
-      <w:r>
-        <w:t>________________________________________________________________</w:t>
-      </w:r>
-    </w:p>
-    <w:p>
-      <w:r>
-        <w:t>________________________________________________________________</w:t>
-      </w:r>
-    </w:p>
-    <w:p>
-      <w:r>
-        <w:t>________________________________________________________________</w:t>
-      </w:r>
-    </w:p>
-    <w:p>
-      <w:r>
-        <w:t>________________________________________________________________</w:t>
-      </w:r>
-    </w:p>
-    <w:p>
-      <w:pPr>
-        <w:pStyle w:val="Heading1"/>
-      </w:pPr>
-      <w:r>
-        <w:t>11. Feedback, return check and learning record</w:t>
-      </w:r>
-    </w:p>
-    <w:p>
-      <w:r>
-        <w:t>Record the first repaired step and a different case to revisit after a delay.</w:t>
+        <w:t>11. Feedback · Repair and return</w:t>
+      </w:r>
+    </w:p>
+    <w:p>
+      <w:r>
+        <w:t>Keep this task’s inputs,rule and response together.</w:t>
+      </w:r>
+    </w:p>
+    <w:p>
+      <w:pPr>
+        <w:pStyle w:val="Heading2"/>
+      </w:pPr>
+      <w:r>
+        <w:t>Complete task and evidence</w:t>
       </w:r>
     </w:p>
     <w:tbl>
@@ -1130,12 +998,9 @@
     </w:tbl>
     <w:p>
       <w:pPr>
-        <w:spacing w:line="336" w:lineRule="auto" w:after="180"/>
-      </w:pPr>
-      <w:r>
-        <w:rPr>
-          <w:b w:val="0"/>
-        </w:rPr>
+        <w:pStyle w:val="ListBullet"/>
+      </w:pPr>
+      <w:r>
         <w:t>Revisit this idea with your teacher after a delay. Familiarity is different from explaining and using it on a changed case.</w:t>
       </w:r>
     </w:p>
@@ -1144,33 +1009,357 @@
         <w:pStyle w:val="Heading1"/>
       </w:pPr>
       <w:r>
-        <w:t>12. Pictorial case practice: Writing results and limitations</w:t>
-      </w:r>
-    </w:p>
-    <w:p>
-      <w:r>
-        <w:t>Write results without enlarging them. A fictional study evaluates answer support on twelve fixed questions from one approved collection. Explain the labelled step before checking the changed condition.</w:t>
-      </w:r>
-    </w:p>
-    <w:p>
-      <w:pPr>
-        <w:spacing w:line="336" w:lineRule="auto" w:after="180"/>
-      </w:pPr>
-      <w:r>
-        <w:rPr>
-          <w:b w:val="0"/>
-        </w:rPr>
+        <w:t>Reference bank and extra practice</w:t>
+      </w:r>
+    </w:p>
+    <w:p>
+      <w:pPr>
+        <w:pStyle w:val="Heading1"/>
+      </w:pPr>
+      <w:r>
+        <w:t>02. Reference · Supported W2 record</w:t>
+      </w:r>
+    </w:p>
+    <w:p>
+      <w:r>
+        <w:t>Keep this task’s inputs,rule and response together.</w:t>
+      </w:r>
+    </w:p>
+    <w:p>
+      <w:pPr>
+        <w:pStyle w:val="Heading2"/>
+      </w:pPr>
+      <w:r>
+        <w:t>Complete task and evidence</w:t>
+      </w:r>
+    </w:p>
+    <w:p>
+      <w:pPr>
+        <w:pStyle w:val="ListBullet"/>
+      </w:pPr>
+      <w:r>
+        <w:t>Use W2: Trace the worked case for Writing results and limitations. Record the answer once; the lesson and workbook refer to the same attempt.</w:t>
+      </w:r>
+    </w:p>
+    <w:tbl>
+      <w:tblPr>
+        <w:tblStyle w:val="LightShading-Accent1"/>
+        <w:tblW w:type="auto" w:w="0"/>
+        <w:tblLook w:firstColumn="1" w:firstRow="1" w:lastColumn="0" w:lastRow="0" w:noHBand="0" w:noVBand="1" w:val="04A0"/>
+      </w:tblPr>
+      <w:tblGrid>
+        <w:gridCol w:w="2556"/>
+        <w:gridCol w:w="2556"/>
+        <w:gridCol w:w="2556"/>
+        <w:gridCol w:w="2556"/>
+      </w:tblGrid>
+      <w:tr>
+        <w:trPr>
+          <w:tblHeader/>
+        </w:trPr>
+        <w:tc>
+          <w:tcPr>
+            <w:tcW w:type="dxa" w:w="2556"/>
+          </w:tcPr>
+          <w:p>
+            <w:r>
+              <w:t>Given inputs</w:t>
+            </w:r>
+          </w:p>
+        </w:tc>
+        <w:tc>
+          <w:tcPr>
+            <w:tcW w:type="dxa" w:w="2556"/>
+          </w:tcPr>
+          <w:p>
+            <w:r>
+              <w:t>Procedure I chose</w:t>
+            </w:r>
+          </w:p>
+        </w:tc>
+        <w:tc>
+          <w:tcPr>
+            <w:tcW w:type="dxa" w:w="2556"/>
+          </w:tcPr>
+          <w:p>
+            <w:r>
+              <w:t>Middle steps</w:t>
+            </w:r>
+          </w:p>
+        </w:tc>
+        <w:tc>
+          <w:tcPr>
+            <w:tcW w:type="dxa" w:w="2556"/>
+          </w:tcPr>
+          <w:p>
+            <w:r>
+              <w:t>Result and check</w:t>
+            </w:r>
+          </w:p>
+        </w:tc>
+      </w:tr>
+      <w:tr>
+        <w:tc>
+          <w:tcPr>
+            <w:tcW w:type="dxa" w:w="2556"/>
+          </w:tcPr>
+          <w:p>
+            <w:r/>
+          </w:p>
+        </w:tc>
+        <w:tc>
+          <w:tcPr>
+            <w:tcW w:type="dxa" w:w="2556"/>
+          </w:tcPr>
+          <w:p>
+            <w:r/>
+          </w:p>
+        </w:tc>
+        <w:tc>
+          <w:tcPr>
+            <w:tcW w:type="dxa" w:w="2556"/>
+          </w:tcPr>
+          <w:p>
+            <w:r/>
+          </w:p>
+        </w:tc>
+        <w:tc>
+          <w:tcPr>
+            <w:tcW w:type="dxa" w:w="2556"/>
+          </w:tcPr>
+          <w:p>
+            <w:r/>
+          </w:p>
+        </w:tc>
+      </w:tr>
+    </w:tbl>
+    <w:p>
+      <w:pPr>
+        <w:pStyle w:val="Heading3"/>
+      </w:pPr>
+      <w:r>
+        <w:t>The step I completed without help, and the hint I needed</w:t>
+      </w:r>
+    </w:p>
+    <w:p>
+      <w:r>
+        <w:t>________________________________________________________________</w:t>
+      </w:r>
+    </w:p>
+    <w:p>
+      <w:r>
+        <w:t>________________________________________________________________</w:t>
+      </w:r>
+    </w:p>
+    <w:p>
+      <w:r>
+        <w:t>________________________________________________________________</w:t>
+      </w:r>
+    </w:p>
+    <w:p>
+      <w:pPr>
+        <w:pStyle w:val="Heading1"/>
+      </w:pPr>
+      <w:r>
+        <w:t>03. Extra practice · Individual reasoning check</w:t>
+      </w:r>
+    </w:p>
+    <w:p>
+      <w:r>
+        <w:t>Keep this task’s inputs,rule and response together.</w:t>
+      </w:r>
+    </w:p>
+    <w:p>
+      <w:pPr>
+        <w:pStyle w:val="Heading2"/>
+      </w:pPr>
+      <w:r>
+        <w:t>Complete task and evidence</w:t>
+      </w:r>
+    </w:p>
+    <w:p>
+      <w:pPr>
+        <w:pStyle w:val="ListBullet"/>
+      </w:pPr>
+      <w:r>
+        <w:t>Use the worked case for Writing results and limitations. Proposed explanation: “The worked result establishes every future case”. Decide whether this explanation is supported. Point to the step or supplied fact that decides; explain your repair if needed.</w:t>
+      </w:r>
+    </w:p>
+    <w:p>
+      <w:pPr>
+        <w:pStyle w:val="Heading3"/>
+      </w:pPr>
+      <w:r>
+        <w:t>My explanation before partner discussion</w:t>
+      </w:r>
+    </w:p>
+    <w:p>
+      <w:r>
+        <w:t>________________________________________________________________</w:t>
+      </w:r>
+    </w:p>
+    <w:p>
+      <w:r>
+        <w:t>________________________________________________________________</w:t>
+      </w:r>
+    </w:p>
+    <w:p>
+      <w:r>
+        <w:t>________________________________________________________________</w:t>
+      </w:r>
+    </w:p>
+    <w:p>
+      <w:r>
+        <w:t>________________________________________________________________</w:t>
+      </w:r>
+    </w:p>
+    <w:p>
+      <w:pPr>
+        <w:pStyle w:val="Heading1"/>
+      </w:pPr>
+      <w:r>
+        <w:t>08. Reference · Earlier W4 response copy</w:t>
+      </w:r>
+    </w:p>
+    <w:p>
+      <w:r>
+        <w:t>Keep this task’s inputs,rule and response together.</w:t>
+      </w:r>
+    </w:p>
+    <w:p>
+      <w:pPr>
+        <w:pStyle w:val="Heading2"/>
+      </w:pPr>
+      <w:r>
+        <w:t>Complete task and evidence</w:t>
+      </w:r>
+    </w:p>
+    <w:p>
+      <w:pPr>
+        <w:pStyle w:val="ListBullet"/>
+      </w:pPr>
+      <w:r>
+        <w:t>Candidate 10/15, baseline 9/15; no timings measured. Write result and two limits.</w:t>
+      </w:r>
+    </w:p>
+    <w:p>
+      <w:pPr>
+        <w:pStyle w:val="Heading3"/>
+      </w:pPr>
+      <w:r>
+        <w:t>My reasoning and evidence</w:t>
+      </w:r>
+    </w:p>
+    <w:p>
+      <w:r>
+        <w:t>________________________________________________________________</w:t>
+      </w:r>
+    </w:p>
+    <w:p>
+      <w:r>
+        <w:t>________________________________________________________________</w:t>
+      </w:r>
+    </w:p>
+    <w:p>
+      <w:r>
+        <w:t>________________________________________________________________</w:t>
+      </w:r>
+    </w:p>
+    <w:p>
+      <w:r>
+        <w:t>________________________________________________________________</w:t>
+      </w:r>
+    </w:p>
+    <w:p>
+      <w:r>
+        <w:t>________________________________________________________________</w:t>
+      </w:r>
+    </w:p>
+    <w:p>
+      <w:r>
+        <w:t>________________________________________________________________</w:t>
+      </w:r>
+    </w:p>
+    <w:p>
+      <w:r>
+        <w:t>________________________________________________________________</w:t>
+      </w:r>
+    </w:p>
+    <w:p>
+      <w:r>
+        <w:t>________________________________________________________________</w:t>
+      </w:r>
+    </w:p>
+    <w:p>
+      <w:pPr>
+        <w:pStyle w:val="Heading1"/>
+      </w:pPr>
+      <w:r>
+        <w:t>12. Extra practice · Pictured case</w:t>
+      </w:r>
+    </w:p>
+    <w:p>
+      <w:r>
+        <w:t>Keep this task’s inputs,rule and response together.</w:t>
+      </w:r>
+    </w:p>
+    <w:p>
+      <w:pPr>
+        <w:pStyle w:val="Heading2"/>
+      </w:pPr>
+      <w:r>
+        <w:t>Complete task and evidence</w:t>
+      </w:r>
+    </w:p>
+    <w:p>
+      <w:r>
+        <w:drawing>
+          <wp:inline xmlns:a="http://schemas.openxmlformats.org/drawingml/2006/main" xmlns:pic="http://schemas.openxmlformats.org/drawingml/2006/picture">
+            <wp:extent cx="5486400" cy="2992582"/>
+            <wp:docPr id="1" name="Picture 1" descr="Main pass counts are A eight of twelve and B nine of twelve. Separate supported-answer counts are A nine of twelve and B ten of twelve. Each supplied comparison gains one of twelve, approximately eight point three three three percentage points. No user learning or timings were measured."/>
+            <wp:cNvGraphicFramePr>
+              <a:graphicFrameLocks noChangeAspect="1"/>
+            </wp:cNvGraphicFramePr>
+            <a:graphic>
+              <a:graphicData uri="http://schemas.openxmlformats.org/drawingml/2006/picture">
+                <pic:pic>
+                  <pic:nvPicPr>
+                    <pic:cNvPr id="0" name="ai-7-31-scoped-results.png"/>
+                    <pic:cNvPicPr/>
+                  </pic:nvPicPr>
+                  <pic:blipFill>
+                    <a:blip r:embed="rId9"/>
+                    <a:stretch>
+                      <a:fillRect/>
+                    </a:stretch>
+                  </pic:blipFill>
+                  <pic:spPr>
+                    <a:xfrm>
+                      <a:off x="0" y="0"/>
+                      <a:ext cx="5486400" cy="2992582"/>
+                    </a:xfrm>
+                    <a:prstGeom prst="rect"/>
+                  </pic:spPr>
+                </pic:pic>
+              </a:graphicData>
+            </a:graphic>
+          </wp:inline>
+        </w:drawing>
+      </w:r>
+    </w:p>
+    <w:p>
+      <w:pPr>
+        <w:pStyle w:val="ListBullet"/>
+      </w:pPr>
+      <w:r>
         <w:t>Write results without enlarging them. A fictional study evaluates answer support on twelve fixed questions from one approved collection.</w:t>
       </w:r>
     </w:p>
     <w:p>
       <w:pPr>
-        <w:spacing w:line="336" w:lineRule="auto" w:after="180"/>
-      </w:pPr>
-      <w:r>
-        <w:rPr>
-          <w:b w:val="0"/>
-        </w:rPr>
+        <w:pStyle w:val="ListBullet"/>
+      </w:pPr>
+      <w:r>
         <w:t>A supports 9/12 answers; B supports 10/12. No user learning outcomes are recorded.</w:t>
       </w:r>
     </w:p>
@@ -1179,7 +1368,7 @@
         <w:drawing>
           <wp:inline xmlns:a="http://schemas.openxmlformats.org/drawingml/2006/main" xmlns:pic="http://schemas.openxmlformats.org/drawingml/2006/picture">
             <wp:extent cx="5486400" cy="2641600"/>
-            <wp:docPr id="1" name="Picture 1" descr="Supported answers in one collection"/>
+            <wp:docPr id="2" name="Picture 2" descr="Supported answers in one collection"/>
             <wp:cNvGraphicFramePr>
               <a:graphicFrameLocks noChangeAspect="1"/>
             </wp:cNvGraphicFramePr>
@@ -1191,7 +1380,7 @@
                     <pic:cNvPicPr/>
                   </pic:nvPicPr>
                   <pic:blipFill>
-                    <a:blip r:embed="rId9"/>
+                    <a:blip r:embed="rId10"/>
                     <a:stretch>
                       <a:fillRect/>
                     </a:stretch>
@@ -1215,7 +1404,7 @@
         <w:drawing>
           <wp:inline xmlns:a="http://schemas.openxmlformats.org/drawingml/2006/main" xmlns:pic="http://schemas.openxmlformats.org/drawingml/2006/picture">
             <wp:extent cx="5486400" cy="5185229"/>
-            <wp:docPr id="2" name="Picture 2" descr="Writing results and limitations. Report the observation: A is 75%; B is about 83.3%, a one-case improvement.. Link to the method: Name the collection, rubric and twelve-case denominator.. State limits: Do not infer that children learn more from this answer-support measure."/>
+            <wp:docPr id="3" name="Picture 3" descr="Writing results and limitations. Report the observation: A is 75%; B is about 83.3%, a one-case improvement.. Link to the method: Name the collection, rubric and twelve-case denominator.. State limits: Do not infer that children learn more from this answer-support measure."/>
             <wp:cNvGraphicFramePr>
               <a:graphicFrameLocks noChangeAspect="1"/>
             </wp:cNvGraphicFramePr>
@@ -1227,7 +1416,7 @@
                     <pic:cNvPicPr/>
                   </pic:nvPicPr>
                   <pic:blipFill>
-                    <a:blip r:embed="rId10"/>
+                    <a:blip r:embed="rId11"/>
                     <a:stretch>
                       <a:fillRect/>
                     </a:stretch>
@@ -1248,26 +1437,10 @@
     </w:p>
     <w:p>
       <w:pPr>
-        <w:spacing w:line="336" w:lineRule="auto" w:after="180"/>
-        <w:shd w:fill="F5F1FB"/>
-      </w:pPr>
-      <w:r>
-        <w:rPr>
-          <w:b w:val="0"/>
-        </w:rPr>
-        <w:t xml:space="preserve">Compute the supported-answer rates for 9/12 and 10/12. What actual outcome was measured, and why is a claim that every student becomes smarter outside this </w:t>
-      </w:r>
-      <w:r>
-        <w:rPr>
-          <w:b/>
-        </w:rPr>
-        <w:t>evidence</w:t>
-      </w:r>
-      <w:r>
-        <w:rPr>
-          <w:b w:val="0"/>
-        </w:rPr>
-        <w:t>?</w:t>
+        <w:pStyle w:val="ListBullet"/>
+      </w:pPr>
+      <w:r>
+        <w:t>Compute the supported-answer rates for 9/12 and 10/12. What actual outcome was measured, and why is a claim that every student becomes smarter outside this evidence?</w:t>
       </w:r>
     </w:p>
     <w:p>
@@ -1310,56 +1483,18 @@
     </w:p>
     <w:p>
       <w:pPr>
-        <w:pStyle w:val="Heading3"/>
-      </w:pPr>
-      <w:r>
-        <w:t>Record the help used</w:t>
-      </w:r>
-    </w:p>
-    <w:p>
-      <w:pPr>
-        <w:spacing w:line="336" w:lineRule="auto" w:after="180"/>
-        <w:shd w:fill="F1F6F8"/>
-      </w:pPr>
-      <w:r>
-        <w:rPr>
-          <w:b w:val="0"/>
-        </w:rPr>
-        <w:t xml:space="preserve">Support used: alone / hint / worked example. This record is practice </w:t>
-      </w:r>
-      <w:r>
-        <w:rPr>
-          <w:b/>
-        </w:rPr>
-        <w:t>evidence</w:t>
-      </w:r>
-      <w:r>
-        <w:rPr>
-          <w:b w:val="0"/>
-        </w:rPr>
-        <w:t>.</w:t>
-      </w:r>
-    </w:p>
-    <w:p>
-      <w:pPr>
-        <w:spacing w:line="336" w:lineRule="auto" w:after="180"/>
-      </w:pPr>
-      <w:r>
-        <w:rPr>
-          <w:b w:val="0"/>
-        </w:rPr>
-        <w:t>Project connection: For the Reproducible AI Research Study, retain an annotated worked trace and the changed-case reasoning.</w:t>
-      </w:r>
-    </w:p>
-    <w:p>
-      <w:pPr>
-        <w:spacing w:line="336" w:lineRule="auto" w:after="180"/>
-      </w:pPr>
-      <w:r>
-        <w:rPr>
-          <w:b w:val="0"/>
-        </w:rPr>
-        <w:t>Connect the claim to its records, units and assumptions so another investigator can challenge or reproduce it.</w:t>
+        <w:pStyle w:val="ListBullet"/>
+      </w:pPr>
+      <w:r>
+        <w:t>Support used: alone / hint / worked example. This record is practice evidence.</w:t>
+      </w:r>
+    </w:p>
+    <w:p>
+      <w:pPr>
+        <w:pStyle w:val="ListBullet"/>
+      </w:pPr>
+      <w:r>
+        <w:t>Project connection: For the Reproducible AI Research Study, retain an annotated worked trace and the changed-case reasoning. Connect the claim to its records, units and assumptions so another investigator can challenge or reproduce it.</w:t>
       </w:r>
     </w:p>
     <w:p>
@@ -1367,56 +1502,43 @@
         <w:pStyle w:val="Heading1"/>
       </w:pPr>
       <w:r>
-        <w:t>13. Project portfolio milestone</w:t>
-      </w:r>
-    </w:p>
-    <w:p>
-      <w:r>
-        <w:t>Keep this week’s input, deciding step, result and limit together in the Reproducible AI Research Study record.</w:t>
-      </w:r>
-    </w:p>
-    <w:p>
-      <w:pPr>
-        <w:spacing w:line="336" w:lineRule="auto" w:after="180"/>
-      </w:pPr>
-      <w:r>
-        <w:rPr>
-          <w:b w:val="0"/>
-        </w:rPr>
+        <w:t>13. Reference · Project milestone</w:t>
+      </w:r>
+    </w:p>
+    <w:p>
+      <w:r>
+        <w:t>Keep this task’s inputs,rule and response together.</w:t>
+      </w:r>
+    </w:p>
+    <w:p>
+      <w:pPr>
+        <w:pStyle w:val="Heading2"/>
+      </w:pPr>
+      <w:r>
+        <w:t>Complete task and evidence</w:t>
+      </w:r>
+    </w:p>
+    <w:p>
+      <w:pPr>
+        <w:pStyle w:val="ListBullet"/>
+      </w:pPr>
+      <w:r>
         <w:t>Project: Reproducible AI Research Study</w:t>
       </w:r>
     </w:p>
     <w:p>
       <w:pPr>
-        <w:spacing w:line="336" w:lineRule="auto" w:after="180"/>
-      </w:pPr>
-      <w:r>
-        <w:rPr>
-          <w:b w:val="0"/>
-        </w:rPr>
-        <w:t xml:space="preserve">Current milestone: Present and defend. Demonstrate the system, explain one failure and justify the next improvement with </w:t>
-      </w:r>
-      <w:r>
-        <w:rPr>
-          <w:b/>
-        </w:rPr>
-        <w:t>evidence</w:t>
-      </w:r>
-      <w:r>
-        <w:rPr>
-          <w:b w:val="0"/>
-        </w:rPr>
-        <w:t>.</w:t>
-      </w:r>
-    </w:p>
-    <w:p>
-      <w:pPr>
-        <w:spacing w:line="336" w:lineRule="auto" w:after="180"/>
-      </w:pPr>
-      <w:r>
-        <w:rPr>
-          <w:b w:val="0"/>
-        </w:rPr>
+        <w:pStyle w:val="ListBullet"/>
+      </w:pPr>
+      <w:r>
+        <w:t>Current milestone: Present and defend. Demonstrate the system, explain one failure and justify the next improvement with evidence.</w:t>
+      </w:r>
+    </w:p>
+    <w:p>
+      <w:pPr>
+        <w:pStyle w:val="ListBullet"/>
+      </w:pPr>
+      <w:r>
         <w:t>For the Reproducible AI Research Study, retain an annotated worked trace and the changed-case reasoning. Connect the claim to its records, units and assumptions so another investigator can challenge or reproduce it.</w:t>
       </w:r>
     </w:p>
@@ -1574,12 +1696,444 @@
         <w:pStyle w:val="Heading1"/>
       </w:pPr>
       <w:r>
-        <w:t>14. Supported practice and learning evidence</w:t>
-      </w:r>
-    </w:p>
-    <w:p>
-      <w:r>
-        <w:t>Try the supported questions before comparing with hints and feedback. Record what you repaired and the evidence you retained.</w:t>
+        <w:t>14. Extra practice · Predict,check and repair</w:t>
+      </w:r>
+    </w:p>
+    <w:p>
+      <w:r>
+        <w:t>Keep supported feedback separate from the independent case.</w:t>
+      </w:r>
+    </w:p>
+    <w:p>
+      <w:pPr>
+        <w:pStyle w:val="Heading2"/>
+      </w:pPr>
+      <w:r>
+        <w:t>First supported question and optional hint</w:t>
+      </w:r>
+    </w:p>
+    <w:p>
+      <w:pPr>
+        <w:pStyle w:val="ListBullet"/>
+      </w:pPr>
+      <w:r>
+        <w:t>Write results without enlarging them. A fictional study evaluates answer support on twelve fixed questions from one approved collection.</w:t>
+      </w:r>
+    </w:p>
+    <w:p>
+      <w:pPr>
+        <w:pStyle w:val="Heading3"/>
+      </w:pPr>
+      <w:r>
+        <w:t>Practice 1: explain the deciding evidence</w:t>
+      </w:r>
+    </w:p>
+    <w:p>
+      <w:pPr>
+        <w:pStyle w:val="ListBullet"/>
+      </w:pPr>
+      <w:r>
+        <w:t>Which labelled step matches this detail? Do not infer that children learn more from this answer-support measure.</w:t>
+      </w:r>
+    </w:p>
+    <w:p>
+      <w:pPr>
+        <w:pStyle w:val="ListBullet"/>
+      </w:pPr>
+      <w:r>
+        <w:t>1. Report the observation</w:t>
+      </w:r>
+    </w:p>
+    <w:p>
+      <w:pPr>
+        <w:pStyle w:val="ListBullet"/>
+      </w:pPr>
+      <w:r>
+        <w:t>2. Link to the method</w:t>
+      </w:r>
+    </w:p>
+    <w:p>
+      <w:pPr>
+        <w:pStyle w:val="ListBullet"/>
+      </w:pPr>
+      <w:r>
+        <w:t>3. State limits</w:t>
+      </w:r>
+    </w:p>
+    <w:p>
+      <w:pPr>
+        <w:pStyle w:val="Heading3"/>
+      </w:pPr>
+      <w:r>
+        <w:t>My selected conclusion, deciding fact and explanation</w:t>
+      </w:r>
+    </w:p>
+    <w:p>
+      <w:r>
+        <w:t>________________________________________________________________</w:t>
+      </w:r>
+    </w:p>
+    <w:p>
+      <w:r>
+        <w:t>________________________________________________________________</w:t>
+      </w:r>
+    </w:p>
+    <w:p>
+      <w:r>
+        <w:t>________________________________________________________________</w:t>
+      </w:r>
+    </w:p>
+    <w:p>
+      <w:r>
+        <w:t>________________________________________________________________</w:t>
+      </w:r>
+    </w:p>
+    <w:p>
+      <w:r>
+        <w:t>________________________________________________________________</w:t>
+      </w:r>
+    </w:p>
+    <w:p>
+      <w:pPr>
+        <w:pStyle w:val="ListBullet"/>
+      </w:pPr>
+      <w:r>
+        <w:t>Hint if needed: Read the steps in the pictorial case. Match the supplied detail to the stage that performs or records it.</w:t>
+      </w:r>
+    </w:p>
+    <w:p>
+      <w:pPr>
+        <w:pStyle w:val="Heading2"/>
+      </w:pPr>
+      <w:r>
+        <w:t>Check after the first attempt · reference / check after trying</w:t>
+      </w:r>
+    </w:p>
+    <w:p>
+      <w:pPr>
+        <w:spacing w:line="336" w:lineRule="auto" w:after="180"/>
+      </w:pPr>
+      <w:r>
+        <w:rPr>
+          <w:b w:val="0"/>
+        </w:rPr>
+        <w:t>After your attempt, compare with the supported explanation: State limits Do not infer that children learn more from this answer-support measure.</w:t>
+      </w:r>
+    </w:p>
+    <w:p>
+      <w:pPr>
+        <w:spacing w:line="336" w:lineRule="auto" w:after="180"/>
+      </w:pPr>
+      <w:r>
+        <w:rPr>
+          <w:b w:val="0"/>
+        </w:rPr>
+        <w:t>Results describe what was measured; limitations prevent substitution of a different outcome or population. A small descriptive improvement needs its scope attached.</w:t>
+      </w:r>
+    </w:p>
+    <w:p>
+      <w:pPr>
+        <w:pStyle w:val="Heading2"/>
+      </w:pPr>
+      <w:r>
+        <w:t>Changed-case question and optional hint</w:t>
+      </w:r>
+    </w:p>
+    <w:p>
+      <w:pPr>
+        <w:pStyle w:val="Heading3"/>
+      </w:pPr>
+      <w:r>
+        <w:t>Practice 2: explain the deciding evidence</w:t>
+      </w:r>
+    </w:p>
+    <w:p>
+      <w:pPr>
+        <w:pStyle w:val="ListBullet"/>
+      </w:pPr>
+      <w:r>
+        <w:t>Changed-case practice: Write "B makes every student smarter". Which conclusion is supported by the supplied facts?</w:t>
+      </w:r>
+    </w:p>
+    <w:p>
+      <w:pPr>
+        <w:pStyle w:val="ListBullet"/>
+      </w:pPr>
+      <w:r>
+        <w:t>1. We can decide the result without examining the changed input or the procedure.</w:t>
+      </w:r>
+    </w:p>
+    <w:p>
+      <w:pPr>
+        <w:pStyle w:val="ListBullet"/>
+      </w:pPr>
+      <w:r>
+        <w:t>2. This one example guarantees correct results for every future input.</w:t>
+      </w:r>
+    </w:p>
+    <w:p>
+      <w:pPr>
+        <w:pStyle w:val="ListBullet"/>
+      </w:pPr>
+      <w:r>
+        <w:t>3. Remove that sentence as unsupported by the study.</w:t>
+      </w:r>
+    </w:p>
+    <w:p>
+      <w:pPr>
+        <w:pStyle w:val="Heading3"/>
+      </w:pPr>
+      <w:r>
+        <w:t>My selected conclusion, deciding fact and explanation</w:t>
+      </w:r>
+    </w:p>
+    <w:p>
+      <w:r>
+        <w:t>________________________________________________________________</w:t>
+      </w:r>
+    </w:p>
+    <w:p>
+      <w:r>
+        <w:t>________________________________________________________________</w:t>
+      </w:r>
+    </w:p>
+    <w:p>
+      <w:r>
+        <w:t>________________________________________________________________</w:t>
+      </w:r>
+    </w:p>
+    <w:p>
+      <w:r>
+        <w:t>________________________________________________________________</w:t>
+      </w:r>
+    </w:p>
+    <w:p>
+      <w:r>
+        <w:t>________________________________________________________________</w:t>
+      </w:r>
+    </w:p>
+    <w:p>
+      <w:pPr>
+        <w:pStyle w:val="ListBullet"/>
+      </w:pPr>
+      <w:r>
+        <w:t>Hint if needed: Use the changed condition and the deciding step in the pictorial trace. The answer must say what follows from those facts.</w:t>
+      </w:r>
+    </w:p>
+    <w:p>
+      <w:pPr>
+        <w:pStyle w:val="Heading2"/>
+      </w:pPr>
+      <w:r>
+        <w:t>Check after the changed attempt · reference / check after trying</w:t>
+      </w:r>
+    </w:p>
+    <w:p>
+      <w:pPr>
+        <w:spacing w:line="336" w:lineRule="auto" w:after="180"/>
+      </w:pPr>
+      <w:r>
+        <w:rPr>
+          <w:b w:val="0"/>
+        </w:rPr>
+        <w:t>After your attempt, compare with the supported explanation: Remove that sentence as unsupported by the study. The measured unit was answers, not student understanding or intelligence.</w:t>
+      </w:r>
+    </w:p>
+    <w:p>
+      <w:pPr>
+        <w:pStyle w:val="Heading2"/>
+      </w:pPr>
+      <w:r>
+        <w:t>Repair and retain the record</w:t>
+      </w:r>
+    </w:p>
+    <w:p>
+      <w:pPr>
+        <w:spacing w:line="336" w:lineRule="auto" w:after="180"/>
+      </w:pPr>
+      <w:r>
+        <w:rPr>
+          <w:b w:val="0"/>
+        </w:rPr>
+        <w:t xml:space="preserve">Review Writing the methods section (ai-7/30). Goal: Explain the </w:t>
+      </w:r>
+      <w:r>
+        <w:rPr>
+          <w:b/>
+        </w:rPr>
+        <w:t>mechanism</w:t>
+      </w:r>
+      <w:r>
+        <w:rPr>
+          <w:b w:val="0"/>
+        </w:rPr>
+        <w:t xml:space="preserve"> and terminology of writing the methods section. Short practice: Apply the inclusive four-character rule to oak, pine and willow.</w:t>
+      </w:r>
+    </w:p>
+    <w:p>
+      <w:pPr>
+        <w:spacing w:line="336" w:lineRule="auto" w:after="180"/>
+      </w:pPr>
+      <w:r>
+        <w:rPr>
+          <w:b w:val="0"/>
+        </w:rPr>
+        <w:t>Which label changes under greater-than-four, and what method detail allows another team to reproduce the distinction?. Return to this week and explain what you changed.</w:t>
+      </w:r>
+    </w:p>
+    <w:p>
+      <w:pPr>
+        <w:spacing w:line="336" w:lineRule="auto" w:after="180"/>
+      </w:pPr>
+      <w:r>
+        <w:rPr>
+          <w:b w:val="0"/>
+        </w:rPr>
+        <w:t xml:space="preserve">Review Negative results and claim revision (ai-7/28). Goal: Explain the </w:t>
+      </w:r>
+      <w:r>
+        <w:rPr>
+          <w:b/>
+        </w:rPr>
+        <w:t>mechanism</w:t>
+      </w:r>
+      <w:r>
+        <w:rPr>
+          <w:b w:val="0"/>
+        </w:rPr>
+        <w:t xml:space="preserve"> and terminology of negative results and claim revision. Short practice: Does a 6/8 tie support the </w:t>
+      </w:r>
+      <w:r>
+        <w:rPr>
+          <w:b/>
+        </w:rPr>
+        <w:t>prediction</w:t>
+      </w:r>
+      <w:r>
+        <w:rPr>
+          <w:b w:val="0"/>
+        </w:rPr>
+        <w:t xml:space="preserve"> that B scores higher?</w:t>
+      </w:r>
+    </w:p>
+    <w:p>
+      <w:pPr>
+        <w:spacing w:line="336" w:lineRule="auto" w:after="180"/>
+      </w:pPr>
+      <w:r>
+        <w:rPr>
+          <w:b w:val="0"/>
+        </w:rPr>
+        <w:t>Explain why one newly selected favourable demonstration does not replace the original result or prove equivalence.. Return to this week and explain what you changed.</w:t>
+      </w:r>
+    </w:p>
+    <w:p>
+      <w:pPr>
+        <w:spacing w:line="336" w:lineRule="auto" w:after="180"/>
+      </w:pPr>
+      <w:r>
+        <w:rPr>
+          <w:b w:val="0"/>
+        </w:rPr>
+        <w:t xml:space="preserve">Review Running the primary experiment (ai-7/25). Goal: Explain the </w:t>
+      </w:r>
+      <w:r>
+        <w:rPr>
+          <w:b/>
+        </w:rPr>
+        <w:t>mechanism</w:t>
+      </w:r>
+      <w:r>
+        <w:rPr>
+          <w:b w:val="0"/>
+        </w:rPr>
+        <w:t xml:space="preserve"> and terminology of running the primary experiment. Short practice: Compute A’s and B’s six-case counts and identify the cases that favour each.</w:t>
+      </w:r>
+    </w:p>
+    <w:p>
+      <w:pPr>
+        <w:spacing w:line="336" w:lineRule="auto" w:after="180"/>
+      </w:pPr>
+      <w:r>
+        <w:rPr>
+          <w:b w:val="0"/>
+        </w:rPr>
+        <w:t>How must a B revision tuned on case four be labelled when evaluated again on the same set?. Return to this week and explain what you changed.</w:t>
+      </w:r>
+    </w:p>
+    <w:p>
+      <w:pPr>
+        <w:spacing w:line="336" w:lineRule="auto" w:after="180"/>
+      </w:pPr>
+      <w:r>
+        <w:rPr>
+          <w:b w:val="0"/>
+        </w:rPr>
+        <w:t xml:space="preserve">Use Download completed work in the hosted lesson to export your answers, reflections, practice feedback and code-run </w:t>
+      </w:r>
+      <w:r>
+        <w:rPr>
+          <w:b/>
+        </w:rPr>
+        <w:t>evidence</w:t>
+      </w:r>
+      <w:r>
+        <w:rPr>
+          <w:b w:val="0"/>
+        </w:rPr>
+        <w:t>. Open the HTML copy to read or print it.</w:t>
+      </w:r>
+    </w:p>
+    <w:p>
+      <w:pPr>
+        <w:spacing w:line="336" w:lineRule="auto" w:after="180"/>
+      </w:pPr>
+      <w:r>
+        <w:rPr>
+          <w:b w:val="0"/>
+        </w:rPr>
+        <w:t>Drafts stay in this browser when storage is available; clear drafts on a shared device.</w:t>
+      </w:r>
+    </w:p>
+    <w:p>
+      <w:pPr>
+        <w:pStyle w:val="Heading3"/>
+      </w:pPr>
+      <w:r>
+        <w:t>What I repaired, the evidence I kept and the next test</w:t>
+      </w:r>
+    </w:p>
+    <w:p>
+      <w:r>
+        <w:t>________________________________________________________________</w:t>
+      </w:r>
+    </w:p>
+    <w:p>
+      <w:r>
+        <w:t>________________________________________________________________</w:t>
+      </w:r>
+    </w:p>
+    <w:p>
+      <w:r>
+        <w:t>________________________________________________________________</w:t>
+      </w:r>
+    </w:p>
+    <w:p>
+      <w:r>
+        <w:t>________________________________________________________________</w:t>
+      </w:r>
+    </w:p>
+    <w:p>
+      <w:r>
+        <w:t>________________________________________________________________</w:t>
+      </w:r>
+    </w:p>
+    <w:p>
+      <w:pPr>
+        <w:pStyle w:val="Heading2"/>
+      </w:pPr>
+      <w:r>
+        <w:t>Earlier wording, alternatives and picture transcripts · reference / check after trying</w:t>
       </w:r>
     </w:p>
     <w:p>
@@ -1595,74 +2149,10 @@
     </w:p>
     <w:p>
       <w:pPr>
-        <w:spacing w:line="336" w:lineRule="auto" w:after="180"/>
-      </w:pPr>
-      <w:r>
-        <w:rPr>
-          <w:b w:val="0"/>
-        </w:rPr>
-        <w:t>Write results without enlarging them. A fictional study evaluates answer support on twelve fixed questions from one approved collection.</w:t>
-      </w:r>
-    </w:p>
-    <w:p>
-      <w:pPr>
         <w:pStyle w:val="Heading3"/>
       </w:pPr>
       <w:r>
-        <w:t>Practice 1: explain the deciding evidence</w:t>
-      </w:r>
-    </w:p>
-    <w:p>
-      <w:pPr>
-        <w:spacing w:line="336" w:lineRule="auto" w:after="180"/>
-      </w:pPr>
-      <w:r>
-        <w:rPr>
-          <w:b w:val="0"/>
-        </w:rPr>
-        <w:t>Which labelled step matches this detail? Do not infer that children learn more from this answer-support measure.</w:t>
-      </w:r>
-    </w:p>
-    <w:p>
-      <w:pPr>
-        <w:spacing w:line="336" w:lineRule="auto" w:after="180"/>
-        <w:shd w:fill="F4F9FC"/>
-      </w:pPr>
-      <w:r>
-        <w:rPr>
-          <w:b w:val="0"/>
-        </w:rPr>
-        <w:t xml:space="preserve">1. Report the </w:t>
-      </w:r>
-      <w:r>
-        <w:rPr>
-          <w:b/>
-        </w:rPr>
-        <w:t>observation</w:t>
-      </w:r>
-    </w:p>
-    <w:p>
-      <w:pPr>
-        <w:spacing w:line="336" w:lineRule="auto" w:after="180"/>
-        <w:shd w:fill="F4F9FC"/>
-      </w:pPr>
-      <w:r>
-        <w:rPr>
-          <w:b w:val="0"/>
-        </w:rPr>
-        <w:t>2. Link to the method</w:t>
-      </w:r>
-    </w:p>
-    <w:p>
-      <w:pPr>
-        <w:spacing w:line="336" w:lineRule="auto" w:after="180"/>
-        <w:shd w:fill="F4F9FC"/>
-      </w:pPr>
-      <w:r>
-        <w:rPr>
-          <w:b w:val="0"/>
-        </w:rPr>
-        <w:t>3. State limits</w:t>
+        <w:t>Repair a missing building block</w:t>
       </w:r>
     </w:p>
     <w:p>
@@ -1670,460 +2160,25 @@
         <w:pStyle w:val="Heading3"/>
       </w:pPr>
       <w:r>
-        <w:t>My selected conclusion, deciding fact and explanation</w:t>
-      </w:r>
-    </w:p>
-    <w:p>
-      <w:r>
-        <w:t>________________________________________________________________</w:t>
-      </w:r>
-    </w:p>
-    <w:p>
-      <w:r>
-        <w:t>________________________________________________________________</w:t>
-      </w:r>
-    </w:p>
-    <w:p>
-      <w:r>
-        <w:t>________________________________________________________________</w:t>
-      </w:r>
-    </w:p>
-    <w:p>
-      <w:r>
-        <w:t>________________________________________________________________</w:t>
-      </w:r>
-    </w:p>
-    <w:p>
-      <w:r>
-        <w:t>________________________________________________________________</w:t>
-      </w:r>
-    </w:p>
-    <w:p>
-      <w:pPr>
-        <w:pStyle w:val="Heading3"/>
-      </w:pPr>
-      <w:r>
-        <w:t>Hint · try first</w:t>
-      </w:r>
-    </w:p>
-    <w:p>
-      <w:pPr>
-        <w:spacing w:line="336" w:lineRule="auto" w:after="180"/>
-        <w:shd w:fill="F1F6F8"/>
-      </w:pPr>
-      <w:r>
-        <w:rPr>
-          <w:b w:val="0"/>
-        </w:rPr>
-        <w:t>Hint if needed: Read the steps in the pictorial case. Match the supplied detail to the stage that performs or records it.</w:t>
-      </w:r>
-    </w:p>
-    <w:p>
-      <w:pPr>
-        <w:pStyle w:val="Heading3"/>
-      </w:pPr>
-      <w:r>
-        <w:t>Feedback · compare after trying</w:t>
-      </w:r>
-    </w:p>
-    <w:p>
-      <w:pPr>
-        <w:spacing w:line="336" w:lineRule="auto" w:after="180"/>
-        <w:shd w:fill="F1F6FC"/>
-      </w:pPr>
-      <w:r>
-        <w:rPr>
-          <w:b w:val="0"/>
-        </w:rPr>
-        <w:t>After your attempt, compare with the supported explanation: State limits Do not infer that children learn more from this answer-support measure.</w:t>
-      </w:r>
-    </w:p>
-    <w:p>
-      <w:pPr>
-        <w:spacing w:line="336" w:lineRule="auto" w:after="180"/>
-        <w:shd w:fill="F1F6FC"/>
-      </w:pPr>
-      <w:r>
-        <w:rPr>
-          <w:b w:val="0"/>
-        </w:rPr>
-        <w:t>Results describe what was measured; limitations prevent substitution of a different outcome or population. A small descriptive improvement needs its scope attached.</w:t>
-      </w:r>
-    </w:p>
-    <w:p>
-      <w:pPr>
-        <w:pStyle w:val="Heading3"/>
-      </w:pPr>
-      <w:r>
-        <w:t>Practice 2: explain the deciding evidence</w:t>
-      </w:r>
-    </w:p>
-    <w:p>
-      <w:pPr>
-        <w:pStyle w:val="Heading3"/>
-      </w:pPr>
-      <w:r>
-        <w:t>Changed case · predict first</w:t>
-      </w:r>
-    </w:p>
-    <w:p>
-      <w:pPr>
-        <w:spacing w:line="336" w:lineRule="auto" w:after="180"/>
-        <w:shd w:fill="F5F1FB"/>
-      </w:pPr>
-      <w:r>
-        <w:rPr>
-          <w:b w:val="0"/>
-        </w:rPr>
-        <w:t>Changed-case practice: Write "B makes every student smarter". Which conclusion is supported by the supplied facts?</w:t>
-      </w:r>
-    </w:p>
-    <w:p>
-      <w:pPr>
-        <w:spacing w:line="336" w:lineRule="auto" w:after="180"/>
-        <w:shd w:fill="F4F9FC"/>
-      </w:pPr>
-      <w:r>
-        <w:rPr>
-          <w:b w:val="0"/>
-        </w:rPr>
-        <w:t xml:space="preserve">1. We can decide the result without examining the changed </w:t>
-      </w:r>
-      <w:r>
-        <w:rPr>
-          <w:b/>
-        </w:rPr>
-        <w:t>input</w:t>
-      </w:r>
-      <w:r>
-        <w:rPr>
-          <w:b w:val="0"/>
-        </w:rPr>
-        <w:t xml:space="preserve"> or the procedure.</w:t>
-      </w:r>
-    </w:p>
-    <w:p>
-      <w:pPr>
-        <w:spacing w:line="336" w:lineRule="auto" w:after="180"/>
-        <w:shd w:fill="F4F9FC"/>
-      </w:pPr>
-      <w:r>
-        <w:rPr>
-          <w:b w:val="0"/>
-        </w:rPr>
-        <w:t xml:space="preserve">2. This one example guarantees correct results for every future </w:t>
-      </w:r>
-      <w:r>
-        <w:rPr>
-          <w:b/>
-        </w:rPr>
-        <w:t>input</w:t>
-      </w:r>
-      <w:r>
-        <w:rPr>
-          <w:b w:val="0"/>
-        </w:rPr>
-        <w:t>.</w:t>
-      </w:r>
-    </w:p>
-    <w:p>
-      <w:pPr>
-        <w:spacing w:line="336" w:lineRule="auto" w:after="180"/>
-        <w:shd w:fill="F4F9FC"/>
-      </w:pPr>
-      <w:r>
-        <w:rPr>
-          <w:b w:val="0"/>
-        </w:rPr>
-        <w:t>3. Remove that sentence as unsupported by the study.</w:t>
-      </w:r>
-    </w:p>
-    <w:p>
-      <w:pPr>
-        <w:pStyle w:val="Heading3"/>
-      </w:pPr>
-      <w:r>
-        <w:t>My selected conclusion, deciding fact and explanation</w:t>
-      </w:r>
-    </w:p>
-    <w:p>
-      <w:r>
-        <w:t>________________________________________________________________</w:t>
-      </w:r>
-    </w:p>
-    <w:p>
-      <w:r>
-        <w:t>________________________________________________________________</w:t>
-      </w:r>
-    </w:p>
-    <w:p>
-      <w:r>
-        <w:t>________________________________________________________________</w:t>
-      </w:r>
-    </w:p>
-    <w:p>
-      <w:r>
-        <w:t>________________________________________________________________</w:t>
-      </w:r>
-    </w:p>
-    <w:p>
-      <w:r>
-        <w:t>________________________________________________________________</w:t>
-      </w:r>
-    </w:p>
-    <w:p>
-      <w:pPr>
-        <w:pStyle w:val="Heading3"/>
-      </w:pPr>
-      <w:r>
-        <w:t>Hint · try first</w:t>
-      </w:r>
-    </w:p>
-    <w:p>
-      <w:pPr>
-        <w:spacing w:line="336" w:lineRule="auto" w:after="180"/>
-        <w:shd w:fill="F1F6F8"/>
-      </w:pPr>
-      <w:r>
-        <w:rPr>
-          <w:b w:val="0"/>
-        </w:rPr>
-        <w:t>Hint if needed: Use the changed condition and the deciding step in the pictorial trace. The answer must say what follows from those facts.</w:t>
-      </w:r>
-    </w:p>
-    <w:p>
-      <w:pPr>
-        <w:pStyle w:val="Heading3"/>
-      </w:pPr>
-      <w:r>
-        <w:t>Feedback · compare after trying</w:t>
-      </w:r>
-    </w:p>
-    <w:p>
-      <w:pPr>
-        <w:spacing w:line="336" w:lineRule="auto" w:after="180"/>
-        <w:shd w:fill="F1F6FC"/>
-      </w:pPr>
-      <w:r>
-        <w:rPr>
-          <w:b w:val="0"/>
-        </w:rPr>
-        <w:t>After your attempt, compare with the supported explanation: Remove that sentence as unsupported by the study. The measured unit was answers, not student understanding or intelligence.</w:t>
-      </w:r>
-    </w:p>
-    <w:p>
-      <w:pPr>
-        <w:pStyle w:val="Heading3"/>
-      </w:pPr>
-      <w:r>
-        <w:t>Repair a missing building block</w:t>
-      </w:r>
-    </w:p>
-    <w:p>
-      <w:pPr>
-        <w:spacing w:line="336" w:lineRule="auto" w:after="180"/>
-      </w:pPr>
-      <w:r>
-        <w:rPr>
-          <w:b w:val="0"/>
-        </w:rPr>
-        <w:t xml:space="preserve">Review Writing the methods section (ai-7/30). Goal: Explain the </w:t>
-      </w:r>
-      <w:r>
-        <w:rPr>
-          <w:b/>
-        </w:rPr>
-        <w:t>mechanism</w:t>
-      </w:r>
-      <w:r>
-        <w:rPr>
-          <w:b w:val="0"/>
-        </w:rPr>
-        <w:t xml:space="preserve"> and terminology of writing the methods section. Short practice: Apply the inclusive four-character rule to oak, pine and willow.</w:t>
-      </w:r>
-    </w:p>
-    <w:p>
-      <w:pPr>
-        <w:spacing w:line="336" w:lineRule="auto" w:after="180"/>
-      </w:pPr>
-      <w:r>
-        <w:rPr>
-          <w:b w:val="0"/>
-        </w:rPr>
-        <w:t>Which label changes under greater-than-four, and what method detail allows another team to reproduce the distinction?. Return to this week and explain what you changed.</w:t>
-      </w:r>
-    </w:p>
-    <w:p>
-      <w:pPr>
-        <w:spacing w:line="336" w:lineRule="auto" w:after="180"/>
-      </w:pPr>
-      <w:r>
-        <w:rPr>
-          <w:b w:val="0"/>
-        </w:rPr>
-        <w:t xml:space="preserve">Review Negative results and claim revision (ai-7/28). Goal: Explain the </w:t>
-      </w:r>
-      <w:r>
-        <w:rPr>
-          <w:b/>
-        </w:rPr>
-        <w:t>mechanism</w:t>
-      </w:r>
-      <w:r>
-        <w:rPr>
-          <w:b w:val="0"/>
-        </w:rPr>
-        <w:t xml:space="preserve"> and terminology of negative results and claim revision. Short practice: Does a 6/8 tie support the </w:t>
-      </w:r>
-      <w:r>
-        <w:rPr>
-          <w:b/>
-        </w:rPr>
-        <w:t>prediction</w:t>
-      </w:r>
-      <w:r>
-        <w:rPr>
-          <w:b w:val="0"/>
-        </w:rPr>
-        <w:t xml:space="preserve"> that B scores higher?</w:t>
-      </w:r>
-    </w:p>
-    <w:p>
-      <w:pPr>
-        <w:spacing w:line="336" w:lineRule="auto" w:after="180"/>
-      </w:pPr>
-      <w:r>
-        <w:rPr>
-          <w:b w:val="0"/>
-        </w:rPr>
-        <w:t>Explain why one newly selected favourable demonstration does not replace the original result or prove equivalence.. Return to this week and explain what you changed.</w:t>
-      </w:r>
-    </w:p>
-    <w:p>
-      <w:pPr>
-        <w:spacing w:line="336" w:lineRule="auto" w:after="180"/>
-      </w:pPr>
-      <w:r>
-        <w:rPr>
-          <w:b w:val="0"/>
-        </w:rPr>
-        <w:t xml:space="preserve">Review Running the primary experiment (ai-7/25). Goal: Explain the </w:t>
-      </w:r>
-      <w:r>
-        <w:rPr>
-          <w:b/>
-        </w:rPr>
-        <w:t>mechanism</w:t>
-      </w:r>
-      <w:r>
-        <w:rPr>
-          <w:b w:val="0"/>
-        </w:rPr>
-        <w:t xml:space="preserve"> and terminology of running the primary experiment. Short practice: Compute A’s and B’s six-case counts and identify the cases that favour each.</w:t>
-      </w:r>
-    </w:p>
-    <w:p>
-      <w:pPr>
-        <w:spacing w:line="336" w:lineRule="auto" w:after="180"/>
-      </w:pPr>
-      <w:r>
-        <w:rPr>
-          <w:b w:val="0"/>
-        </w:rPr>
-        <w:t>How must a B revision tuned on case four be labelled when evaluated again on the same set?. Return to this week and explain what you changed.</w:t>
-      </w:r>
-    </w:p>
-    <w:p>
-      <w:pPr>
-        <w:pStyle w:val="Heading3"/>
-      </w:pPr>
-      <w:r>
         <w:t>Keep your completed work</w:t>
       </w:r>
     </w:p>
     <w:p>
       <w:pPr>
-        <w:spacing w:line="336" w:lineRule="auto" w:after="180"/>
-      </w:pPr>
-      <w:r>
-        <w:rPr>
-          <w:b w:val="0"/>
-        </w:rPr>
-        <w:t xml:space="preserve">Use Download completed work in the hosted lesson to export your answers, reflections, practice feedback and code-run </w:t>
-      </w:r>
-      <w:r>
-        <w:rPr>
-          <w:b/>
-        </w:rPr>
-        <w:t>evidence</w:t>
-      </w:r>
-      <w:r>
-        <w:rPr>
-          <w:b w:val="0"/>
-        </w:rPr>
-        <w:t>. Open the HTML copy to read or print it.</w:t>
-      </w:r>
-    </w:p>
-    <w:p>
-      <w:pPr>
-        <w:spacing w:line="336" w:lineRule="auto" w:after="180"/>
-      </w:pPr>
-      <w:r>
-        <w:rPr>
-          <w:b w:val="0"/>
-        </w:rPr>
-        <w:t>Drafts stay in this browser when storage is available; clear drafts on a shared device.</w:t>
-      </w:r>
-    </w:p>
-    <w:p>
-      <w:pPr>
-        <w:pStyle w:val="Heading3"/>
-      </w:pPr>
-      <w:r>
-        <w:t>What I repaired, the evidence I kept and the next test</w:t>
-      </w:r>
-    </w:p>
-    <w:p>
-      <w:r>
-        <w:t>________________________________________________________________</w:t>
-      </w:r>
-    </w:p>
-    <w:p>
-      <w:r>
-        <w:t>________________________________________________________________</w:t>
-      </w:r>
-    </w:p>
-    <w:p>
-      <w:r>
-        <w:t>________________________________________________________________</w:t>
-      </w:r>
-    </w:p>
-    <w:p>
-      <w:r>
-        <w:t>________________________________________________________________</w:t>
-      </w:r>
-    </w:p>
-    <w:p>
-      <w:r>
-        <w:t>________________________________________________________________</w:t>
-      </w:r>
-    </w:p>
-    <w:p>
-      <w:pPr>
         <w:pStyle w:val="Heading1"/>
       </w:pPr>
       <w:r>
-        <w:t>15. Visual concept journey</w:t>
-      </w:r>
-    </w:p>
-    <w:p>
-      <w:r>
-        <w:t>Explain each Writing results and limitations picture from its labels, then record a relevant limit.</w:t>
-      </w:r>
-    </w:p>
-    <w:p>
-      <w:pPr>
-        <w:pStyle w:val="Heading3"/>
+        <w:t>15. Reference · Six-picture response sheets</w:t>
+      </w:r>
+    </w:p>
+    <w:p>
+      <w:r>
+        <w:t>Choose the picture that helps explain the current step.</w:t>
+      </w:r>
+    </w:p>
+    <w:p>
+      <w:pPr>
+        <w:pStyle w:val="Heading2"/>
       </w:pPr>
       <w:r>
         <w:t>01. Writing results and limitations: the case</w:t>
@@ -2134,7 +2189,7 @@
         <w:drawing>
           <wp:inline xmlns:a="http://schemas.openxmlformats.org/drawingml/2006/main" xmlns:pic="http://schemas.openxmlformats.org/drawingml/2006/picture">
             <wp:extent cx="5486400" cy="2834640"/>
-            <wp:docPr id="3" name="Picture 3" descr="Write results without enlarging them. A fictional study evaluates answer support on twelve fixed questions from one approved collection. Supplied facts: A supports 9/12 answers; B supports 10/12. No user learning outcomes are recorded."/>
+            <wp:docPr id="4" name="Picture 4" descr="Write results without enlarging them. A fictional study evaluates answer support on twelve fixed questions from one approved collection. Supplied facts: A supports 9/12 answers; B supports 10/12. No user learning outcomes are recorded."/>
             <wp:cNvGraphicFramePr>
               <a:graphicFrameLocks noChangeAspect="1"/>
             </wp:cNvGraphicFramePr>
@@ -2146,7 +2201,7 @@
                     <pic:cNvPicPr/>
                   </pic:nvPicPr>
                   <pic:blipFill>
-                    <a:blip r:embed="rId11"/>
+                    <a:blip r:embed="rId12"/>
                     <a:stretch>
                       <a:fillRect/>
                     </a:stretch>
@@ -2190,7 +2245,6 @@
     <w:p>
       <w:pPr>
         <w:spacing w:line="336" w:lineRule="auto" w:after="180"/>
-        <w:shd w:fill="F5F1FB"/>
       </w:pPr>
       <w:r>
         <w:rPr>
@@ -2229,7 +2283,7 @@
     </w:p>
     <w:p>
       <w:pPr>
-        <w:pStyle w:val="Heading3"/>
+        <w:pStyle w:val="Heading2"/>
       </w:pPr>
       <w:r>
         <w:t>02. Follow the deciding steps</w:t>
@@ -2240,7 +2294,7 @@
         <w:drawing>
           <wp:inline xmlns:a="http://schemas.openxmlformats.org/drawingml/2006/main" xmlns:pic="http://schemas.openxmlformats.org/drawingml/2006/picture">
             <wp:extent cx="5486400" cy="3182112"/>
-            <wp:docPr id="4" name="Picture 4" descr="Report the observation: A is 75%; B is about 83.3%, a one-case improvement. → Link to the method: Name the collection, rubric and twelve-case denominator. → State limits: Do not infer that children learn more from this answer-support measure."/>
+            <wp:docPr id="5" name="Picture 5" descr="Report the observation: A is 75%; B is about 83.3%, a one-case improvement. → Link to the method: Name the collection, rubric and twelve-case denominator. → State limits: Do not infer that children learn more from this answer-support measure."/>
             <wp:cNvGraphicFramePr>
               <a:graphicFrameLocks noChangeAspect="1"/>
             </wp:cNvGraphicFramePr>
@@ -2252,7 +2306,7 @@
                     <pic:cNvPicPr/>
                   </pic:nvPicPr>
                   <pic:blipFill>
-                    <a:blip r:embed="rId12"/>
+                    <a:blip r:embed="rId13"/>
                     <a:stretch>
                       <a:fillRect/>
                     </a:stretch>
@@ -2297,7 +2351,6 @@
     <w:p>
       <w:pPr>
         <w:spacing w:line="336" w:lineRule="auto" w:after="180"/>
-        <w:shd w:fill="F5F1FB"/>
       </w:pPr>
       <w:r>
         <w:rPr>
@@ -2348,7 +2401,7 @@
     </w:p>
     <w:p>
       <w:pPr>
-        <w:pStyle w:val="Heading3"/>
+        <w:pStyle w:val="Heading2"/>
       </w:pPr>
       <w:r>
         <w:t>03. Supported answers in one collection</w:t>
@@ -2359,7 +2412,7 @@
         <w:drawing>
           <wp:inline xmlns:a="http://schemas.openxmlformats.org/drawingml/2006/main" xmlns:pic="http://schemas.openxmlformats.org/drawingml/2006/picture">
             <wp:extent cx="5486400" cy="2834640"/>
-            <wp:docPr id="5" name="Picture 5" descr="Supported answers in one collection. Units: supported answers out of 12. A: 9. B: 10."/>
+            <wp:docPr id="6" name="Picture 6" descr="Supported answers in one collection. Units: supported answers out of 12. A: 9. B: 10."/>
             <wp:cNvGraphicFramePr>
               <a:graphicFrameLocks noChangeAspect="1"/>
             </wp:cNvGraphicFramePr>
@@ -2371,7 +2424,7 @@
                     <pic:cNvPicPr/>
                   </pic:nvPicPr>
                   <pic:blipFill>
-                    <a:blip r:embed="rId13"/>
+                    <a:blip r:embed="rId14"/>
                     <a:stretch>
                       <a:fillRect/>
                     </a:stretch>
@@ -2404,7 +2457,6 @@
     <w:p>
       <w:pPr>
         <w:spacing w:line="336" w:lineRule="auto" w:after="180"/>
-        <w:shd w:fill="F5F1FB"/>
       </w:pPr>
       <w:r>
         <w:rPr>
@@ -2443,7 +2495,7 @@
     </w:p>
     <w:p>
       <w:pPr>
-        <w:pStyle w:val="Heading3"/>
+        <w:pStyle w:val="Heading2"/>
       </w:pPr>
       <w:r>
         <w:t>04. Change one thing. Trace what follows.</w:t>
@@ -2454,7 +2506,7 @@
         <w:drawing>
           <wp:inline xmlns:a="http://schemas.openxmlformats.org/drawingml/2006/main" xmlns:pic="http://schemas.openxmlformats.org/drawingml/2006/picture">
             <wp:extent cx="5486400" cy="3026664"/>
-            <wp:docPr id="6" name="Picture 6" descr="Original case: Do not infer that children learn more from this answer-support measure. Changed condition: Write &quot;B makes every student smarter&quot;. Expected result: Remove that sentence as unsupported by the study. Reason: The measured unit was answers, not student understanding or intelligence."/>
+            <wp:docPr id="7" name="Picture 7" descr="Original case: Do not infer that children learn more from this answer-support measure. Changed condition: Write &quot;B makes every student smarter&quot;. Expected result: Remove that sentence as unsupported by the study. Reason: The measured unit was answers, not student understanding or intelligence."/>
             <wp:cNvGraphicFramePr>
               <a:graphicFrameLocks noChangeAspect="1"/>
             </wp:cNvGraphicFramePr>
@@ -2466,7 +2518,7 @@
                     <pic:cNvPicPr/>
                   </pic:nvPicPr>
                   <pic:blipFill>
-                    <a:blip r:embed="rId14"/>
+                    <a:blip r:embed="rId15"/>
                     <a:stretch>
                       <a:fillRect/>
                     </a:stretch>
@@ -2510,7 +2562,6 @@
     <w:p>
       <w:pPr>
         <w:spacing w:line="336" w:lineRule="auto" w:after="180"/>
-        <w:shd w:fill="F5F1FB"/>
       </w:pPr>
       <w:r>
         <w:rPr>
@@ -2549,7 +2600,7 @@
     </w:p>
     <w:p>
       <w:pPr>
-        <w:pStyle w:val="Heading3"/>
+        <w:pStyle w:val="Heading2"/>
       </w:pPr>
       <w:r>
         <w:t>05. Connect the explanation to its limit</w:t>
@@ -2560,7 +2611,7 @@
         <w:drawing>
           <wp:inline xmlns:a="http://schemas.openxmlformats.org/drawingml/2006/main" xmlns:pic="http://schemas.openxmlformats.org/drawingml/2006/picture">
             <wp:extent cx="5486400" cy="2834640"/>
-            <wp:docPr id="7" name="Picture 7" descr="Results describe what was measured; limitations prevent substitution of a different outcome or population. A small descriptive improvement needs its scope attached. Limit: No significance or stable population effect is established; broader task and learner evidence would require another study."/>
+            <wp:docPr id="8" name="Picture 8" descr="Results describe what was measured; limitations prevent substitution of a different outcome or population. A small descriptive improvement needs its scope attached. Limit: No significance or stable population effect is established; broader task and learner evidence would require another study."/>
             <wp:cNvGraphicFramePr>
               <a:graphicFrameLocks noChangeAspect="1"/>
             </wp:cNvGraphicFramePr>
@@ -2572,7 +2623,7 @@
                     <pic:cNvPicPr/>
                   </pic:nvPicPr>
                   <pic:blipFill>
-                    <a:blip r:embed="rId15"/>
+                    <a:blip r:embed="rId16"/>
                     <a:stretch>
                       <a:fillRect/>
                     </a:stretch>
@@ -2628,7 +2679,6 @@
     <w:p>
       <w:pPr>
         <w:spacing w:line="336" w:lineRule="auto" w:after="180"/>
-        <w:shd w:fill="F5F1FB"/>
       </w:pPr>
       <w:r>
         <w:rPr>
@@ -2667,7 +2717,7 @@
     </w:p>
     <w:p>
       <w:pPr>
-        <w:pStyle w:val="Heading3"/>
+        <w:pStyle w:val="Heading2"/>
       </w:pPr>
       <w:r>
         <w:t>06. Make the idea visible in your project</w:t>
@@ -2678,7 +2728,7 @@
         <w:drawing>
           <wp:inline xmlns:a="http://schemas.openxmlformats.org/drawingml/2006/main" xmlns:pic="http://schemas.openxmlformats.org/drawingml/2006/picture">
             <wp:extent cx="5486400" cy="3681984"/>
-            <wp:docPr id="8" name="Picture 8" descr="For the Reproducible AI Research Study, retain an annotated worked trace and the changed-case reasoning. Connect the claim to its records, units and assumptions so another investigator can challenge or reproduce it. Draw your input, deciding step, result and limit. Supported question: Compute the supported-answer rates for 9/12 and 10/12. What actual outcome was measured, and why is a claim that every student becomes smarter outside this evidence?"/>
+            <wp:docPr id="9" name="Picture 9" descr="For the Reproducible AI Research Study, retain an annotated worked trace and the changed-case reasoning. Connect the claim to its records, units and assumptions so another investigator can challenge or reproduce it. Draw your input, deciding step, result and limit. Supported question: Compute the supported-answer rates for 9/12 and 10/12. What actual outcome was measured, and why is a claim that every student becomes smarter outside this evidence?"/>
             <wp:cNvGraphicFramePr>
               <a:graphicFrameLocks noChangeAspect="1"/>
             </wp:cNvGraphicFramePr>
@@ -2690,7 +2740,7 @@
                     <pic:cNvPicPr/>
                   </pic:nvPicPr>
                   <pic:blipFill>
-                    <a:blip r:embed="rId16"/>
+                    <a:blip r:embed="rId17"/>
                     <a:stretch>
                       <a:fillRect/>
                     </a:stretch>
@@ -2769,7 +2819,6 @@
     <w:p>
       <w:pPr>
         <w:spacing w:line="336" w:lineRule="auto" w:after="180"/>
-        <w:shd w:fill="F5F1FB"/>
       </w:pPr>
       <w:r>
         <w:rPr>
@@ -2816,6 +2865,62 @@
     <w:p>
       <w:r>
         <w:t>________________________________________________________________</w:t>
+      </w:r>
+    </w:p>
+    <w:p>
+      <w:pPr>
+        <w:pStyle w:val="Heading2"/>
+      </w:pPr>
+      <w:r>
+        <w:t>Earlier wording, alternatives and picture transcripts · reference / check after trying</w:t>
+      </w:r>
+    </w:p>
+    <w:p>
+      <w:pPr>
+        <w:pStyle w:val="Heading3"/>
+      </w:pPr>
+      <w:r>
+        <w:t>01. Writing results and limitations: the case</w:t>
+      </w:r>
+    </w:p>
+    <w:p>
+      <w:pPr>
+        <w:pStyle w:val="Heading3"/>
+      </w:pPr>
+      <w:r>
+        <w:t>02. Follow the deciding steps</w:t>
+      </w:r>
+    </w:p>
+    <w:p>
+      <w:pPr>
+        <w:pStyle w:val="Heading3"/>
+      </w:pPr>
+      <w:r>
+        <w:t>03. Supported answers in one collection</w:t>
+      </w:r>
+    </w:p>
+    <w:p>
+      <w:pPr>
+        <w:pStyle w:val="Heading3"/>
+      </w:pPr>
+      <w:r>
+        <w:t>04. Change one thing. Trace what follows.</w:t>
+      </w:r>
+    </w:p>
+    <w:p>
+      <w:pPr>
+        <w:pStyle w:val="Heading3"/>
+      </w:pPr>
+      <w:r>
+        <w:t>05. Connect the explanation to its limit</w:t>
+      </w:r>
+    </w:p>
+    <w:p>
+      <w:pPr>
+        <w:pStyle w:val="Heading3"/>
+      </w:pPr>
+      <w:r>
+        <w:t>06. Make the idea visible in your project</w:t>
       </w:r>
     </w:p>
     <w:sectPr>
